--- a/docs/meetings/notes for 12 jan 2026.docx
+++ b/docs/meetings/notes for 12 jan 2026.docx
@@ -129,21 +129,7 @@
         <w:rPr>
           <w:rFonts w:ascii="Arial" w:hAnsi="Arial" w:cs="Arial"/>
         </w:rPr>
-        <w:t xml:space="preserve">Observed spills affected by EDM activation and other factors, news stories if </w:t>
-      </w:r>
-      <w:proofErr w:type="gramStart"/>
-      <w:r>
-        <w:rPr>
-          <w:rFonts w:ascii="Arial" w:hAnsi="Arial" w:cs="Arial"/>
-        </w:rPr>
-        <w:t>possible</w:t>
-      </w:r>
-      <w:proofErr w:type="gramEnd"/>
-      <w:r>
-        <w:rPr>
-          <w:rFonts w:ascii="Arial" w:hAnsi="Arial" w:cs="Arial"/>
-        </w:rPr>
-        <w:t xml:space="preserve"> at local level</w:t>
+        <w:t>Observed spills affected by EDM activation and other factors, news stories if possible at local level</w:t>
       </w:r>
     </w:p>
     <w:p>
@@ -168,21 +154,7 @@
         <w:rPr>
           <w:rFonts w:ascii="Arial" w:hAnsi="Arial" w:cs="Arial"/>
         </w:rPr>
-        <w:t xml:space="preserve"> sites like bathing waters and </w:t>
-      </w:r>
-      <w:proofErr w:type="gramStart"/>
-      <w:r>
-        <w:rPr>
-          <w:rFonts w:ascii="Arial" w:hAnsi="Arial" w:cs="Arial"/>
-        </w:rPr>
-        <w:t>SSSIs, and</w:t>
-      </w:r>
-      <w:proofErr w:type="gramEnd"/>
-      <w:r>
-        <w:rPr>
-          <w:rFonts w:ascii="Arial" w:hAnsi="Arial" w:cs="Arial"/>
-        </w:rPr>
-        <w:t xml:space="preserve"> possibly falsify where pressure groups were located. </w:t>
+        <w:t xml:space="preserve"> sites like bathing waters and SSSIs, and possibly falsify where pressure groups were located. </w:t>
       </w:r>
     </w:p>
     <w:p>
@@ -1485,25 +1457,7 @@
           <w:shd w:val="clear" w:color="auto" w:fill="FFFFFF"/>
         </w:rPr>
         <w:lastRenderedPageBreak/>
-        <w:t xml:space="preserve">Hydraulic constraints are inherited from historical network design and affect spill </w:t>
-      </w:r>
-      <w:proofErr w:type="gramStart"/>
-      <w:r>
-        <w:rPr>
-          <w:rFonts w:ascii="Arial" w:hAnsi="Arial" w:cs="Arial"/>
-          <w:color w:val="0F1115"/>
-          <w:shd w:val="clear" w:color="auto" w:fill="FFFFFF"/>
-        </w:rPr>
-        <w:t>probability, but</w:t>
-      </w:r>
-      <w:proofErr w:type="gramEnd"/>
-      <w:r>
-        <w:rPr>
-          <w:rFonts w:ascii="Arial" w:hAnsi="Arial" w:cs="Arial"/>
-          <w:color w:val="0F1115"/>
-          <w:shd w:val="clear" w:color="auto" w:fill="FFFFFF"/>
-        </w:rPr>
-        <w:t xml:space="preserve"> are not salient to modern buyers except via spill risk.</w:t>
+        <w:t>Hydraulic constraints are inherited from historical network design and affect spill probability, but are not salient to modern buyers except via spill risk.</w:t>
       </w:r>
     </w:p>
     <w:p>
@@ -1616,21 +1570,7 @@
         <w:rPr>
           <w:rFonts w:ascii="Arial" w:hAnsi="Arial" w:cs="Arial"/>
         </w:rPr>
-        <w:t xml:space="preserve">What </w:t>
-      </w:r>
-      <w:proofErr w:type="gramStart"/>
-      <w:r>
-        <w:rPr>
-          <w:rFonts w:ascii="Arial" w:hAnsi="Arial" w:cs="Arial"/>
-        </w:rPr>
-        <w:t>we can</w:t>
-      </w:r>
-      <w:proofErr w:type="gramEnd"/>
-      <w:r>
-        <w:rPr>
-          <w:rFonts w:ascii="Arial" w:hAnsi="Arial" w:cs="Arial"/>
-        </w:rPr>
-        <w:t xml:space="preserve"> get from the archives?</w:t>
+        <w:t>What we can get from the archives?</w:t>
       </w:r>
     </w:p>
     <w:p>
@@ -2439,23 +2379,7 @@
           <w:rFonts w:ascii="Arial" w:hAnsi="Arial" w:cs="Arial"/>
           <w:shd w:val="clear" w:color="auto" w:fill="FFFFFF"/>
         </w:rPr>
-        <w:t>Flatter gradients, notes like “tide affected”</w:t>
-      </w:r>
-      <w:proofErr w:type="gramStart"/>
-      <w:r>
-        <w:rPr>
-          <w:rFonts w:ascii="Arial" w:hAnsi="Arial" w:cs="Arial"/>
-          <w:shd w:val="clear" w:color="auto" w:fill="FFFFFF"/>
-        </w:rPr>
-        <w:t>/”backwater</w:t>
-      </w:r>
-      <w:proofErr w:type="gramEnd"/>
-      <w:r>
-        <w:rPr>
-          <w:rFonts w:ascii="Arial" w:hAnsi="Arial" w:cs="Arial"/>
-          <w:shd w:val="clear" w:color="auto" w:fill="FFFFFF"/>
-        </w:rPr>
-        <w:t>”, pipe shape changes, smaller pipes are all good candidates for more spills.</w:t>
+        <w:t>Flatter gradients, notes like “tide affected”/”backwater”, pipe shape changes, smaller pipes are all good candidates for more spills.</w:t>
       </w:r>
     </w:p>
     <w:p>
@@ -2897,7 +2821,7 @@
         <w:rPr>
           <w:rFonts w:ascii="Arial" w:hAnsi="Arial" w:cs="Arial"/>
         </w:rPr>
-        <w:t>https://www.drainageconsultantsltd.co.uk/services/drainage-gradients-falls/</w:t>
+        <w:t>https://www.drainageconsultantsltd.co.uk/services/drainage-gradients-fal</w:t>
       </w:r>
     </w:p>
     <w:p>

--- a/docs/meetings/notes for 12 jan 2026.docx
+++ b/docs/meetings/notes for 12 jan 2026.docx
@@ -2,6 +2,5369 @@
 <file path=word/document.xml><?xml version="1.0" encoding="utf-8"?>
 <w:document xmlns:wpc="http://schemas.microsoft.com/office/word/2010/wordprocessingCanvas" xmlns:cx="http://schemas.microsoft.com/office/drawing/2014/chartex" xmlns:cx1="http://schemas.microsoft.com/office/drawing/2015/9/8/chartex" xmlns:cx2="http://schemas.microsoft.com/office/drawing/2015/10/21/chartex" xmlns:cx3="http://schemas.microsoft.com/office/drawing/2016/5/9/chartex" xmlns:cx4="http://schemas.microsoft.com/office/drawing/2016/5/10/chartex" xmlns:cx5="http://schemas.microsoft.com/office/drawing/2016/5/11/chartex" xmlns:cx6="http://schemas.microsoft.com/office/drawing/2016/5/12/chartex" xmlns:cx7="http://schemas.microsoft.com/office/drawing/2016/5/13/chartex" xmlns:cx8="http://schemas.microsoft.com/office/drawing/2016/5/14/chartex" xmlns:mc="http://schemas.openxmlformats.org/markup-compatibility/2006" xmlns:aink="http://schemas.microsoft.com/office/drawing/2016/ink" xmlns:am3d="http://schemas.microsoft.com/office/drawing/2017/model3d" xmlns:o="urn:schemas-microsoft-com:office:office" xmlns:oel="http://schemas.microsoft.com/office/2019/extlst" xmlns:r="http://schemas.openxmlformats.org/officeDocument/2006/relationships" xmlns:m="http://schemas.openxmlformats.org/officeDocument/2006/math" xmlns:v="urn:schemas-microsoft-com:vml" xmlns:wp14="http://schemas.microsoft.com/office/word/2010/wordprocessingDrawing" xmlns:wp="http://schemas.openxmlformats.org/drawingml/2006/wordprocessingDrawing" xmlns:w10="urn:schemas-microsoft-com:office:word" xmlns:w="http://schemas.openxmlformats.org/wordprocessingml/2006/main" xmlns:w14="http://schemas.microsoft.com/office/word/2010/wordml" xmlns:w15="http://schemas.microsoft.com/office/word/2012/wordml" xmlns:w16cex="http://schemas.microsoft.com/office/word/2018/wordml/cex" xmlns:w16cid="http://schemas.microsoft.com/office/word/2016/wordml/cid" xmlns:w16="http://schemas.microsoft.com/office/word/2018/wordml" xmlns:w16du="http://schemas.microsoft.com/office/word/2023/wordml/word16du" xmlns:w16sdtdh="http://schemas.microsoft.com/office/word/2020/wordml/sdtdatahash" xmlns:w16sdtfl="http://schemas.microsoft.com/office/word/2024/wordml/sdtformatlock" xmlns:w16se="http://schemas.microsoft.com/office/word/2015/wordml/symex" xmlns:wpg="http://schemas.microsoft.com/office/word/2010/wordprocessingGroup" xmlns:wpi="http://schemas.microsoft.com/office/word/2010/wordprocessingInk" xmlns:wne="http://schemas.microsoft.com/office/word/2006/wordml" xmlns:wps="http://schemas.microsoft.com/office/word/2010/wordprocessingShape" mc:Ignorable="w14 w15 w16se w16cid w16 w16cex w16sdtdh w16sdtfl w16du wp14">
   <w:body>
+    <w:p>
+      <w:r>
+        <w:t xml:space="preserve">8000 WwTW catchment areas, </w:t>
+      </w:r>
+      <w:r>
+        <w:t>about 20,000 CSOs in England and Wales</w:t>
+      </w:r>
+    </w:p>
+    <w:p>
+      <w:r>
+        <w:t xml:space="preserve">About 2-3 per catchment area on average. </w:t>
+      </w:r>
+    </w:p>
+    <w:p>
+      <w:r>
+        <w:t xml:space="preserve">About 35,000 LSOAs in England and Wales so likely have just </w:t>
+      </w:r>
+      <w:r>
+        <w:t>&lt;1</w:t>
+      </w:r>
+      <w:r>
+        <w:t xml:space="preserve"> CSO on average per LSOA.</w:t>
+      </w:r>
+    </w:p>
+    <w:p/>
+    <w:p>
+      <w:pPr>
+        <w:pStyle w:val="NormalWeb"/>
+      </w:pPr>
+      <w:r>
+        <w:t>E</w:t>
+      </w:r>
+      <w:r>
+        <w:t xml:space="preserve">levation-based shares </w:t>
+      </w:r>
+      <w:r>
+        <w:t>are</w:t>
+      </w:r>
+      <w:r>
+        <w:t xml:space="preserve"> a </w:t>
+      </w:r>
+      <w:r>
+        <w:rPr>
+          <w:rStyle w:val="Strong"/>
+          <w:rFonts w:eastAsiaTheme="majorEastAsia"/>
+        </w:rPr>
+        <w:t>vulnerability proxy</w:t>
+      </w:r>
+      <w:r>
+        <w:t>, treat it as “topographic susceptibility”, not “capacity”.</w:t>
+      </w:r>
+      <w:r>
+        <w:t xml:space="preserve"> Cam also u</w:t>
+      </w:r>
+      <w:r>
+        <w:t>se something monotone and interpretable, e.g.</w:t>
+      </w:r>
+    </w:p>
+    <w:p>
+      <w:pPr>
+        <w:pStyle w:val="NormalWeb"/>
+        <w:numPr>
+          <w:ilvl w:val="0"/>
+          <w:numId w:val="18"/>
+        </w:numPr>
+      </w:pPr>
+      <m:oMath>
+        <m:sSub>
+          <m:sSubPr>
+            <m:ctrlPr>
+              <w:rPr>
+                <w:rFonts w:ascii="Cambria Math" w:hAnsi="Cambria Math"/>
+              </w:rPr>
+            </m:ctrlPr>
+          </m:sSubPr>
+          <m:e>
+            <m:r>
+              <w:rPr>
+                <w:rFonts w:ascii="Cambria Math" w:hAnsi="Cambria Math"/>
+              </w:rPr>
+              <m:t>s</m:t>
+            </m:r>
+          </m:e>
+          <m:sub>
+            <m:r>
+              <w:rPr>
+                <w:rFonts w:ascii="Cambria Math" w:hAnsi="Cambria Math"/>
+              </w:rPr>
+              <m:t>jc</m:t>
+            </m:r>
+          </m:sub>
+        </m:sSub>
+        <m:r>
+          <w:rPr>
+            <w:rFonts w:ascii="Cambria Math" w:hAnsi="Cambria Math"/>
+          </w:rPr>
+          <m:t>∝</m:t>
+        </m:r>
+        <m:r>
+          <m:rPr>
+            <m:sty m:val="p"/>
+          </m:rPr>
+          <w:rPr>
+            <w:rFonts w:ascii="Cambria Math" w:hAnsi="Cambria Math"/>
+          </w:rPr>
+          <m:t>max</m:t>
+        </m:r>
+        <m:r>
+          <w:rPr>
+            <w:rFonts w:ascii="Cambria Math" w:hAnsi="Cambria Math"/>
+          </w:rPr>
+          <m:t>⁡(0,Ele</m:t>
+        </m:r>
+        <m:sSub>
+          <m:sSubPr>
+            <m:ctrlPr>
+              <w:rPr>
+                <w:rFonts w:ascii="Cambria Math" w:hAnsi="Cambria Math"/>
+              </w:rPr>
+            </m:ctrlPr>
+          </m:sSubPr>
+          <m:e>
+            <m:r>
+              <w:rPr>
+                <w:rFonts w:ascii="Cambria Math" w:hAnsi="Cambria Math"/>
+              </w:rPr>
+              <m:t>v</m:t>
+            </m:r>
+          </m:e>
+          <m:sub>
+            <m:r>
+              <w:rPr>
+                <w:rFonts w:ascii="Cambria Math" w:hAnsi="Cambria Math"/>
+              </w:rPr>
+              <m:t>WWTW(c)</m:t>
+            </m:r>
+          </m:sub>
+        </m:sSub>
+        <m:r>
+          <w:rPr>
+            <w:rFonts w:ascii="Cambria Math" w:hAnsi="Cambria Math"/>
+          </w:rPr>
+          <m:t>-Ele</m:t>
+        </m:r>
+        <m:sSub>
+          <m:sSubPr>
+            <m:ctrlPr>
+              <w:rPr>
+                <w:rFonts w:ascii="Cambria Math" w:hAnsi="Cambria Math"/>
+              </w:rPr>
+            </m:ctrlPr>
+          </m:sSubPr>
+          <m:e>
+            <m:r>
+              <w:rPr>
+                <w:rFonts w:ascii="Cambria Math" w:hAnsi="Cambria Math"/>
+              </w:rPr>
+              <m:t>v</m:t>
+            </m:r>
+          </m:e>
+          <m:sub>
+            <m:r>
+              <w:rPr>
+                <w:rFonts w:ascii="Cambria Math" w:hAnsi="Cambria Math"/>
+              </w:rPr>
+              <m:t>CSO(j)</m:t>
+            </m:r>
+          </m:sub>
+        </m:sSub>
+        <m:r>
+          <w:rPr>
+            <w:rFonts w:ascii="Cambria Math" w:hAnsi="Cambria Math"/>
+          </w:rPr>
+          <m:t>)</m:t>
+        </m:r>
+      </m:oMath>
+      <w:r>
+        <w:t>(i.e., “how far below works elevation”)</w:t>
+      </w:r>
+    </w:p>
+    <w:p>
+      <w:pPr>
+        <w:pStyle w:val="NormalWeb"/>
+        <w:numPr>
+          <w:ilvl w:val="0"/>
+          <w:numId w:val="18"/>
+        </w:numPr>
+      </w:pPr>
+      <w:r>
+        <w:t>or “low-point score” within catchment (e.g., percentile rank of CSO elevation within catchment)</w:t>
+      </w:r>
+    </w:p>
+    <w:p>
+      <w:pPr>
+        <w:pStyle w:val="NormalWeb"/>
+        <w:numPr>
+          <w:ilvl w:val="0"/>
+          <w:numId w:val="18"/>
+        </w:numPr>
+      </w:pPr>
+      <w:r>
+        <w:t xml:space="preserve">then normalize within catchment: </w:t>
+      </w:r>
+      <m:oMath>
+        <m:sSub>
+          <m:sSubPr>
+            <m:ctrlPr>
+              <w:rPr>
+                <w:rFonts w:ascii="Cambria Math" w:hAnsi="Cambria Math"/>
+              </w:rPr>
+            </m:ctrlPr>
+          </m:sSubPr>
+          <m:e>
+            <m:r>
+              <w:rPr>
+                <w:rFonts w:ascii="Cambria Math" w:hAnsi="Cambria Math"/>
+              </w:rPr>
+              <m:t>s</m:t>
+            </m:r>
+          </m:e>
+          <m:sub>
+            <m:r>
+              <w:rPr>
+                <w:rFonts w:ascii="Cambria Math" w:hAnsi="Cambria Math"/>
+              </w:rPr>
+              <m:t>jc</m:t>
+            </m:r>
+          </m:sub>
+        </m:sSub>
+        <m:r>
+          <w:rPr>
+            <w:rFonts w:ascii="Cambria Math" w:hAnsi="Cambria Math"/>
+          </w:rPr>
+          <m:t>=scor</m:t>
+        </m:r>
+        <m:sSub>
+          <m:sSubPr>
+            <m:ctrlPr>
+              <w:rPr>
+                <w:rFonts w:ascii="Cambria Math" w:hAnsi="Cambria Math"/>
+              </w:rPr>
+            </m:ctrlPr>
+          </m:sSubPr>
+          <m:e>
+            <m:r>
+              <w:rPr>
+                <w:rFonts w:ascii="Cambria Math" w:hAnsi="Cambria Math"/>
+              </w:rPr>
+              <m:t>e</m:t>
+            </m:r>
+          </m:e>
+          <m:sub>
+            <m:r>
+              <w:rPr>
+                <w:rFonts w:ascii="Cambria Math" w:hAnsi="Cambria Math"/>
+              </w:rPr>
+              <m:t>jc</m:t>
+            </m:r>
+          </m:sub>
+        </m:sSub>
+        <m:r>
+          <m:rPr>
+            <m:sty m:val="p"/>
+          </m:rPr>
+          <w:rPr>
+            <w:rFonts w:ascii="Cambria Math" w:hAnsi="Cambria Math"/>
+          </w:rPr>
+          <m:t>/</m:t>
+        </m:r>
+        <m:nary>
+          <m:naryPr>
+            <m:chr m:val="∑"/>
+            <m:limLoc m:val="subSup"/>
+            <m:grow m:val="1"/>
+            <m:supHide m:val="1"/>
+            <m:ctrlPr>
+              <w:rPr>
+                <w:rFonts w:ascii="Cambria Math" w:hAnsi="Cambria Math"/>
+              </w:rPr>
+            </m:ctrlPr>
+          </m:naryPr>
+          <m:sub>
+            <m:r>
+              <w:rPr>
+                <w:rFonts w:ascii="Cambria Math" w:hAnsi="Cambria Math"/>
+              </w:rPr>
+              <m:t>k∈c</m:t>
+            </m:r>
+          </m:sub>
+          <m:sup/>
+          <m:e>
+            <m:r>
+              <w:rPr>
+                <w:rFonts w:ascii="Cambria Math" w:hAnsi="Cambria Math"/>
+              </w:rPr>
+              <m:t>scor</m:t>
+            </m:r>
+          </m:e>
+        </m:nary>
+        <m:sSub>
+          <m:sSubPr>
+            <m:ctrlPr>
+              <w:rPr>
+                <w:rFonts w:ascii="Cambria Math" w:hAnsi="Cambria Math"/>
+              </w:rPr>
+            </m:ctrlPr>
+          </m:sSubPr>
+          <m:e>
+            <m:r>
+              <w:rPr>
+                <w:rFonts w:ascii="Cambria Math" w:hAnsi="Cambria Math"/>
+              </w:rPr>
+              <m:t>e</m:t>
+            </m:r>
+          </m:e>
+          <m:sub>
+            <m:r>
+              <w:rPr>
+                <w:rFonts w:ascii="Cambria Math" w:hAnsi="Cambria Math"/>
+              </w:rPr>
+              <m:t>kc</m:t>
+            </m:r>
+          </m:sub>
+        </m:sSub>
+      </m:oMath>
+    </w:p>
+    <w:p>
+      <w:pPr>
+        <w:pStyle w:val="NormalWeb"/>
+        <w:numPr>
+          <w:ilvl w:val="0"/>
+          <w:numId w:val="18"/>
+        </w:numPr>
+      </w:pPr>
+      <w:r>
+        <w:t>elevation score + imperviousness</w:t>
+      </w:r>
+      <w:r>
+        <w:t>/soil</w:t>
+      </w:r>
+      <w:r>
+        <w:t xml:space="preserve"> around CSO</w:t>
+      </w:r>
+    </w:p>
+    <w:p>
+      <w:pPr>
+        <w:pStyle w:val="NormalWeb"/>
+        <w:numPr>
+          <w:ilvl w:val="0"/>
+          <w:numId w:val="18"/>
+        </w:numPr>
+      </w:pPr>
+      <w:r>
+        <w:t>elevation score + distance to WwTW / pumping dependence</w:t>
+      </w:r>
+    </w:p>
+    <w:p>
+      <w:pPr>
+        <w:pStyle w:val="NormalWeb"/>
+        <w:ind w:left="360"/>
+      </w:pPr>
+    </w:p>
+    <w:p>
+      <w:pPr>
+        <w:pStyle w:val="NormalWeb"/>
+      </w:pPr>
+      <w:r>
+        <w:t xml:space="preserve">This keeps shares </w:t>
+      </w:r>
+      <w:r>
+        <w:rPr>
+          <w:rStyle w:val="Strong"/>
+          <w:rFonts w:eastAsiaTheme="majorEastAsia"/>
+        </w:rPr>
+        <w:t>predetermined</w:t>
+      </w:r>
+      <w:r>
+        <w:t xml:space="preserve"> and available for all CSOs.</w:t>
+      </w:r>
+    </w:p>
+    <w:p/>
+    <w:p/>
+    <w:p/>
+    <w:p/>
+    <w:p>
+      <w:pPr>
+        <w:spacing w:before="100" w:beforeAutospacing="1" w:after="100" w:afterAutospacing="1"/>
+        <w:outlineLvl w:val="0"/>
+        <w:rPr>
+          <w:b/>
+          <w:bCs/>
+          <w:kern w:val="36"/>
+          <w:sz w:val="48"/>
+          <w:szCs w:val="48"/>
+        </w:rPr>
+      </w:pPr>
+      <w:r>
+        <w:rPr>
+          <w:b/>
+          <w:bCs/>
+          <w:kern w:val="36"/>
+          <w:sz w:val="48"/>
+          <w:szCs w:val="48"/>
+        </w:rPr>
+        <w:t>Bartik Design Space: Shares, Shifts, and Unit of Analysis</w:t>
+      </w:r>
+    </w:p>
+    <w:p>
+      <w:r>
+        <w:rPr>
+          <w:noProof/>
+          <w14:ligatures w14:val="standardContextual"/>
+        </w:rPr>
+        <w:pict w14:anchorId="428C881F">
+          <v:rect id="_x0000_i1046" alt="" style="width:451.3pt;height:.05pt;mso-width-percent:0;mso-height-percent:0;mso-width-percent:0;mso-height-percent:0" o:hralign="center" o:hrstd="t" o:hr="t" fillcolor="#a0a0a0" stroked="f"/>
+        </w:pict>
+      </w:r>
+    </w:p>
+    <w:p>
+      <w:pPr>
+        <w:spacing w:before="100" w:beforeAutospacing="1" w:after="100" w:afterAutospacing="1"/>
+        <w:outlineLvl w:val="1"/>
+        <w:rPr>
+          <w:b/>
+          <w:bCs/>
+          <w:sz w:val="36"/>
+          <w:szCs w:val="36"/>
+        </w:rPr>
+      </w:pPr>
+      <w:r>
+        <w:rPr>
+          <w:b/>
+          <w:bCs/>
+          <w:sz w:val="36"/>
+          <w:szCs w:val="36"/>
+        </w:rPr>
+        <w:t>FRAMING: TWO IDENTIFICATION PATHS AND WHAT THEY REQUIRE</w:t>
+      </w:r>
+    </w:p>
+    <w:p>
+      <w:pPr>
+        <w:spacing w:before="100" w:beforeAutospacing="1" w:after="100" w:afterAutospacing="1"/>
+      </w:pPr>
+      <w:r>
+        <w:t>Before evaluating candidates, the fundamental choice is which identification path to take:</w:t>
+      </w:r>
+    </w:p>
+    <w:p>
+      <w:r>
+        <w:t xml:space="preserve">&lt;br&gt; </w:t>
+      </w:r>
+    </w:p>
+    <w:tbl>
+      <w:tblPr>
+        <w:tblW w:w="0" w:type="auto"/>
+        <w:tblCellSpacing w:w="15" w:type="dxa"/>
+        <w:tblCellMar>
+          <w:top w:w="15" w:type="dxa"/>
+          <w:left w:w="15" w:type="dxa"/>
+          <w:bottom w:w="15" w:type="dxa"/>
+          <w:right w:w="15" w:type="dxa"/>
+        </w:tblCellMar>
+        <w:tblLook w:val="04A0" w:firstRow="1" w:lastRow="0" w:firstColumn="1" w:lastColumn="0" w:noHBand="0" w:noVBand="1"/>
+      </w:tblPr>
+      <w:tblGrid>
+        <w:gridCol w:w="2016"/>
+        <w:gridCol w:w="3142"/>
+        <w:gridCol w:w="3868"/>
+      </w:tblGrid>
+      <w:tr>
+        <w:trPr>
+          <w:tblHeader/>
+          <w:tblCellSpacing w:w="15" w:type="dxa"/>
+        </w:trPr>
+        <w:tc>
+          <w:tcPr>
+            <w:tcW w:w="0" w:type="auto"/>
+            <w:vAlign w:val="center"/>
+            <w:hideMark/>
+          </w:tcPr>
+          <w:p/>
+        </w:tc>
+        <w:tc>
+          <w:tcPr>
+            <w:tcW w:w="0" w:type="auto"/>
+            <w:vAlign w:val="center"/>
+            <w:hideMark/>
+          </w:tcPr>
+          <w:p>
+            <w:pPr>
+              <w:jc w:val="center"/>
+              <w:rPr>
+                <w:b/>
+                <w:bCs/>
+              </w:rPr>
+            </w:pPr>
+            <w:r>
+              <w:rPr>
+                <w:b/>
+                <w:bCs/>
+              </w:rPr>
+              <w:t>GSP (Share exogeneity)</w:t>
+            </w:r>
+          </w:p>
+        </w:tc>
+        <w:tc>
+          <w:tcPr>
+            <w:tcW w:w="0" w:type="auto"/>
+            <w:vAlign w:val="center"/>
+            <w:hideMark/>
+          </w:tcPr>
+          <w:p>
+            <w:pPr>
+              <w:jc w:val="center"/>
+              <w:rPr>
+                <w:b/>
+                <w:bCs/>
+              </w:rPr>
+            </w:pPr>
+            <w:r>
+              <w:rPr>
+                <w:b/>
+                <w:bCs/>
+              </w:rPr>
+              <w:t>BHJ (Shock exogeneity)</w:t>
+            </w:r>
+          </w:p>
+        </w:tc>
+      </w:tr>
+      <w:tr>
+        <w:trPr>
+          <w:tblCellSpacing w:w="15" w:type="dxa"/>
+        </w:trPr>
+        <w:tc>
+          <w:tcPr>
+            <w:tcW w:w="0" w:type="auto"/>
+            <w:vAlign w:val="center"/>
+            <w:hideMark/>
+          </w:tcPr>
+          <w:p>
+            <w:r>
+              <w:rPr>
+                <w:b/>
+                <w:bCs/>
+              </w:rPr>
+              <w:t>Key assumption</w:t>
+            </w:r>
+          </w:p>
+        </w:tc>
+        <w:tc>
+          <w:tcPr>
+            <w:tcW w:w="0" w:type="auto"/>
+            <w:vAlign w:val="center"/>
+            <w:hideMark/>
+          </w:tcPr>
+          <w:p>
+            <w:r>
+              <w:t>Shares s_{jh} are as-good-as-randomly assigned</w:t>
+            </w:r>
+          </w:p>
+        </w:tc>
+        <w:tc>
+          <w:tcPr>
+            <w:tcW w:w="0" w:type="auto"/>
+            <w:vAlign w:val="center"/>
+            <w:hideMark/>
+          </w:tcPr>
+          <w:p>
+            <w:r>
+              <w:t>Shocks g_{ht} are as-good-as-randomly assigned across units</w:t>
+            </w:r>
+          </w:p>
+        </w:tc>
+      </w:tr>
+      <w:tr>
+        <w:trPr>
+          <w:tblCellSpacing w:w="15" w:type="dxa"/>
+        </w:trPr>
+        <w:tc>
+          <w:tcPr>
+            <w:tcW w:w="0" w:type="auto"/>
+            <w:vAlign w:val="center"/>
+            <w:hideMark/>
+          </w:tcPr>
+          <w:p>
+            <w:r>
+              <w:rPr>
+                <w:b/>
+                <w:bCs/>
+              </w:rPr>
+              <w:t>What can be endogenous</w:t>
+            </w:r>
+          </w:p>
+        </w:tc>
+        <w:tc>
+          <w:tcPr>
+            <w:tcW w:w="0" w:type="auto"/>
+            <w:vAlign w:val="center"/>
+            <w:hideMark/>
+          </w:tcPr>
+          <w:p>
+            <w:r>
+              <w:t>Shocks</w:t>
+            </w:r>
+          </w:p>
+        </w:tc>
+        <w:tc>
+          <w:tcPr>
+            <w:tcW w:w="0" w:type="auto"/>
+            <w:vAlign w:val="center"/>
+            <w:hideMark/>
+          </w:tcPr>
+          <w:p>
+            <w:r>
+              <w:t>Shares</w:t>
+            </w:r>
+          </w:p>
+        </w:tc>
+      </w:tr>
+      <w:tr>
+        <w:trPr>
+          <w:tblCellSpacing w:w="15" w:type="dxa"/>
+        </w:trPr>
+        <w:tc>
+          <w:tcPr>
+            <w:tcW w:w="0" w:type="auto"/>
+            <w:vAlign w:val="center"/>
+            <w:hideMark/>
+          </w:tcPr>
+          <w:p>
+            <w:r>
+              <w:rPr>
+                <w:b/>
+                <w:bCs/>
+              </w:rPr>
+              <w:t>Standard errors</w:t>
+            </w:r>
+          </w:p>
+        </w:tc>
+        <w:tc>
+          <w:tcPr>
+            <w:tcW w:w="0" w:type="auto"/>
+            <w:vAlign w:val="center"/>
+            <w:hideMark/>
+          </w:tcPr>
+          <w:p>
+            <w:r>
+              <w:t>Cluster at unit level</w:t>
+            </w:r>
+          </w:p>
+        </w:tc>
+        <w:tc>
+          <w:tcPr>
+            <w:tcW w:w="0" w:type="auto"/>
+            <w:vAlign w:val="center"/>
+            <w:hideMark/>
+          </w:tcPr>
+          <w:p>
+            <w:r>
+              <w:t>Cluster at shock level (ssaggregate command)</w:t>
+            </w:r>
+          </w:p>
+        </w:tc>
+      </w:tr>
+      <w:tr>
+        <w:trPr>
+          <w:tblCellSpacing w:w="15" w:type="dxa"/>
+        </w:trPr>
+        <w:tc>
+          <w:tcPr>
+            <w:tcW w:w="0" w:type="auto"/>
+            <w:vAlign w:val="center"/>
+            <w:hideMark/>
+          </w:tcPr>
+          <w:p>
+            <w:r>
+              <w:rPr>
+                <w:b/>
+                <w:bCs/>
+              </w:rPr>
+              <w:t>Balance test</w:t>
+            </w:r>
+          </w:p>
+        </w:tc>
+        <w:tc>
+          <w:tcPr>
+            <w:tcW w:w="0" w:type="auto"/>
+            <w:vAlign w:val="center"/>
+            <w:hideMark/>
+          </w:tcPr>
+          <w:p>
+            <w:r>
+              <w:t>Do shares predict pre-period outcomes?</w:t>
+            </w:r>
+          </w:p>
+        </w:tc>
+        <w:tc>
+          <w:tcPr>
+            <w:tcW w:w="0" w:type="auto"/>
+            <w:vAlign w:val="center"/>
+            <w:hideMark/>
+          </w:tcPr>
+          <w:p>
+            <w:r>
+              <w:t>Do shocks correlate with unit-level baseline chars?</w:t>
+            </w:r>
+          </w:p>
+        </w:tc>
+      </w:tr>
+      <w:tr>
+        <w:trPr>
+          <w:tblCellSpacing w:w="15" w:type="dxa"/>
+        </w:trPr>
+        <w:tc>
+          <w:tcPr>
+            <w:tcW w:w="0" w:type="auto"/>
+            <w:vAlign w:val="center"/>
+            <w:hideMark/>
+          </w:tcPr>
+          <w:p>
+            <w:r>
+              <w:rPr>
+                <w:b/>
+                <w:bCs/>
+              </w:rPr>
+              <w:lastRenderedPageBreak/>
+              <w:t>Your setting favours</w:t>
+            </w:r>
+          </w:p>
+        </w:tc>
+        <w:tc>
+          <w:tcPr>
+            <w:tcW w:w="0" w:type="auto"/>
+            <w:vAlign w:val="center"/>
+            <w:hideMark/>
+          </w:tcPr>
+          <w:p>
+            <w:r>
+              <w:rPr>
+                <w:rFonts w:ascii="Segoe UI Symbol" w:hAnsi="Segoe UI Symbol" w:cs="Segoe UI Symbol"/>
+              </w:rPr>
+              <w:t>✓</w:t>
+            </w:r>
+            <w:r>
+              <w:t xml:space="preserve"> Shares are Victorian engineering facts</w:t>
+            </w:r>
+          </w:p>
+        </w:tc>
+        <w:tc>
+          <w:tcPr>
+            <w:tcW w:w="0" w:type="auto"/>
+            <w:vAlign w:val="center"/>
+            <w:hideMark/>
+          </w:tcPr>
+          <w:p>
+            <w:r>
+              <w:rPr>
+                <w:rFonts w:ascii="Segoe UI Symbol" w:hAnsi="Segoe UI Symbol" w:cs="Segoe UI Symbol"/>
+              </w:rPr>
+              <w:t>✓</w:t>
+            </w:r>
+            <w:r>
+              <w:t xml:space="preserve"> Rainfall shocks are genuinely random</w:t>
+            </w:r>
+          </w:p>
+        </w:tc>
+      </w:tr>
+    </w:tbl>
+    <w:p>
+      <w:pPr>
+        <w:spacing w:before="100" w:beforeAutospacing="1" w:after="100" w:afterAutospacing="1"/>
+      </w:pPr>
+      <w:r>
+        <w:rPr>
+          <w:b/>
+          <w:bCs/>
+        </w:rPr>
+        <w:t>The good news:</w:t>
+      </w:r>
+      <w:r>
+        <w:t xml:space="preserve"> Your setting potentially satisfies </w:t>
+      </w:r>
+      <w:r>
+        <w:rPr>
+          <w:i/>
+          <w:iCs/>
+        </w:rPr>
+        <w:t>both</w:t>
+      </w:r>
+      <w:r>
+        <w:t xml:space="preserve"> simultaneously for different share/shock pairs. You should exploit this to run both approaches and show they give consistent β estimates.</w:t>
+      </w:r>
+    </w:p>
+    <w:p>
+      <w:r>
+        <w:rPr>
+          <w:noProof/>
+          <w14:ligatures w14:val="standardContextual"/>
+        </w:rPr>
+        <w:pict w14:anchorId="3C8CF9A4">
+          <v:rect id="_x0000_i1045" alt="" style="width:451.3pt;height:.05pt;mso-width-percent:0;mso-height-percent:0;mso-width-percent:0;mso-height-percent:0" o:hralign="center" o:hrstd="t" o:hr="t" fillcolor="#a0a0a0" stroked="f"/>
+        </w:pict>
+      </w:r>
+    </w:p>
+    <w:p>
+      <w:pPr>
+        <w:spacing w:before="100" w:beforeAutospacing="1" w:after="100" w:afterAutospacing="1"/>
+        <w:outlineLvl w:val="1"/>
+        <w:rPr>
+          <w:b/>
+          <w:bCs/>
+          <w:sz w:val="36"/>
+          <w:szCs w:val="36"/>
+        </w:rPr>
+      </w:pPr>
+      <w:r>
+        <w:rPr>
+          <w:b/>
+          <w:bCs/>
+          <w:sz w:val="36"/>
+          <w:szCs w:val="36"/>
+        </w:rPr>
+        <w:t>DIMENSION 1: CANDIDATE SHARES</w:t>
+      </w:r>
+    </w:p>
+    <w:p>
+      <w:pPr>
+        <w:spacing w:before="100" w:beforeAutospacing="1" w:after="100" w:afterAutospacing="1"/>
+      </w:pPr>
+      <w:r>
+        <w:t xml:space="preserve">The share s_{jh} captures </w:t>
+      </w:r>
+      <w:r>
+        <w:rPr>
+          <w:b/>
+          <w:bCs/>
+        </w:rPr>
+        <w:t>how much CSO j's spill intensity is structurally exposed to component h</w:t>
+      </w:r>
+      <w:r>
+        <w:t>. A good share is:</w:t>
+      </w:r>
+    </w:p>
+    <w:p>
+      <w:pPr>
+        <w:numPr>
+          <w:ilvl w:val="0"/>
+          <w:numId w:val="9"/>
+        </w:numPr>
+        <w:spacing w:before="100" w:beforeAutospacing="1" w:after="100" w:afterAutospacing="1"/>
+      </w:pPr>
+      <w:r>
+        <w:rPr>
+          <w:b/>
+          <w:bCs/>
+        </w:rPr>
+        <w:t>Predetermined</w:t>
+      </w:r>
+      <w:r>
+        <w:t xml:space="preserve"> — fixed before the study period and before modern house prices</w:t>
+      </w:r>
+    </w:p>
+    <w:p>
+      <w:pPr>
+        <w:numPr>
+          <w:ilvl w:val="0"/>
+          <w:numId w:val="9"/>
+        </w:numPr>
+        <w:spacing w:before="100" w:beforeAutospacing="1" w:after="100" w:afterAutospacing="1"/>
+      </w:pPr>
+      <w:r>
+        <w:rPr>
+          <w:b/>
+          <w:bCs/>
+        </w:rPr>
+        <w:t>Hydraulically meaningful</w:t>
+      </w:r>
+      <w:r>
+        <w:t xml:space="preserve"> — genuinely determines spill sensitivity</w:t>
+      </w:r>
+    </w:p>
+    <w:p>
+      <w:pPr>
+        <w:numPr>
+          <w:ilvl w:val="0"/>
+          <w:numId w:val="9"/>
+        </w:numPr>
+        <w:spacing w:before="100" w:beforeAutospacing="1" w:after="100" w:afterAutospacing="1"/>
+      </w:pPr>
+      <w:r>
+        <w:rPr>
+          <w:b/>
+          <w:bCs/>
+        </w:rPr>
+        <w:t>Measurable</w:t>
+      </w:r>
+      <w:r>
+        <w:t xml:space="preserve"> from available data</w:t>
+      </w:r>
+    </w:p>
+    <w:p>
+      <w:r>
+        <w:rPr>
+          <w:noProof/>
+          <w14:ligatures w14:val="standardContextual"/>
+        </w:rPr>
+        <w:pict w14:anchorId="0B971C0A">
+          <v:rect id="_x0000_i1044" alt="" style="width:451.3pt;height:.05pt;mso-width-percent:0;mso-height-percent:0;mso-width-percent:0;mso-height-percent:0" o:hralign="center" o:hrstd="t" o:hr="t" fillcolor="#a0a0a0" stroked="f"/>
+        </w:pict>
+      </w:r>
+    </w:p>
+    <w:p>
+      <w:pPr>
+        <w:spacing w:before="100" w:beforeAutospacing="1" w:after="100" w:afterAutospacing="1"/>
+        <w:outlineLvl w:val="2"/>
+        <w:rPr>
+          <w:b/>
+          <w:bCs/>
+          <w:sz w:val="27"/>
+          <w:szCs w:val="27"/>
+        </w:rPr>
+      </w:pPr>
+      <w:r>
+        <w:rPr>
+          <w:b/>
+          <w:bCs/>
+          <w:sz w:val="27"/>
+          <w:szCs w:val="27"/>
+        </w:rPr>
+        <w:t xml:space="preserve">Share A: Hydraulic Slack Deficit </w:t>
+      </w:r>
+      <w:r>
+        <w:rPr>
+          <w:rFonts w:ascii="Segoe UI Symbol" w:hAnsi="Segoe UI Symbol" w:cs="Segoe UI Symbol"/>
+          <w:b/>
+          <w:bCs/>
+          <w:sz w:val="27"/>
+          <w:szCs w:val="27"/>
+        </w:rPr>
+        <w:t>✓✓</w:t>
+      </w:r>
+      <w:r>
+        <w:rPr>
+          <w:b/>
+          <w:bCs/>
+          <w:sz w:val="27"/>
+          <w:szCs w:val="27"/>
+        </w:rPr>
+        <w:t xml:space="preserve"> RECOMMENDED PRIMARY</w:t>
+      </w:r>
+    </w:p>
+    <w:p>
+      <w:pPr>
+        <w:spacing w:before="100" w:beforeAutospacing="1" w:after="100" w:afterAutospacing="1"/>
+      </w:pPr>
+      <w:r>
+        <w:rPr>
+          <w:b/>
+          <w:bCs/>
+        </w:rPr>
+        <w:t>Definition:</w:t>
+      </w:r>
+    </w:p>
+    <w:p>
+      <w:pPr>
+        <w:spacing w:before="100" w:beforeAutospacing="1" w:after="100" w:afterAutospacing="1"/>
+      </w:pPr>
+      <w:r>
+        <w:t>s_{j,slack} = max(0, S_min - S_available,j) / normalisation</w:t>
+      </w:r>
+    </w:p>
+    <w:p>
+      <w:pPr>
+        <w:spacing w:before="100" w:beforeAutospacing="1" w:after="100" w:afterAutospacing="1"/>
+      </w:pPr>
+      <w:r>
+        <w:t>Where S_available,j = (z_CSO,j - z_WwTW,k) / L_network,j is the available gravity gradient and S_min ≈ 0.002 (1/500) is the minimum self-cleansing gradient.</w:t>
+      </w:r>
+    </w:p>
+    <w:p>
+      <w:pPr>
+        <w:spacing w:before="100" w:beforeAutospacing="1" w:after="100" w:afterAutospacing="1"/>
+      </w:pPr>
+      <w:r>
+        <w:rPr>
+          <w:b/>
+          <w:bCs/>
+        </w:rPr>
+        <w:t>Interpretation:</w:t>
+      </w:r>
+      <w:r>
+        <w:t xml:space="preserve"> The fraction by which CSO j's available hydraulic gradient falls short of the minimum needed for gravity conveyance. Zero for unconstrained CSOs; positive and increasing for increasingly constrained ones.</w:t>
+      </w:r>
+    </w:p>
+    <w:p>
+      <w:pPr>
+        <w:spacing w:before="100" w:beforeAutospacing="1" w:after="100" w:afterAutospacing="1"/>
+      </w:pPr>
+      <w:r>
+        <w:rPr>
+          <w:b/>
+          <w:bCs/>
+        </w:rPr>
+        <w:t>Predetermined?</w:t>
+      </w:r>
+      <w:r>
+        <w:t xml:space="preserve"> Yes — determined by Victorian interceptor routing (terrain-constrained) and treatment works location (historically fixed). No endogeneity channel to modern prices conditional on controlling for elevation directly.</w:t>
+      </w:r>
+    </w:p>
+    <w:p>
+      <w:pPr>
+        <w:spacing w:before="100" w:beforeAutospacing="1" w:after="100" w:afterAutospacing="1"/>
+      </w:pPr>
+      <w:r>
+        <w:rPr>
+          <w:b/>
+          <w:bCs/>
+        </w:rPr>
+        <w:t>Hydraulically meaningful?</w:t>
+      </w:r>
+      <w:r>
+        <w:t xml:space="preserve"> Yes and precisely so — this is exactly what determines whether additional flow causes a CSO to tip over into spilling.</w:t>
+      </w:r>
+    </w:p>
+    <w:p>
+      <w:pPr>
+        <w:spacing w:before="100" w:beforeAutospacing="1" w:after="100" w:afterAutospacing="1"/>
+      </w:pPr>
+      <w:r>
+        <w:rPr>
+          <w:b/>
+          <w:bCs/>
+        </w:rPr>
+        <w:t>Measurable?</w:t>
+      </w:r>
+      <w:r>
+        <w:t xml:space="preserve"> Yes — from OS Terrain 5 DEM (z_CSO, z_WwTW) and Hoffmann et al. catchment data (L_network approximated by straight-line × 1.3 urban tortuosity factor).</w:t>
+      </w:r>
+    </w:p>
+    <w:p>
+      <w:pPr>
+        <w:spacing w:before="100" w:beforeAutospacing="1" w:after="100" w:afterAutospacing="1"/>
+      </w:pPr>
+      <w:r>
+        <w:rPr>
+          <w:b/>
+          <w:bCs/>
+        </w:rPr>
+        <w:t>GSP identification path:</w:t>
+      </w:r>
+      <w:r>
+        <w:t xml:space="preserve"> Share is predetermined → valid under share exogeneity </w:t>
+      </w:r>
+      <w:r>
+        <w:rPr>
+          <w:b/>
+          <w:bCs/>
+        </w:rPr>
+        <w:t>BHJ identification path:</w:t>
+      </w:r>
+      <w:r>
+        <w:t xml:space="preserve"> Valid as weight for any exogenous shock</w:t>
+      </w:r>
+    </w:p>
+    <w:p>
+      <w:r>
+        <w:rPr>
+          <w:noProof/>
+          <w14:ligatures w14:val="standardContextual"/>
+        </w:rPr>
+        <w:pict w14:anchorId="68C7EEF0">
+          <v:rect id="_x0000_i1043" alt="" style="width:451.3pt;height:.05pt;mso-width-percent:0;mso-height-percent:0;mso-width-percent:0;mso-height-percent:0" o:hralign="center" o:hrstd="t" o:hr="t" fillcolor="#a0a0a0" stroked="f"/>
+        </w:pict>
+      </w:r>
+    </w:p>
+    <w:p>
+      <w:pPr>
+        <w:spacing w:before="100" w:beforeAutospacing="1" w:after="100" w:afterAutospacing="1"/>
+        <w:outlineLvl w:val="2"/>
+        <w:rPr>
+          <w:b/>
+          <w:bCs/>
+          <w:sz w:val="27"/>
+          <w:szCs w:val="27"/>
+        </w:rPr>
+      </w:pPr>
+      <w:r>
+        <w:rPr>
+          <w:b/>
+          <w:bCs/>
+          <w:sz w:val="27"/>
+          <w:szCs w:val="27"/>
+        </w:rPr>
+        <w:lastRenderedPageBreak/>
+        <w:t xml:space="preserve">Share B: Elevation Gradient Disadvantage </w:t>
+      </w:r>
+      <w:r>
+        <w:rPr>
+          <w:rFonts w:ascii="Segoe UI Symbol" w:hAnsi="Segoe UI Symbol" w:cs="Segoe UI Symbol"/>
+          <w:b/>
+          <w:bCs/>
+          <w:sz w:val="27"/>
+          <w:szCs w:val="27"/>
+        </w:rPr>
+        <w:t>✓</w:t>
+      </w:r>
+      <w:r>
+        <w:rPr>
+          <w:b/>
+          <w:bCs/>
+          <w:sz w:val="27"/>
+          <w:szCs w:val="27"/>
+        </w:rPr>
+        <w:t xml:space="preserve"> SECONDARY</w:t>
+      </w:r>
+    </w:p>
+    <w:p>
+      <w:pPr>
+        <w:spacing w:before="100" w:beforeAutospacing="1" w:after="100" w:afterAutospacing="1"/>
+      </w:pPr>
+      <w:r>
+        <w:rPr>
+          <w:b/>
+          <w:bCs/>
+        </w:rPr>
+        <w:t>Definition:</w:t>
+      </w:r>
+    </w:p>
+    <w:p>
+      <w:pPr>
+        <w:spacing w:before="100" w:beforeAutospacing="1" w:after="100" w:afterAutospacing="1"/>
+      </w:pPr>
+      <w:r>
+        <w:t>s_{j,elev} = max(0, z_WwTW,k - z_CSO,j) / max_j(z_WwTW,k - z_CSO,j)</w:t>
+      </w:r>
+    </w:p>
+    <w:p>
+      <w:pPr>
+        <w:spacing w:before="100" w:beforeAutospacing="1" w:after="100" w:afterAutospacing="1"/>
+      </w:pPr>
+      <w:r>
+        <w:t>This is the component of hydraulic slack attributable purely to elevation, normalised within a catchment.</w:t>
+      </w:r>
+    </w:p>
+    <w:p>
+      <w:pPr>
+        <w:spacing w:before="100" w:beforeAutospacing="1" w:after="100" w:afterAutospacing="1"/>
+      </w:pPr>
+      <w:r>
+        <w:rPr>
+          <w:b/>
+          <w:bCs/>
+        </w:rPr>
+        <w:t>Relationship to Share A:</w:t>
+      </w:r>
+      <w:r>
+        <w:t xml:space="preserve"> Share B is simpler and uses only elevation data, not network distance. Share A is more complete (incorporates pipe length friction losses). Share B is useful as a robustness check or as a component when network distance is not measurable.</w:t>
+      </w:r>
+    </w:p>
+    <w:p>
+      <w:pPr>
+        <w:spacing w:before="100" w:beforeAutospacing="1" w:after="100" w:afterAutospacing="1"/>
+      </w:pPr>
+      <w:r>
+        <w:rPr>
+          <w:b/>
+          <w:bCs/>
+        </w:rPr>
+        <w:t>Predetermined?</w:t>
+      </w:r>
+      <w:r>
+        <w:t xml:space="preserve"> Yes — geology predates everything.</w:t>
+      </w:r>
+    </w:p>
+    <w:p>
+      <w:pPr>
+        <w:spacing w:before="100" w:beforeAutospacing="1" w:after="100" w:afterAutospacing="1"/>
+      </w:pPr>
+      <w:r>
+        <w:rPr>
+          <w:b/>
+          <w:bCs/>
+        </w:rPr>
+        <w:t>Concern:</w:t>
+      </w:r>
+      <w:r>
+        <w:t xml:space="preserve"> Elevation directly affects house prices through flood risk, views, and microclimate. This is addressed by controlling for z_CSO directly in the first stage (isolating the differential z_CSO - z_WwTW from the level effect of elevation), and controlling for z_house in the second stage.</w:t>
+      </w:r>
+    </w:p>
+    <w:p>
+      <w:r>
+        <w:rPr>
+          <w:noProof/>
+          <w14:ligatures w14:val="standardContextual"/>
+        </w:rPr>
+        <w:pict w14:anchorId="40389F41">
+          <v:rect id="_x0000_i1042" alt="" style="width:451.3pt;height:.05pt;mso-width-percent:0;mso-height-percent:0;mso-width-percent:0;mso-height-percent:0" o:hralign="center" o:hrstd="t" o:hr="t" fillcolor="#a0a0a0" stroked="f"/>
+        </w:pict>
+      </w:r>
+    </w:p>
+    <w:p>
+      <w:pPr>
+        <w:spacing w:before="100" w:beforeAutospacing="1" w:after="100" w:afterAutospacing="1"/>
+        <w:outlineLvl w:val="2"/>
+        <w:rPr>
+          <w:b/>
+          <w:bCs/>
+          <w:sz w:val="27"/>
+          <w:szCs w:val="27"/>
+        </w:rPr>
+      </w:pPr>
+      <w:r>
+        <w:rPr>
+          <w:b/>
+          <w:bCs/>
+          <w:sz w:val="27"/>
+          <w:szCs w:val="27"/>
+        </w:rPr>
+        <w:t xml:space="preserve">Share C: Sub-Catchment Imperviousness </w:t>
+      </w:r>
+      <w:r>
+        <w:rPr>
+          <w:rFonts w:ascii="Segoe UI Symbol" w:hAnsi="Segoe UI Symbol" w:cs="Segoe UI Symbol"/>
+          <w:b/>
+          <w:bCs/>
+          <w:sz w:val="27"/>
+          <w:szCs w:val="27"/>
+        </w:rPr>
+        <w:t>✗</w:t>
+      </w:r>
+      <w:r>
+        <w:rPr>
+          <w:b/>
+          <w:bCs/>
+          <w:sz w:val="27"/>
+          <w:szCs w:val="27"/>
+        </w:rPr>
+        <w:t xml:space="preserve"> AVOID AS PRIMARY</w:t>
+      </w:r>
+    </w:p>
+    <w:p>
+      <w:pPr>
+        <w:spacing w:before="100" w:beforeAutospacing="1" w:after="100" w:afterAutospacing="1"/>
+      </w:pPr>
+      <w:r>
+        <w:rPr>
+          <w:b/>
+          <w:bCs/>
+        </w:rPr>
+        <w:t>Definition:</w:t>
+      </w:r>
+      <w:r>
+        <w:t xml:space="preserve"> The proportion of the CSO's contributing catchment that is impervious (buildings, roads, paved surfaces).</w:t>
+      </w:r>
+    </w:p>
+    <w:p>
+      <w:pPr>
+        <w:spacing w:before="100" w:beforeAutospacing="1" w:after="100" w:afterAutospacing="1"/>
+      </w:pPr>
+      <w:r>
+        <w:rPr>
+          <w:b/>
+          <w:bCs/>
+        </w:rPr>
+        <w:t>Why problematic as a share:</w:t>
+      </w:r>
+      <w:r>
+        <w:t xml:space="preserve"> Imperviousness is directly correlated with urban density, which directly affects house prices through amenity, congestion, and development quality channels. Even Victorian imperviousness has this problem (Victorian density → Victorian housing stock quality → modern house prices through neighbourhood character persistence). The share fails the balance test almost certainly.</w:t>
+      </w:r>
+    </w:p>
+    <w:p>
+      <w:pPr>
+        <w:spacing w:before="100" w:beforeAutospacing="1" w:after="100" w:afterAutospacing="1"/>
+      </w:pPr>
+      <w:r>
+        <w:rPr>
+          <w:b/>
+          <w:bCs/>
+        </w:rPr>
+        <w:t>Possible use:</w:t>
+      </w:r>
+      <w:r>
+        <w:t xml:space="preserve"> As a </w:t>
+      </w:r>
+      <w:r>
+        <w:rPr>
+          <w:i/>
+          <w:iCs/>
+        </w:rPr>
+        <w:t>control variable</w:t>
+      </w:r>
+      <w:r>
+        <w:t xml:space="preserve"> in the first stage (to isolate hydraulic effects from density effects), not as an identifying share.</w:t>
+      </w:r>
+    </w:p>
+    <w:p>
+      <w:r>
+        <w:rPr>
+          <w:noProof/>
+          <w14:ligatures w14:val="standardContextual"/>
+        </w:rPr>
+        <w:pict w14:anchorId="643E76E8">
+          <v:rect id="_x0000_i1041" alt="" style="width:451.3pt;height:.05pt;mso-width-percent:0;mso-height-percent:0;mso-width-percent:0;mso-height-percent:0" o:hralign="center" o:hrstd="t" o:hr="t" fillcolor="#a0a0a0" stroked="f"/>
+        </w:pict>
+      </w:r>
+    </w:p>
+    <w:p>
+      <w:pPr>
+        <w:spacing w:before="100" w:beforeAutospacing="1" w:after="100" w:afterAutospacing="1"/>
+        <w:outlineLvl w:val="2"/>
+        <w:rPr>
+          <w:b/>
+          <w:bCs/>
+          <w:sz w:val="27"/>
+          <w:szCs w:val="27"/>
+        </w:rPr>
+      </w:pPr>
+      <w:r>
+        <w:rPr>
+          <w:b/>
+          <w:bCs/>
+          <w:sz w:val="27"/>
+          <w:szCs w:val="27"/>
+        </w:rPr>
+        <w:t xml:space="preserve">Share D: Soil Permeability / HOST Classification </w:t>
+      </w:r>
+      <w:r>
+        <w:rPr>
+          <w:rFonts w:ascii="Segoe UI Symbol" w:hAnsi="Segoe UI Symbol" w:cs="Segoe UI Symbol"/>
+          <w:b/>
+          <w:bCs/>
+          <w:sz w:val="27"/>
+          <w:szCs w:val="27"/>
+        </w:rPr>
+        <w:t>✓</w:t>
+      </w:r>
+      <w:r>
+        <w:rPr>
+          <w:b/>
+          <w:bCs/>
+          <w:sz w:val="27"/>
+          <w:szCs w:val="27"/>
+        </w:rPr>
+        <w:t xml:space="preserve"> VALID SECONDARY</w:t>
+      </w:r>
+    </w:p>
+    <w:p>
+      <w:pPr>
+        <w:spacing w:before="100" w:beforeAutospacing="1" w:after="100" w:afterAutospacing="1"/>
+      </w:pPr>
+      <w:r>
+        <w:rPr>
+          <w:b/>
+          <w:bCs/>
+        </w:rPr>
+        <w:t>Definition:</w:t>
+      </w:r>
+    </w:p>
+    <w:p>
+      <w:pPr>
+        <w:spacing w:before="100" w:beforeAutospacing="1" w:after="100" w:afterAutospacing="1"/>
+      </w:pPr>
+      <w:r>
+        <w:t>s_{j,soil} = (1 - permeability_j) / max_j(1 - permeability_j)</w:t>
+      </w:r>
+    </w:p>
+    <w:p>
+      <w:pPr>
+        <w:spacing w:before="100" w:beforeAutospacing="1" w:after="100" w:afterAutospacing="1"/>
+      </w:pPr>
+      <w:r>
+        <w:t>Where permeability is the HOST soil class, with clay soils (impermeable) receiving value 1.</w:t>
+      </w:r>
+    </w:p>
+    <w:p>
+      <w:pPr>
+        <w:spacing w:before="100" w:beforeAutospacing="1" w:after="100" w:afterAutospacing="1"/>
+      </w:pPr>
+      <w:r>
+        <w:rPr>
+          <w:b/>
+          <w:bCs/>
+        </w:rPr>
+        <w:t>Hydraulically meaningful?</w:t>
+      </w:r>
+      <w:r>
+        <w:t xml:space="preserve"> Yes — impermeable soils generate more direct surface runoff, increasing storm inflow to the combined sewer system. Lower infiltration → more runoff → more CSO activation.</w:t>
+      </w:r>
+    </w:p>
+    <w:p>
+      <w:pPr>
+        <w:spacing w:before="100" w:beforeAutospacing="1" w:after="100" w:afterAutospacing="1"/>
+      </w:pPr>
+      <w:r>
+        <w:rPr>
+          <w:b/>
+          <w:bCs/>
+        </w:rPr>
+        <w:lastRenderedPageBreak/>
+        <w:t>Predetermined?</w:t>
+      </w:r>
+      <w:r>
+        <w:t xml:space="preserve"> Strongly yes — soil type is geological, predates all human activity.</w:t>
+      </w:r>
+    </w:p>
+    <w:p>
+      <w:pPr>
+        <w:spacing w:before="100" w:beforeAutospacing="1" w:after="100" w:afterAutospacing="1"/>
+      </w:pPr>
+      <w:r>
+        <w:rPr>
+          <w:b/>
+          <w:bCs/>
+        </w:rPr>
+        <w:t>Concern:</w:t>
+      </w:r>
+      <w:r>
+        <w:t xml:space="preserve"> Soil type correlates with agricultural land use history, which correlates with when an area was developed, which correlates with housing stock vintage and quality. Control for housing age explicitly.</w:t>
+      </w:r>
+    </w:p>
+    <w:p>
+      <w:pPr>
+        <w:spacing w:before="100" w:beforeAutospacing="1" w:after="100" w:afterAutospacing="1"/>
+      </w:pPr>
+      <w:r>
+        <w:rPr>
+          <w:b/>
+          <w:bCs/>
+        </w:rPr>
+        <w:t>Data:</w:t>
+      </w:r>
+      <w:r>
+        <w:t xml:space="preserve"> Centre for Ecology &amp; Hydrology HOST classification, free download, covers all of GB.</w:t>
+      </w:r>
+    </w:p>
+    <w:p>
+      <w:r>
+        <w:rPr>
+          <w:noProof/>
+          <w14:ligatures w14:val="standardContextual"/>
+        </w:rPr>
+        <w:pict w14:anchorId="4B8848E6">
+          <v:rect id="_x0000_i1040" alt="" style="width:451.3pt;height:.05pt;mso-width-percent:0;mso-height-percent:0;mso-width-percent:0;mso-height-percent:0" o:hralign="center" o:hrstd="t" o:hr="t" fillcolor="#a0a0a0" stroked="f"/>
+        </w:pict>
+      </w:r>
+    </w:p>
+    <w:p>
+      <w:pPr>
+        <w:spacing w:before="100" w:beforeAutospacing="1" w:after="100" w:afterAutospacing="1"/>
+        <w:outlineLvl w:val="2"/>
+        <w:rPr>
+          <w:b/>
+          <w:bCs/>
+          <w:sz w:val="27"/>
+          <w:szCs w:val="27"/>
+        </w:rPr>
+      </w:pPr>
+      <w:r>
+        <w:rPr>
+          <w:b/>
+          <w:bCs/>
+          <w:sz w:val="27"/>
+          <w:szCs w:val="27"/>
+        </w:rPr>
+        <w:t xml:space="preserve">Share E: Position in Network (Upstream/Downstream) </w:t>
+      </w:r>
+      <w:r>
+        <w:rPr>
+          <w:rFonts w:ascii="Segoe UI Symbol" w:hAnsi="Segoe UI Symbol" w:cs="Segoe UI Symbol"/>
+          <w:b/>
+          <w:bCs/>
+          <w:sz w:val="27"/>
+          <w:szCs w:val="27"/>
+        </w:rPr>
+        <w:t>✗</w:t>
+      </w:r>
+      <w:r>
+        <w:rPr>
+          <w:b/>
+          <w:bCs/>
+          <w:sz w:val="27"/>
+          <w:szCs w:val="27"/>
+        </w:rPr>
+        <w:t xml:space="preserve"> AMBIGUOUS</w:t>
+      </w:r>
+    </w:p>
+    <w:p>
+      <w:pPr>
+        <w:spacing w:before="100" w:beforeAutospacing="1" w:after="100" w:afterAutospacing="1"/>
+      </w:pPr>
+      <w:r>
+        <w:t xml:space="preserve">As discussed in the previous clarification, network order has theoretically ambiguous sign. </w:t>
+      </w:r>
+      <w:r>
+        <w:rPr>
+          <w:b/>
+          <w:bCs/>
+        </w:rPr>
+        <w:t>Drop as a standalone share.</w:t>
+      </w:r>
+      <w:r>
+        <w:t xml:space="preserve"> Use as a moderator (heterogeneity test) rather than an identifying share.</w:t>
+      </w:r>
+    </w:p>
+    <w:p>
+      <w:r>
+        <w:rPr>
+          <w:noProof/>
+          <w14:ligatures w14:val="standardContextual"/>
+        </w:rPr>
+        <w:pict w14:anchorId="7D5AA40E">
+          <v:rect id="_x0000_i1039" alt="" style="width:451.3pt;height:.05pt;mso-width-percent:0;mso-height-percent:0;mso-width-percent:0;mso-height-percent:0" o:hralign="center" o:hrstd="t" o:hr="t" fillcolor="#a0a0a0" stroked="f"/>
+        </w:pict>
+      </w:r>
+    </w:p>
+    <w:p>
+      <w:pPr>
+        <w:spacing w:before="100" w:beforeAutospacing="1" w:after="100" w:afterAutospacing="1"/>
+        <w:outlineLvl w:val="2"/>
+        <w:rPr>
+          <w:b/>
+          <w:bCs/>
+          <w:sz w:val="27"/>
+          <w:szCs w:val="27"/>
+        </w:rPr>
+      </w:pPr>
+      <w:r>
+        <w:rPr>
+          <w:b/>
+          <w:bCs/>
+          <w:sz w:val="27"/>
+          <w:szCs w:val="27"/>
+        </w:rPr>
+        <w:t>Summary: Share Ranking</w:t>
+      </w:r>
+    </w:p>
+    <w:tbl>
+      <w:tblPr>
+        <w:tblW w:w="0" w:type="auto"/>
+        <w:tblCellSpacing w:w="15" w:type="dxa"/>
+        <w:tblCellMar>
+          <w:top w:w="15" w:type="dxa"/>
+          <w:left w:w="15" w:type="dxa"/>
+          <w:bottom w:w="15" w:type="dxa"/>
+          <w:right w:w="15" w:type="dxa"/>
+        </w:tblCellMar>
+        <w:tblLook w:val="04A0" w:firstRow="1" w:lastRow="0" w:firstColumn="1" w:lastColumn="0" w:noHBand="0" w:noVBand="1"/>
+      </w:tblPr>
+      <w:tblGrid>
+        <w:gridCol w:w="2497"/>
+        <w:gridCol w:w="1413"/>
+        <w:gridCol w:w="1221"/>
+        <w:gridCol w:w="1727"/>
+        <w:gridCol w:w="2168"/>
+      </w:tblGrid>
+      <w:tr>
+        <w:trPr>
+          <w:tblHeader/>
+          <w:tblCellSpacing w:w="15" w:type="dxa"/>
+        </w:trPr>
+        <w:tc>
+          <w:tcPr>
+            <w:tcW w:w="0" w:type="auto"/>
+            <w:vAlign w:val="center"/>
+            <w:hideMark/>
+          </w:tcPr>
+          <w:p>
+            <w:pPr>
+              <w:jc w:val="center"/>
+              <w:rPr>
+                <w:b/>
+                <w:bCs/>
+              </w:rPr>
+            </w:pPr>
+            <w:r>
+              <w:rPr>
+                <w:b/>
+                <w:bCs/>
+              </w:rPr>
+              <w:t>Share</w:t>
+            </w:r>
+          </w:p>
+        </w:tc>
+        <w:tc>
+          <w:tcPr>
+            <w:tcW w:w="0" w:type="auto"/>
+            <w:vAlign w:val="center"/>
+            <w:hideMark/>
+          </w:tcPr>
+          <w:p>
+            <w:pPr>
+              <w:jc w:val="center"/>
+              <w:rPr>
+                <w:b/>
+                <w:bCs/>
+              </w:rPr>
+            </w:pPr>
+            <w:r>
+              <w:rPr>
+                <w:b/>
+                <w:bCs/>
+              </w:rPr>
+              <w:t>Exogenous?</w:t>
+            </w:r>
+          </w:p>
+        </w:tc>
+        <w:tc>
+          <w:tcPr>
+            <w:tcW w:w="0" w:type="auto"/>
+            <w:vAlign w:val="center"/>
+            <w:hideMark/>
+          </w:tcPr>
+          <w:p>
+            <w:pPr>
+              <w:jc w:val="center"/>
+              <w:rPr>
+                <w:b/>
+                <w:bCs/>
+              </w:rPr>
+            </w:pPr>
+            <w:r>
+              <w:rPr>
+                <w:b/>
+                <w:bCs/>
+              </w:rPr>
+              <w:t>Hydraulic?</w:t>
+            </w:r>
+          </w:p>
+        </w:tc>
+        <w:tc>
+          <w:tcPr>
+            <w:tcW w:w="0" w:type="auto"/>
+            <w:vAlign w:val="center"/>
+            <w:hideMark/>
+          </w:tcPr>
+          <w:p>
+            <w:pPr>
+              <w:jc w:val="center"/>
+              <w:rPr>
+                <w:b/>
+                <w:bCs/>
+              </w:rPr>
+            </w:pPr>
+            <w:r>
+              <w:rPr>
+                <w:b/>
+                <w:bCs/>
+              </w:rPr>
+              <w:t>Measurable?</w:t>
+            </w:r>
+          </w:p>
+        </w:tc>
+        <w:tc>
+          <w:tcPr>
+            <w:tcW w:w="0" w:type="auto"/>
+            <w:vAlign w:val="center"/>
+            <w:hideMark/>
+          </w:tcPr>
+          <w:p>
+            <w:pPr>
+              <w:jc w:val="center"/>
+              <w:rPr>
+                <w:b/>
+                <w:bCs/>
+              </w:rPr>
+            </w:pPr>
+            <w:r>
+              <w:rPr>
+                <w:b/>
+                <w:bCs/>
+              </w:rPr>
+              <w:t>Verdict</w:t>
+            </w:r>
+          </w:p>
+        </w:tc>
+      </w:tr>
+      <w:tr>
+        <w:trPr>
+          <w:tblCellSpacing w:w="15" w:type="dxa"/>
+        </w:trPr>
+        <w:tc>
+          <w:tcPr>
+            <w:tcW w:w="0" w:type="auto"/>
+            <w:vAlign w:val="center"/>
+            <w:hideMark/>
+          </w:tcPr>
+          <w:p>
+            <w:r>
+              <w:t>A: Hydraulic slack deficit</w:t>
+            </w:r>
+          </w:p>
+        </w:tc>
+        <w:tc>
+          <w:tcPr>
+            <w:tcW w:w="0" w:type="auto"/>
+            <w:vAlign w:val="center"/>
+            <w:hideMark/>
+          </w:tcPr>
+          <w:p>
+            <w:r>
+              <w:rPr>
+                <w:rFonts w:ascii="Segoe UI Symbol" w:hAnsi="Segoe UI Symbol" w:cs="Segoe UI Symbol"/>
+              </w:rPr>
+              <w:t>✓✓</w:t>
+            </w:r>
+          </w:p>
+        </w:tc>
+        <w:tc>
+          <w:tcPr>
+            <w:tcW w:w="0" w:type="auto"/>
+            <w:vAlign w:val="center"/>
+            <w:hideMark/>
+          </w:tcPr>
+          <w:p>
+            <w:r>
+              <w:rPr>
+                <w:rFonts w:ascii="Segoe UI Symbol" w:hAnsi="Segoe UI Symbol" w:cs="Segoe UI Symbol"/>
+              </w:rPr>
+              <w:t>✓✓</w:t>
+            </w:r>
+          </w:p>
+        </w:tc>
+        <w:tc>
+          <w:tcPr>
+            <w:tcW w:w="0" w:type="auto"/>
+            <w:vAlign w:val="center"/>
+            <w:hideMark/>
+          </w:tcPr>
+          <w:p>
+            <w:r>
+              <w:rPr>
+                <w:rFonts w:ascii="Segoe UI Symbol" w:hAnsi="Segoe UI Symbol" w:cs="Segoe UI Symbol"/>
+              </w:rPr>
+              <w:t>✓</w:t>
+            </w:r>
+            <w:r>
+              <w:t xml:space="preserve"> (DEM + distance)</w:t>
+            </w:r>
+          </w:p>
+        </w:tc>
+        <w:tc>
+          <w:tcPr>
+            <w:tcW w:w="0" w:type="auto"/>
+            <w:vAlign w:val="center"/>
+            <w:hideMark/>
+          </w:tcPr>
+          <w:p>
+            <w:r>
+              <w:t>Primary</w:t>
+            </w:r>
+          </w:p>
+        </w:tc>
+      </w:tr>
+      <w:tr>
+        <w:trPr>
+          <w:tblCellSpacing w:w="15" w:type="dxa"/>
+        </w:trPr>
+        <w:tc>
+          <w:tcPr>
+            <w:tcW w:w="0" w:type="auto"/>
+            <w:vAlign w:val="center"/>
+            <w:hideMark/>
+          </w:tcPr>
+          <w:p>
+            <w:r>
+              <w:t>B: Elevation disadvantage</w:t>
+            </w:r>
+          </w:p>
+        </w:tc>
+        <w:tc>
+          <w:tcPr>
+            <w:tcW w:w="0" w:type="auto"/>
+            <w:vAlign w:val="center"/>
+            <w:hideMark/>
+          </w:tcPr>
+          <w:p>
+            <w:r>
+              <w:rPr>
+                <w:rFonts w:ascii="Segoe UI Symbol" w:hAnsi="Segoe UI Symbol" w:cs="Segoe UI Symbol"/>
+              </w:rPr>
+              <w:t>✓✓</w:t>
+            </w:r>
+          </w:p>
+        </w:tc>
+        <w:tc>
+          <w:tcPr>
+            <w:tcW w:w="0" w:type="auto"/>
+            <w:vAlign w:val="center"/>
+            <w:hideMark/>
+          </w:tcPr>
+          <w:p>
+            <w:r>
+              <w:rPr>
+                <w:rFonts w:ascii="Segoe UI Symbol" w:hAnsi="Segoe UI Symbol" w:cs="Segoe UI Symbol"/>
+              </w:rPr>
+              <w:t>✓</w:t>
+            </w:r>
+          </w:p>
+        </w:tc>
+        <w:tc>
+          <w:tcPr>
+            <w:tcW w:w="0" w:type="auto"/>
+            <w:vAlign w:val="center"/>
+            <w:hideMark/>
+          </w:tcPr>
+          <w:p>
+            <w:r>
+              <w:rPr>
+                <w:rFonts w:ascii="Segoe UI Symbol" w:hAnsi="Segoe UI Symbol" w:cs="Segoe UI Symbol"/>
+              </w:rPr>
+              <w:t>✓✓</w:t>
+            </w:r>
+            <w:r>
+              <w:t xml:space="preserve"> (DEM only)</w:t>
+            </w:r>
+          </w:p>
+        </w:tc>
+        <w:tc>
+          <w:tcPr>
+            <w:tcW w:w="0" w:type="auto"/>
+            <w:vAlign w:val="center"/>
+            <w:hideMark/>
+          </w:tcPr>
+          <w:p>
+            <w:r>
+              <w:t>Secondary/robustness</w:t>
+            </w:r>
+          </w:p>
+        </w:tc>
+      </w:tr>
+      <w:tr>
+        <w:trPr>
+          <w:tblCellSpacing w:w="15" w:type="dxa"/>
+        </w:trPr>
+        <w:tc>
+          <w:tcPr>
+            <w:tcW w:w="0" w:type="auto"/>
+            <w:vAlign w:val="center"/>
+            <w:hideMark/>
+          </w:tcPr>
+          <w:p>
+            <w:r>
+              <w:t>D: Soil impermeability</w:t>
+            </w:r>
+          </w:p>
+        </w:tc>
+        <w:tc>
+          <w:tcPr>
+            <w:tcW w:w="0" w:type="auto"/>
+            <w:vAlign w:val="center"/>
+            <w:hideMark/>
+          </w:tcPr>
+          <w:p>
+            <w:r>
+              <w:rPr>
+                <w:rFonts w:ascii="Segoe UI Symbol" w:hAnsi="Segoe UI Symbol" w:cs="Segoe UI Symbol"/>
+              </w:rPr>
+              <w:t>✓✓</w:t>
+            </w:r>
+          </w:p>
+        </w:tc>
+        <w:tc>
+          <w:tcPr>
+            <w:tcW w:w="0" w:type="auto"/>
+            <w:vAlign w:val="center"/>
+            <w:hideMark/>
+          </w:tcPr>
+          <w:p>
+            <w:r>
+              <w:rPr>
+                <w:rFonts w:ascii="Segoe UI Symbol" w:hAnsi="Segoe UI Symbol" w:cs="Segoe UI Symbol"/>
+              </w:rPr>
+              <w:t>✓</w:t>
+            </w:r>
+          </w:p>
+        </w:tc>
+        <w:tc>
+          <w:tcPr>
+            <w:tcW w:w="0" w:type="auto"/>
+            <w:vAlign w:val="center"/>
+            <w:hideMark/>
+          </w:tcPr>
+          <w:p>
+            <w:r>
+              <w:rPr>
+                <w:rFonts w:ascii="Segoe UI Symbol" w:hAnsi="Segoe UI Symbol" w:cs="Segoe UI Symbol"/>
+              </w:rPr>
+              <w:t>✓✓</w:t>
+            </w:r>
+            <w:r>
+              <w:t xml:space="preserve"> (HOST, free)</w:t>
+            </w:r>
+          </w:p>
+        </w:tc>
+        <w:tc>
+          <w:tcPr>
+            <w:tcW w:w="0" w:type="auto"/>
+            <w:vAlign w:val="center"/>
+            <w:hideMark/>
+          </w:tcPr>
+          <w:p>
+            <w:r>
+              <w:t>Secondary</w:t>
+            </w:r>
+          </w:p>
+        </w:tc>
+      </w:tr>
+      <w:tr>
+        <w:trPr>
+          <w:tblCellSpacing w:w="15" w:type="dxa"/>
+        </w:trPr>
+        <w:tc>
+          <w:tcPr>
+            <w:tcW w:w="0" w:type="auto"/>
+            <w:vAlign w:val="center"/>
+            <w:hideMark/>
+          </w:tcPr>
+          <w:p>
+            <w:r>
+              <w:t>C: Sub-catchment imperviousness</w:t>
+            </w:r>
+          </w:p>
+        </w:tc>
+        <w:tc>
+          <w:tcPr>
+            <w:tcW w:w="0" w:type="auto"/>
+            <w:vAlign w:val="center"/>
+            <w:hideMark/>
+          </w:tcPr>
+          <w:p>
+            <w:r>
+              <w:rPr>
+                <w:rFonts w:ascii="Segoe UI Symbol" w:hAnsi="Segoe UI Symbol" w:cs="Segoe UI Symbol"/>
+              </w:rPr>
+              <w:t>✗</w:t>
+            </w:r>
+          </w:p>
+        </w:tc>
+        <w:tc>
+          <w:tcPr>
+            <w:tcW w:w="0" w:type="auto"/>
+            <w:vAlign w:val="center"/>
+            <w:hideMark/>
+          </w:tcPr>
+          <w:p>
+            <w:r>
+              <w:rPr>
+                <w:rFonts w:ascii="Segoe UI Symbol" w:hAnsi="Segoe UI Symbol" w:cs="Segoe UI Symbol"/>
+              </w:rPr>
+              <w:t>✓</w:t>
+            </w:r>
+          </w:p>
+        </w:tc>
+        <w:tc>
+          <w:tcPr>
+            <w:tcW w:w="0" w:type="auto"/>
+            <w:vAlign w:val="center"/>
+            <w:hideMark/>
+          </w:tcPr>
+          <w:p>
+            <w:r>
+              <w:rPr>
+                <w:rFonts w:ascii="Segoe UI Symbol" w:hAnsi="Segoe UI Symbol" w:cs="Segoe UI Symbol"/>
+              </w:rPr>
+              <w:t>✓</w:t>
+            </w:r>
+          </w:p>
+        </w:tc>
+        <w:tc>
+          <w:tcPr>
+            <w:tcW w:w="0" w:type="auto"/>
+            <w:vAlign w:val="center"/>
+            <w:hideMark/>
+          </w:tcPr>
+          <w:p>
+            <w:r>
+              <w:t>Control only</w:t>
+            </w:r>
+          </w:p>
+        </w:tc>
+      </w:tr>
+      <w:tr>
+        <w:trPr>
+          <w:tblCellSpacing w:w="15" w:type="dxa"/>
+        </w:trPr>
+        <w:tc>
+          <w:tcPr>
+            <w:tcW w:w="0" w:type="auto"/>
+            <w:vAlign w:val="center"/>
+            <w:hideMark/>
+          </w:tcPr>
+          <w:p>
+            <w:r>
+              <w:t>E: Network order</w:t>
+            </w:r>
+          </w:p>
+        </w:tc>
+        <w:tc>
+          <w:tcPr>
+            <w:tcW w:w="0" w:type="auto"/>
+            <w:vAlign w:val="center"/>
+            <w:hideMark/>
+          </w:tcPr>
+          <w:p>
+            <w:r>
+              <w:rPr>
+                <w:rFonts w:ascii="Segoe UI Symbol" w:hAnsi="Segoe UI Symbol" w:cs="Segoe UI Symbol"/>
+              </w:rPr>
+              <w:t>✗</w:t>
+            </w:r>
+            <w:r>
+              <w:t xml:space="preserve"> (ambiguous)</w:t>
+            </w:r>
+          </w:p>
+        </w:tc>
+        <w:tc>
+          <w:tcPr>
+            <w:tcW w:w="0" w:type="auto"/>
+            <w:vAlign w:val="center"/>
+            <w:hideMark/>
+          </w:tcPr>
+          <w:p>
+            <w:r>
+              <w:rPr>
+                <w:rFonts w:ascii="Segoe UI Symbol" w:hAnsi="Segoe UI Symbol" w:cs="Segoe UI Symbol"/>
+              </w:rPr>
+              <w:t>✗</w:t>
+            </w:r>
+          </w:p>
+        </w:tc>
+        <w:tc>
+          <w:tcPr>
+            <w:tcW w:w="0" w:type="auto"/>
+            <w:vAlign w:val="center"/>
+            <w:hideMark/>
+          </w:tcPr>
+          <w:p>
+            <w:r>
+              <w:rPr>
+                <w:rFonts w:ascii="Segoe UI Symbol" w:hAnsi="Segoe UI Symbol" w:cs="Segoe UI Symbol"/>
+              </w:rPr>
+              <w:t>✓</w:t>
+            </w:r>
+          </w:p>
+        </w:tc>
+        <w:tc>
+          <w:tcPr>
+            <w:tcW w:w="0" w:type="auto"/>
+            <w:vAlign w:val="center"/>
+            <w:hideMark/>
+          </w:tcPr>
+          <w:p>
+            <w:r>
+              <w:t>Drop/heterogeneity</w:t>
+            </w:r>
+          </w:p>
+        </w:tc>
+      </w:tr>
+    </w:tbl>
+    <w:p>
+      <w:r>
+        <w:rPr>
+          <w:noProof/>
+          <w14:ligatures w14:val="standardContextual"/>
+        </w:rPr>
+        <w:pict w14:anchorId="390E327C">
+          <v:rect id="_x0000_i1038" alt="" style="width:451.3pt;height:.05pt;mso-width-percent:0;mso-height-percent:0;mso-width-percent:0;mso-height-percent:0" o:hralign="center" o:hrstd="t" o:hr="t" fillcolor="#a0a0a0" stroked="f"/>
+        </w:pict>
+      </w:r>
+    </w:p>
+    <w:p>
+      <w:pPr>
+        <w:spacing w:before="100" w:beforeAutospacing="1" w:after="100" w:afterAutospacing="1"/>
+        <w:outlineLvl w:val="1"/>
+        <w:rPr>
+          <w:b/>
+          <w:bCs/>
+          <w:sz w:val="36"/>
+          <w:szCs w:val="36"/>
+        </w:rPr>
+      </w:pPr>
+      <w:r>
+        <w:rPr>
+          <w:b/>
+          <w:bCs/>
+          <w:sz w:val="36"/>
+          <w:szCs w:val="36"/>
+        </w:rPr>
+        <w:t>DIMENSION 2: CANDIDATE SHIFTS</w:t>
+      </w:r>
+    </w:p>
+    <w:p>
+      <w:pPr>
+        <w:spacing w:before="100" w:beforeAutospacing="1" w:after="100" w:afterAutospacing="1"/>
+      </w:pPr>
+      <w:r>
+        <w:t xml:space="preserve">The shift g_{k,t} captures </w:t>
+      </w:r>
+      <w:r>
+        <w:rPr>
+          <w:b/>
+          <w:bCs/>
+        </w:rPr>
+        <w:t>a common shock to spill intensity that affects all CSOs in catchment k at time t</w:t>
+      </w:r>
+      <w:r>
+        <w:t>, interacting differentially with the shares. A good shift:</w:t>
+      </w:r>
+    </w:p>
+    <w:p>
+      <w:pPr>
+        <w:numPr>
+          <w:ilvl w:val="0"/>
+          <w:numId w:val="10"/>
+        </w:numPr>
+        <w:spacing w:before="100" w:beforeAutospacing="1" w:after="100" w:afterAutospacing="1"/>
+      </w:pPr>
+      <w:r>
+        <w:t xml:space="preserve">Is </w:t>
+      </w:r>
+      <w:r>
+        <w:rPr>
+          <w:b/>
+          <w:bCs/>
+        </w:rPr>
+        <w:t>genuinely exogenous</w:t>
+      </w:r>
+      <w:r>
+        <w:t xml:space="preserve"> — not caused by or anticipated by local housing market actors</w:t>
+      </w:r>
+    </w:p>
+    <w:p>
+      <w:pPr>
+        <w:numPr>
+          <w:ilvl w:val="0"/>
+          <w:numId w:val="10"/>
+        </w:numPr>
+        <w:spacing w:before="100" w:beforeAutospacing="1" w:after="100" w:afterAutospacing="1"/>
+      </w:pPr>
+      <w:r>
+        <w:t xml:space="preserve">Has </w:t>
+      </w:r>
+      <w:r>
+        <w:rPr>
+          <w:b/>
+          <w:bCs/>
+        </w:rPr>
+        <w:t>sufficient time variation</w:t>
+      </w:r>
+      <w:r>
+        <w:t xml:space="preserve"> — varies meaningfully across years in the study window</w:t>
+      </w:r>
+    </w:p>
+    <w:p>
+      <w:pPr>
+        <w:numPr>
+          <w:ilvl w:val="0"/>
+          <w:numId w:val="10"/>
+        </w:numPr>
+        <w:spacing w:before="100" w:beforeAutospacing="1" w:after="100" w:afterAutospacing="1"/>
+      </w:pPr>
+      <w:r>
+        <w:t xml:space="preserve">Has a </w:t>
+      </w:r>
+      <w:r>
+        <w:rPr>
+          <w:b/>
+          <w:bCs/>
+        </w:rPr>
+        <w:t>clear hydraulic mechanism</w:t>
+      </w:r>
+      <w:r>
+        <w:t xml:space="preserve"> through which it interacts with each share</w:t>
+      </w:r>
+    </w:p>
+    <w:p>
+      <w:r>
+        <w:rPr>
+          <w:noProof/>
+          <w14:ligatures w14:val="standardContextual"/>
+        </w:rPr>
+        <w:pict w14:anchorId="23FC7825">
+          <v:rect id="_x0000_i1037" alt="" style="width:451.3pt;height:.05pt;mso-width-percent:0;mso-height-percent:0;mso-width-percent:0;mso-height-percent:0" o:hralign="center" o:hrstd="t" o:hr="t" fillcolor="#a0a0a0" stroked="f"/>
+        </w:pict>
+      </w:r>
+    </w:p>
+    <w:p>
+      <w:pPr>
+        <w:spacing w:before="100" w:beforeAutospacing="1" w:after="100" w:afterAutospacing="1"/>
+        <w:outlineLvl w:val="2"/>
+        <w:rPr>
+          <w:b/>
+          <w:bCs/>
+          <w:sz w:val="27"/>
+          <w:szCs w:val="27"/>
+        </w:rPr>
+      </w:pPr>
+      <w:r>
+        <w:rPr>
+          <w:b/>
+          <w:bCs/>
+          <w:sz w:val="27"/>
+          <w:szCs w:val="27"/>
+        </w:rPr>
+        <w:lastRenderedPageBreak/>
+        <w:t xml:space="preserve">Shift 1: Annual Rainfall Deviation </w:t>
+      </w:r>
+      <w:r>
+        <w:rPr>
+          <w:rFonts w:ascii="Segoe UI Symbol" w:hAnsi="Segoe UI Symbol" w:cs="Segoe UI Symbol"/>
+          <w:b/>
+          <w:bCs/>
+          <w:sz w:val="27"/>
+          <w:szCs w:val="27"/>
+        </w:rPr>
+        <w:t>✓✓</w:t>
+      </w:r>
+      <w:r>
+        <w:rPr>
+          <w:b/>
+          <w:bCs/>
+          <w:sz w:val="27"/>
+          <w:szCs w:val="27"/>
+        </w:rPr>
+        <w:t xml:space="preserve"> RECOMMENDED PRIMARY (BHJ path)</w:t>
+      </w:r>
+    </w:p>
+    <w:p>
+      <w:pPr>
+        <w:spacing w:before="100" w:beforeAutospacing="1" w:after="100" w:afterAutospacing="1"/>
+      </w:pPr>
+      <w:r>
+        <w:rPr>
+          <w:b/>
+          <w:bCs/>
+        </w:rPr>
+        <w:t>Definition:</w:t>
+      </w:r>
+    </w:p>
+    <w:p>
+      <w:pPr>
+        <w:spacing w:before="100" w:beforeAutospacing="1" w:after="100" w:afterAutospacing="1"/>
+      </w:pPr>
+      <w:r>
+        <w:t>g_{k,t} = (Rainfall_{k,t} - Mean_Rainfall_{k,long-run}) / SD_Rainfall_{k,long-run}</w:t>
+      </w:r>
+    </w:p>
+    <w:p>
+      <w:pPr>
+        <w:spacing w:before="100" w:beforeAutospacing="1" w:after="100" w:afterAutospacing="1"/>
+      </w:pPr>
+      <w:r>
+        <w:t>Standardised annual rainfall deviation from the long-run mean for the catchment area.</w:t>
+      </w:r>
+    </w:p>
+    <w:p>
+      <w:pPr>
+        <w:spacing w:before="100" w:beforeAutospacing="1" w:after="100" w:afterAutospacing="1"/>
+      </w:pPr>
+      <w:r>
+        <w:rPr>
+          <w:b/>
+          <w:bCs/>
+        </w:rPr>
+        <w:t>Exogenous?</w:t>
+      </w:r>
+      <w:r>
+        <w:t xml:space="preserve"> Conditional on the long-run mean (which is absorbed as a control), annual deviations are genuinely random — no agent can anticipate or manipulate the weather. This is the cleanest possible shock for the BHJ exogenous-shocks path.</w:t>
+      </w:r>
+    </w:p>
+    <w:p>
+      <w:pPr>
+        <w:spacing w:before="100" w:beforeAutospacing="1" w:after="100" w:afterAutospacing="1"/>
+      </w:pPr>
+      <w:r>
+        <w:rPr>
+          <w:b/>
+          <w:bCs/>
+        </w:rPr>
+        <w:t>Time variation?</w:t>
+      </w:r>
+      <w:r>
+        <w:t xml:space="preserve"> Substantial — UK annual rainfall varies by ±30% around the mean. Sufficient variation across the 2016–2024 EDM window.</w:t>
+      </w:r>
+    </w:p>
+    <w:p>
+      <w:pPr>
+        <w:spacing w:before="100" w:beforeAutospacing="1" w:after="100" w:afterAutospacing="1"/>
+      </w:pPr>
+      <w:r>
+        <w:rPr>
+          <w:b/>
+          <w:bCs/>
+        </w:rPr>
+        <w:t>Hydraulic mechanism:</w:t>
+      </w:r>
+      <w:r>
+        <w:t xml:space="preserve"> More rainfall → more storm inflow to combined sewers → higher total flow → CSOs with less slack spill more. The interaction with Share A (hydraulic slack deficit) is clean: the sensitivity of spill intensity to rainfall is precisely what the slack deficit measures.</w:t>
+      </w:r>
+    </w:p>
+    <w:p>
+      <w:pPr>
+        <w:spacing w:before="100" w:beforeAutospacing="1" w:after="100" w:afterAutospacing="1"/>
+      </w:pPr>
+      <w:r>
+        <w:rPr>
+          <w:b/>
+          <w:bCs/>
+        </w:rPr>
+        <w:t>Direct channel to house prices?</w:t>
+      </w:r>
+      <w:r>
+        <w:t xml:space="preserve"> This was the earlier concern. But note:</w:t>
+      </w:r>
+    </w:p>
+    <w:p>
+      <w:pPr>
+        <w:numPr>
+          <w:ilvl w:val="0"/>
+          <w:numId w:val="11"/>
+        </w:numPr>
+        <w:spacing w:before="100" w:beforeAutospacing="1" w:after="100" w:afterAutospacing="1"/>
+      </w:pPr>
+      <w:r>
+        <w:t xml:space="preserve">The concern was about </w:t>
+      </w:r>
+      <w:r>
+        <w:rPr>
+          <w:b/>
+          <w:bCs/>
+        </w:rPr>
+        <w:t>level</w:t>
+      </w:r>
+      <w:r>
+        <w:t xml:space="preserve"> of rainfall affecting prices (damp areas, flood risk)</w:t>
+      </w:r>
+    </w:p>
+    <w:p>
+      <w:pPr>
+        <w:numPr>
+          <w:ilvl w:val="0"/>
+          <w:numId w:val="11"/>
+        </w:numPr>
+        <w:spacing w:before="100" w:beforeAutospacing="1" w:after="100" w:afterAutospacing="1"/>
+      </w:pPr>
+      <w:r>
+        <w:t>This is absorbed by controlling for mean annual rainfall directly</w:t>
+      </w:r>
+    </w:p>
+    <w:p>
+      <w:pPr>
+        <w:numPr>
+          <w:ilvl w:val="0"/>
+          <w:numId w:val="11"/>
+        </w:numPr>
+        <w:spacing w:before="100" w:beforeAutospacing="1" w:after="100" w:afterAutospacing="1"/>
+      </w:pPr>
+      <w:r>
+        <w:t xml:space="preserve">What remains — </w:t>
+      </w:r>
+      <w:r>
+        <w:rPr>
+          <w:b/>
+          <w:bCs/>
+        </w:rPr>
+        <w:t>deviations</w:t>
+      </w:r>
+      <w:r>
+        <w:t xml:space="preserve"> from the long-run mean — affects prices mainly through flooding events, which are separate from CSO activity and can be controlled for using EA flood event data</w:t>
+      </w:r>
+    </w:p>
+    <w:p>
+      <w:pPr>
+        <w:spacing w:before="100" w:beforeAutospacing="1" w:after="100" w:afterAutospacing="1"/>
+      </w:pPr>
+      <w:r>
+        <w:rPr>
+          <w:b/>
+          <w:bCs/>
+        </w:rPr>
+        <w:t>Data:</w:t>
+      </w:r>
+      <w:r>
+        <w:t xml:space="preserve"> Met Office HadUK-Grid (1km resolution, 1891–present), freely available for research. Centre for Ecology &amp; Hydrology NRFA also provides catchment rainfall data.</w:t>
+      </w:r>
+    </w:p>
+    <w:p>
+      <w:pPr>
+        <w:spacing w:before="100" w:beforeAutospacing="1" w:after="100" w:afterAutospacing="1"/>
+      </w:pPr>
+      <w:r>
+        <w:rPr>
+          <w:b/>
+          <w:bCs/>
+        </w:rPr>
+        <w:t>Standard errors:</w:t>
+      </w:r>
+      <w:r>
+        <w:t xml:space="preserve"> Must cluster at the catchment-year level (the shock level), using BHJ's ssaggregate method.</w:t>
+      </w:r>
+    </w:p>
+    <w:p>
+      <w:r>
+        <w:rPr>
+          <w:noProof/>
+          <w14:ligatures w14:val="standardContextual"/>
+        </w:rPr>
+        <w:pict w14:anchorId="3AE6DE26">
+          <v:rect id="_x0000_i1036" alt="" style="width:451.3pt;height:.05pt;mso-width-percent:0;mso-height-percent:0;mso-width-percent:0;mso-height-percent:0" o:hralign="center" o:hrstd="t" o:hr="t" fillcolor="#a0a0a0" stroked="f"/>
+        </w:pict>
+      </w:r>
+    </w:p>
+    <w:p>
+      <w:pPr>
+        <w:spacing w:before="100" w:beforeAutospacing="1" w:after="100" w:afterAutospacing="1"/>
+        <w:outlineLvl w:val="2"/>
+        <w:rPr>
+          <w:b/>
+          <w:bCs/>
+          <w:sz w:val="27"/>
+          <w:szCs w:val="27"/>
+        </w:rPr>
+      </w:pPr>
+      <w:r>
+        <w:rPr>
+          <w:b/>
+          <w:bCs/>
+          <w:sz w:val="27"/>
+          <w:szCs w:val="27"/>
+        </w:rPr>
+        <w:t xml:space="preserve">Shift 2: New Residential Dwellings (Population/Sewage Volume) </w:t>
+      </w:r>
+      <w:r>
+        <w:rPr>
+          <w:rFonts w:ascii="Segoe UI Symbol" w:hAnsi="Segoe UI Symbol" w:cs="Segoe UI Symbol"/>
+          <w:b/>
+          <w:bCs/>
+          <w:sz w:val="27"/>
+          <w:szCs w:val="27"/>
+        </w:rPr>
+        <w:t>✓</w:t>
+      </w:r>
+      <w:r>
+        <w:rPr>
+          <w:b/>
+          <w:bCs/>
+          <w:sz w:val="27"/>
+          <w:szCs w:val="27"/>
+        </w:rPr>
+        <w:t xml:space="preserve"> RECOMMENDED SECONDARY (GSP path)</w:t>
+      </w:r>
+    </w:p>
+    <w:p>
+      <w:pPr>
+        <w:spacing w:before="100" w:beforeAutospacing="1" w:after="100" w:afterAutospacing="1"/>
+      </w:pPr>
+      <w:r>
+        <w:rPr>
+          <w:b/>
+          <w:bCs/>
+        </w:rPr>
+        <w:t>Definition:</w:t>
+      </w:r>
+    </w:p>
+    <w:p>
+      <w:pPr>
+        <w:spacing w:before="100" w:beforeAutospacing="1" w:after="100" w:afterAutospacing="1"/>
+      </w:pPr>
+      <w:r>
+        <w:t>g_{k,t} = ΔDwellings_{sub-catchment(j),t} = net new completions in CSO j's contributing catchment in year t</w:t>
+      </w:r>
+    </w:p>
+    <w:p>
+      <w:pPr>
+        <w:spacing w:before="100" w:beforeAutospacing="1" w:after="100" w:afterAutospacing="1"/>
+      </w:pPr>
+      <w:r>
+        <w:rPr>
+          <w:b/>
+          <w:bCs/>
+        </w:rPr>
+        <w:t>Exogenous?</w:t>
+      </w:r>
+      <w:r>
+        <w:t xml:space="preserve"> Partially — planning decisions are made by local authorities, but the specific </w:t>
+      </w:r>
+      <w:r>
+        <w:rPr>
+          <w:i/>
+          <w:iCs/>
+        </w:rPr>
+        <w:t>timing</w:t>
+      </w:r>
+      <w:r>
+        <w:t xml:space="preserve"> and </w:t>
+      </w:r>
+      <w:r>
+        <w:rPr>
+          <w:i/>
+          <w:iCs/>
+        </w:rPr>
+        <w:t>location</w:t>
+      </w:r>
+      <w:r>
+        <w:t xml:space="preserve"> of completions within a WwTW catchment is subject to developer behaviour and construction timelines that are plausibly exogenous to any specific CSO's spill </w:t>
+      </w:r>
+      <w:r>
+        <w:lastRenderedPageBreak/>
+        <w:t xml:space="preserve">history. More defensible when using only completions in the </w:t>
+      </w:r>
+      <w:r>
+        <w:rPr>
+          <w:b/>
+          <w:bCs/>
+        </w:rPr>
+        <w:t>upstream</w:t>
+      </w:r>
+      <w:r>
+        <w:t xml:space="preserve"> contributing area (away from the CSO outfall disamenity zone).</w:t>
+      </w:r>
+    </w:p>
+    <w:p>
+      <w:pPr>
+        <w:spacing w:before="100" w:beforeAutospacing="1" w:after="100" w:afterAutospacing="1"/>
+      </w:pPr>
+      <w:r>
+        <w:rPr>
+          <w:b/>
+          <w:bCs/>
+        </w:rPr>
+        <w:t>Time variation?</w:t>
+      </w:r>
+      <w:r>
+        <w:t xml:space="preserve"> Moderate to good — housing completions vary significantly year to year. However, serial correlation in development (areas that see development tend to continue seeing development) is a concern. Use annual deviations from the sub-catchment's long-run development trend to extract the exogenous component.</w:t>
+      </w:r>
+    </w:p>
+    <w:p>
+      <w:pPr>
+        <w:spacing w:before="100" w:beforeAutospacing="1" w:after="100" w:afterAutospacing="1"/>
+      </w:pPr>
+      <w:r>
+        <w:rPr>
+          <w:b/>
+          <w:bCs/>
+        </w:rPr>
+        <w:t>Hydraulic mechanism:</w:t>
+      </w:r>
+      <w:r>
+        <w:t xml:space="preserve"> New dwellings → permanent increase in DWF → interacts with hydraulic slack deficit because constrained CSOs are more sensitive to baseline flow increases.</w:t>
+      </w:r>
+    </w:p>
+    <w:p>
+      <w:pPr>
+        <w:spacing w:before="100" w:beforeAutospacing="1" w:after="100" w:afterAutospacing="1"/>
+      </w:pPr>
+      <w:r>
+        <w:rPr>
+          <w:b/>
+          <w:bCs/>
+        </w:rPr>
+        <w:t>Concern compared to rainfall:</w:t>
+      </w:r>
+      <w:r>
+        <w:t xml:space="preserve"> Unlike rainfall, dwelling growth is not genuinely random — it reflects planning policy, developer expectations, and land availability. The BHJ identification path (exogenous shocks) is less convincing here. The GSP path (exogenous shares) works: even if dwelling growth is endogenous, the instrument is still valid as long as the </w:t>
+      </w:r>
+      <w:r>
+        <w:rPr>
+          <w:i/>
+          <w:iCs/>
+        </w:rPr>
+        <w:t>shares</w:t>
+      </w:r>
+      <w:r>
+        <w:t xml:space="preserve"> (hydraulic slack) are exogenous. Use this shift under the GSP framework with the share-exogeneity argument.</w:t>
+      </w:r>
+    </w:p>
+    <w:p>
+      <w:pPr>
+        <w:spacing w:before="100" w:beforeAutospacing="1" w:after="100" w:afterAutospacing="1"/>
+      </w:pPr>
+      <w:r>
+        <w:rPr>
+          <w:b/>
+          <w:bCs/>
+        </w:rPr>
+        <w:t>Data:</w:t>
+      </w:r>
+      <w:r>
+        <w:t xml:space="preserve"> Land Registry Price Paid (new build flag, geocoded), MHCLG housing completions by local authority, MHCLG planning portal data.</w:t>
+      </w:r>
+    </w:p>
+    <w:p>
+      <w:r>
+        <w:rPr>
+          <w:noProof/>
+          <w14:ligatures w14:val="standardContextual"/>
+        </w:rPr>
+        <w:pict w14:anchorId="02D3A152">
+          <v:rect id="_x0000_i1035" alt="" style="width:451.3pt;height:.05pt;mso-width-percent:0;mso-height-percent:0;mso-width-percent:0;mso-height-percent:0" o:hralign="center" o:hrstd="t" o:hr="t" fillcolor="#a0a0a0" stroked="f"/>
+        </w:pict>
+      </w:r>
+    </w:p>
+    <w:p>
+      <w:pPr>
+        <w:spacing w:before="100" w:beforeAutospacing="1" w:after="100" w:afterAutospacing="1"/>
+        <w:outlineLvl w:val="2"/>
+        <w:rPr>
+          <w:b/>
+          <w:bCs/>
+          <w:sz w:val="27"/>
+          <w:szCs w:val="27"/>
+        </w:rPr>
+      </w:pPr>
+      <w:r>
+        <w:rPr>
+          <w:b/>
+          <w:bCs/>
+          <w:sz w:val="27"/>
+          <w:szCs w:val="27"/>
+        </w:rPr>
+        <w:t xml:space="preserve">Shift 3: WwTW Capacity Changes </w:t>
+      </w:r>
+      <w:r>
+        <w:rPr>
+          <w:rFonts w:ascii="Segoe UI Symbol" w:hAnsi="Segoe UI Symbol" w:cs="Segoe UI Symbol"/>
+          <w:b/>
+          <w:bCs/>
+          <w:sz w:val="27"/>
+          <w:szCs w:val="27"/>
+        </w:rPr>
+        <w:t>✗</w:t>
+      </w:r>
+      <w:r>
+        <w:rPr>
+          <w:b/>
+          <w:bCs/>
+          <w:sz w:val="27"/>
+          <w:szCs w:val="27"/>
+        </w:rPr>
+        <w:t xml:space="preserve"> AVOID</w:t>
+      </w:r>
+    </w:p>
+    <w:p>
+      <w:pPr>
+        <w:spacing w:before="100" w:beforeAutospacing="1" w:after="100" w:afterAutospacing="1"/>
+      </w:pPr>
+      <w:r>
+        <w:t>As discussed: endogenous to spill performance, too infrequent, and anticipated. Discard.</w:t>
+      </w:r>
+    </w:p>
+    <w:p>
+      <w:r>
+        <w:rPr>
+          <w:noProof/>
+          <w14:ligatures w14:val="standardContextual"/>
+        </w:rPr>
+        <w:pict w14:anchorId="5EF16F53">
+          <v:rect id="_x0000_i1034" alt="" style="width:451.3pt;height:.05pt;mso-width-percent:0;mso-height-percent:0;mso-width-percent:0;mso-height-percent:0" o:hralign="center" o:hrstd="t" o:hr="t" fillcolor="#a0a0a0" stroked="f"/>
+        </w:pict>
+      </w:r>
+    </w:p>
+    <w:p>
+      <w:pPr>
+        <w:spacing w:before="100" w:beforeAutospacing="1" w:after="100" w:afterAutospacing="1"/>
+        <w:outlineLvl w:val="2"/>
+        <w:rPr>
+          <w:b/>
+          <w:bCs/>
+          <w:sz w:val="27"/>
+          <w:szCs w:val="27"/>
+        </w:rPr>
+      </w:pPr>
+      <w:r>
+        <w:rPr>
+          <w:b/>
+          <w:bCs/>
+          <w:sz w:val="27"/>
+          <w:szCs w:val="27"/>
+        </w:rPr>
+        <w:t xml:space="preserve">Shift 4: WINEP Investment Intensity </w:t>
+      </w:r>
+      <w:r>
+        <w:rPr>
+          <w:rFonts w:ascii="Segoe UI Symbol" w:hAnsi="Segoe UI Symbol" w:cs="Segoe UI Symbol"/>
+          <w:b/>
+          <w:bCs/>
+          <w:sz w:val="27"/>
+          <w:szCs w:val="27"/>
+        </w:rPr>
+        <w:t>✗</w:t>
+      </w:r>
+      <w:r>
+        <w:rPr>
+          <w:b/>
+          <w:bCs/>
+          <w:sz w:val="27"/>
+          <w:szCs w:val="27"/>
+        </w:rPr>
+        <w:t xml:space="preserve"> AVOID</w:t>
+      </w:r>
+    </w:p>
+    <w:p>
+      <w:pPr>
+        <w:spacing w:before="100" w:beforeAutospacing="1" w:after="100" w:afterAutospacing="1"/>
+      </w:pPr>
+      <w:r>
+        <w:t>WINEP investment is explicitly allocated in response to poor environmental performance — i.e., high spill intensity. This is the opposite of exogenous.</w:t>
+      </w:r>
+    </w:p>
+    <w:p>
+      <w:r>
+        <w:rPr>
+          <w:noProof/>
+          <w14:ligatures w14:val="standardContextual"/>
+        </w:rPr>
+        <w:pict w14:anchorId="1A4D0420">
+          <v:rect id="_x0000_i1033" alt="" style="width:451.3pt;height:.05pt;mso-width-percent:0;mso-height-percent:0;mso-width-percent:0;mso-height-percent:0" o:hralign="center" o:hrstd="t" o:hr="t" fillcolor="#a0a0a0" stroked="f"/>
+        </w:pict>
+      </w:r>
+    </w:p>
+    <w:p>
+      <w:pPr>
+        <w:spacing w:before="100" w:beforeAutospacing="1" w:after="100" w:afterAutospacing="1"/>
+        <w:outlineLvl w:val="2"/>
+        <w:rPr>
+          <w:b/>
+          <w:bCs/>
+          <w:sz w:val="27"/>
+          <w:szCs w:val="27"/>
+        </w:rPr>
+      </w:pPr>
+      <w:r>
+        <w:rPr>
+          <w:b/>
+          <w:bCs/>
+          <w:sz w:val="27"/>
+          <w:szCs w:val="27"/>
+        </w:rPr>
+        <w:t xml:space="preserve">Shift 5: Regulatory DWF Multiplier Changes </w:t>
+      </w:r>
+      <w:r>
+        <w:rPr>
+          <w:rFonts w:ascii="Segoe UI Symbol" w:hAnsi="Segoe UI Symbol" w:cs="Segoe UI Symbol"/>
+          <w:b/>
+          <w:bCs/>
+          <w:sz w:val="27"/>
+          <w:szCs w:val="27"/>
+        </w:rPr>
+        <w:t>✓</w:t>
+      </w:r>
+      <w:r>
+        <w:rPr>
+          <w:b/>
+          <w:bCs/>
+          <w:sz w:val="27"/>
+          <w:szCs w:val="27"/>
+        </w:rPr>
+        <w:t xml:space="preserve"> POSSIBLE BUT WEAK</w:t>
+      </w:r>
+    </w:p>
+    <w:p>
+      <w:pPr>
+        <w:spacing w:before="100" w:beforeAutospacing="1" w:after="100" w:afterAutospacing="1"/>
+      </w:pPr>
+      <w:r>
+        <w:rPr>
+          <w:b/>
+          <w:bCs/>
+        </w:rPr>
+        <w:t>Definition:</w:t>
+      </w:r>
+      <w:r>
+        <w:t xml:space="preserve"> Changes in the permitted flow-to-full-treatment (FFT) ratio at the WwTW (e.g., from 3×DWF to 2.5×DWF under tightened permit conditions).</w:t>
+      </w:r>
+    </w:p>
+    <w:p>
+      <w:pPr>
+        <w:spacing w:before="100" w:beforeAutospacing="1" w:after="100" w:afterAutospacing="1"/>
+      </w:pPr>
+      <w:r>
+        <w:rPr>
+          <w:b/>
+          <w:bCs/>
+        </w:rPr>
+        <w:t>Exogenous?</w:t>
+      </w:r>
+      <w:r>
+        <w:t xml:space="preserve"> Regulatory changes to permit conditions are national policy decisions, but they are applied selectively to WwTWs that are non-compliant or in sensitive receiving water catchments. Not cleanly exogenous.</w:t>
+      </w:r>
+    </w:p>
+    <w:p>
+      <w:pPr>
+        <w:spacing w:before="100" w:beforeAutospacing="1" w:after="100" w:afterAutospacing="1"/>
+      </w:pPr>
+      <w:r>
+        <w:rPr>
+          <w:b/>
+          <w:bCs/>
+        </w:rPr>
+        <w:t>Time variation?</w:t>
+      </w:r>
+      <w:r>
+        <w:t xml:space="preserve"> Very limited in the 2016–2024 window.</w:t>
+      </w:r>
+    </w:p>
+    <w:p>
+      <w:pPr>
+        <w:spacing w:before="100" w:beforeAutospacing="1" w:after="100" w:afterAutospacing="1"/>
+      </w:pPr>
+      <w:r>
+        <w:rPr>
+          <w:b/>
+          <w:bCs/>
+        </w:rPr>
+        <w:t>Verdict:</w:t>
+      </w:r>
+      <w:r>
+        <w:t xml:space="preserve"> Insufficient variation and questionable exogeneity. Do not use as primary shift.</w:t>
+      </w:r>
+    </w:p>
+    <w:p>
+      <w:r>
+        <w:rPr>
+          <w:noProof/>
+          <w14:ligatures w14:val="standardContextual"/>
+        </w:rPr>
+        <w:lastRenderedPageBreak/>
+        <w:pict w14:anchorId="5BEE51D8">
+          <v:rect id="_x0000_i1032" alt="" style="width:451.3pt;height:.05pt;mso-width-percent:0;mso-height-percent:0;mso-width-percent:0;mso-height-percent:0" o:hralign="center" o:hrstd="t" o:hr="t" fillcolor="#a0a0a0" stroked="f"/>
+        </w:pict>
+      </w:r>
+    </w:p>
+    <w:p>
+      <w:pPr>
+        <w:spacing w:before="100" w:beforeAutospacing="1" w:after="100" w:afterAutospacing="1"/>
+        <w:outlineLvl w:val="2"/>
+        <w:rPr>
+          <w:b/>
+          <w:bCs/>
+          <w:sz w:val="27"/>
+          <w:szCs w:val="27"/>
+        </w:rPr>
+      </w:pPr>
+      <w:r>
+        <w:rPr>
+          <w:b/>
+          <w:bCs/>
+          <w:sz w:val="27"/>
+          <w:szCs w:val="27"/>
+        </w:rPr>
+        <w:t>Summary: Shift Ranking</w:t>
+      </w:r>
+    </w:p>
+    <w:tbl>
+      <w:tblPr>
+        <w:tblW w:w="0" w:type="auto"/>
+        <w:tblCellSpacing w:w="15" w:type="dxa"/>
+        <w:tblCellMar>
+          <w:top w:w="15" w:type="dxa"/>
+          <w:left w:w="15" w:type="dxa"/>
+          <w:bottom w:w="15" w:type="dxa"/>
+          <w:right w:w="15" w:type="dxa"/>
+        </w:tblCellMar>
+        <w:tblLook w:val="04A0" w:firstRow="1" w:lastRow="0" w:firstColumn="1" w:lastColumn="0" w:noHBand="0" w:noVBand="1"/>
+      </w:tblPr>
+      <w:tblGrid>
+        <w:gridCol w:w="2195"/>
+        <w:gridCol w:w="1287"/>
+        <w:gridCol w:w="1707"/>
+        <w:gridCol w:w="1367"/>
+        <w:gridCol w:w="540"/>
+        <w:gridCol w:w="1088"/>
+      </w:tblGrid>
+      <w:tr>
+        <w:trPr>
+          <w:tblHeader/>
+          <w:tblCellSpacing w:w="15" w:type="dxa"/>
+        </w:trPr>
+        <w:tc>
+          <w:tcPr>
+            <w:tcW w:w="0" w:type="auto"/>
+            <w:vAlign w:val="center"/>
+            <w:hideMark/>
+          </w:tcPr>
+          <w:p>
+            <w:pPr>
+              <w:jc w:val="center"/>
+              <w:rPr>
+                <w:b/>
+                <w:bCs/>
+              </w:rPr>
+            </w:pPr>
+            <w:r>
+              <w:rPr>
+                <w:b/>
+                <w:bCs/>
+              </w:rPr>
+              <w:t>Shift</w:t>
+            </w:r>
+          </w:p>
+        </w:tc>
+        <w:tc>
+          <w:tcPr>
+            <w:tcW w:w="0" w:type="auto"/>
+            <w:vAlign w:val="center"/>
+            <w:hideMark/>
+          </w:tcPr>
+          <w:p>
+            <w:pPr>
+              <w:jc w:val="center"/>
+              <w:rPr>
+                <w:b/>
+                <w:bCs/>
+              </w:rPr>
+            </w:pPr>
+            <w:r>
+              <w:rPr>
+                <w:b/>
+                <w:bCs/>
+              </w:rPr>
+              <w:t>Exogenous?</w:t>
+            </w:r>
+          </w:p>
+        </w:tc>
+        <w:tc>
+          <w:tcPr>
+            <w:tcW w:w="0" w:type="auto"/>
+            <w:vAlign w:val="center"/>
+            <w:hideMark/>
+          </w:tcPr>
+          <w:p>
+            <w:pPr>
+              <w:jc w:val="center"/>
+              <w:rPr>
+                <w:b/>
+                <w:bCs/>
+              </w:rPr>
+            </w:pPr>
+            <w:r>
+              <w:rPr>
+                <w:b/>
+                <w:bCs/>
+              </w:rPr>
+              <w:t>Time variation?</w:t>
+            </w:r>
+          </w:p>
+        </w:tc>
+        <w:tc>
+          <w:tcPr>
+            <w:tcW w:w="0" w:type="auto"/>
+            <w:vAlign w:val="center"/>
+            <w:hideMark/>
+          </w:tcPr>
+          <w:p>
+            <w:pPr>
+              <w:jc w:val="center"/>
+              <w:rPr>
+                <w:b/>
+                <w:bCs/>
+              </w:rPr>
+            </w:pPr>
+            <w:r>
+              <w:rPr>
+                <w:b/>
+                <w:bCs/>
+              </w:rPr>
+              <w:t>Mechanism?</w:t>
+            </w:r>
+          </w:p>
+        </w:tc>
+        <w:tc>
+          <w:tcPr>
+            <w:tcW w:w="0" w:type="auto"/>
+            <w:vAlign w:val="center"/>
+            <w:hideMark/>
+          </w:tcPr>
+          <w:p>
+            <w:pPr>
+              <w:jc w:val="center"/>
+              <w:rPr>
+                <w:b/>
+                <w:bCs/>
+              </w:rPr>
+            </w:pPr>
+            <w:r>
+              <w:rPr>
+                <w:b/>
+                <w:bCs/>
+              </w:rPr>
+              <w:t>Path</w:t>
+            </w:r>
+          </w:p>
+        </w:tc>
+        <w:tc>
+          <w:tcPr>
+            <w:tcW w:w="0" w:type="auto"/>
+            <w:vAlign w:val="center"/>
+            <w:hideMark/>
+          </w:tcPr>
+          <w:p>
+            <w:pPr>
+              <w:jc w:val="center"/>
+              <w:rPr>
+                <w:b/>
+                <w:bCs/>
+              </w:rPr>
+            </w:pPr>
+            <w:r>
+              <w:rPr>
+                <w:b/>
+                <w:bCs/>
+              </w:rPr>
+              <w:t>Verdict</w:t>
+            </w:r>
+          </w:p>
+        </w:tc>
+      </w:tr>
+      <w:tr>
+        <w:trPr>
+          <w:tblCellSpacing w:w="15" w:type="dxa"/>
+        </w:trPr>
+        <w:tc>
+          <w:tcPr>
+            <w:tcW w:w="0" w:type="auto"/>
+            <w:vAlign w:val="center"/>
+            <w:hideMark/>
+          </w:tcPr>
+          <w:p>
+            <w:r>
+              <w:t>1: Rainfall deviation</w:t>
+            </w:r>
+          </w:p>
+        </w:tc>
+        <w:tc>
+          <w:tcPr>
+            <w:tcW w:w="0" w:type="auto"/>
+            <w:vAlign w:val="center"/>
+            <w:hideMark/>
+          </w:tcPr>
+          <w:p>
+            <w:r>
+              <w:rPr>
+                <w:rFonts w:ascii="Segoe UI Symbol" w:hAnsi="Segoe UI Symbol" w:cs="Segoe UI Symbol"/>
+              </w:rPr>
+              <w:t>✓✓</w:t>
+            </w:r>
+          </w:p>
+        </w:tc>
+        <w:tc>
+          <w:tcPr>
+            <w:tcW w:w="0" w:type="auto"/>
+            <w:vAlign w:val="center"/>
+            <w:hideMark/>
+          </w:tcPr>
+          <w:p>
+            <w:r>
+              <w:rPr>
+                <w:rFonts w:ascii="Segoe UI Symbol" w:hAnsi="Segoe UI Symbol" w:cs="Segoe UI Symbol"/>
+              </w:rPr>
+              <w:t>✓✓</w:t>
+            </w:r>
+          </w:p>
+        </w:tc>
+        <w:tc>
+          <w:tcPr>
+            <w:tcW w:w="0" w:type="auto"/>
+            <w:vAlign w:val="center"/>
+            <w:hideMark/>
+          </w:tcPr>
+          <w:p>
+            <w:r>
+              <w:rPr>
+                <w:rFonts w:ascii="Segoe UI Symbol" w:hAnsi="Segoe UI Symbol" w:cs="Segoe UI Symbol"/>
+              </w:rPr>
+              <w:t>✓✓</w:t>
+            </w:r>
+          </w:p>
+        </w:tc>
+        <w:tc>
+          <w:tcPr>
+            <w:tcW w:w="0" w:type="auto"/>
+            <w:vAlign w:val="center"/>
+            <w:hideMark/>
+          </w:tcPr>
+          <w:p>
+            <w:r>
+              <w:t>BHJ</w:t>
+            </w:r>
+          </w:p>
+        </w:tc>
+        <w:tc>
+          <w:tcPr>
+            <w:tcW w:w="0" w:type="auto"/>
+            <w:vAlign w:val="center"/>
+            <w:hideMark/>
+          </w:tcPr>
+          <w:p>
+            <w:r>
+              <w:t>Primary</w:t>
+            </w:r>
+          </w:p>
+        </w:tc>
+      </w:tr>
+      <w:tr>
+        <w:trPr>
+          <w:tblCellSpacing w:w="15" w:type="dxa"/>
+        </w:trPr>
+        <w:tc>
+          <w:tcPr>
+            <w:tcW w:w="0" w:type="auto"/>
+            <w:vAlign w:val="center"/>
+            <w:hideMark/>
+          </w:tcPr>
+          <w:p>
+            <w:r>
+              <w:t>2: Dwelling growth</w:t>
+            </w:r>
+          </w:p>
+        </w:tc>
+        <w:tc>
+          <w:tcPr>
+            <w:tcW w:w="0" w:type="auto"/>
+            <w:vAlign w:val="center"/>
+            <w:hideMark/>
+          </w:tcPr>
+          <w:p>
+            <w:r>
+              <w:rPr>
+                <w:rFonts w:ascii="Segoe UI Symbol" w:hAnsi="Segoe UI Symbol" w:cs="Segoe UI Symbol"/>
+              </w:rPr>
+              <w:t>✓</w:t>
+            </w:r>
+            <w:r>
+              <w:t xml:space="preserve"> (partial)</w:t>
+            </w:r>
+          </w:p>
+        </w:tc>
+        <w:tc>
+          <w:tcPr>
+            <w:tcW w:w="0" w:type="auto"/>
+            <w:vAlign w:val="center"/>
+            <w:hideMark/>
+          </w:tcPr>
+          <w:p>
+            <w:r>
+              <w:rPr>
+                <w:rFonts w:ascii="Segoe UI Symbol" w:hAnsi="Segoe UI Symbol" w:cs="Segoe UI Symbol"/>
+              </w:rPr>
+              <w:t>✓✓</w:t>
+            </w:r>
+          </w:p>
+        </w:tc>
+        <w:tc>
+          <w:tcPr>
+            <w:tcW w:w="0" w:type="auto"/>
+            <w:vAlign w:val="center"/>
+            <w:hideMark/>
+          </w:tcPr>
+          <w:p>
+            <w:r>
+              <w:rPr>
+                <w:rFonts w:ascii="Segoe UI Symbol" w:hAnsi="Segoe UI Symbol" w:cs="Segoe UI Symbol"/>
+              </w:rPr>
+              <w:t>✓✓</w:t>
+            </w:r>
+          </w:p>
+        </w:tc>
+        <w:tc>
+          <w:tcPr>
+            <w:tcW w:w="0" w:type="auto"/>
+            <w:vAlign w:val="center"/>
+            <w:hideMark/>
+          </w:tcPr>
+          <w:p>
+            <w:r>
+              <w:t>GSP</w:t>
+            </w:r>
+          </w:p>
+        </w:tc>
+        <w:tc>
+          <w:tcPr>
+            <w:tcW w:w="0" w:type="auto"/>
+            <w:vAlign w:val="center"/>
+            <w:hideMark/>
+          </w:tcPr>
+          <w:p>
+            <w:r>
+              <w:t>Secondary</w:t>
+            </w:r>
+          </w:p>
+        </w:tc>
+      </w:tr>
+      <w:tr>
+        <w:trPr>
+          <w:tblCellSpacing w:w="15" w:type="dxa"/>
+        </w:trPr>
+        <w:tc>
+          <w:tcPr>
+            <w:tcW w:w="0" w:type="auto"/>
+            <w:vAlign w:val="center"/>
+            <w:hideMark/>
+          </w:tcPr>
+          <w:p>
+            <w:r>
+              <w:t>3: WwTW capacity</w:t>
+            </w:r>
+          </w:p>
+        </w:tc>
+        <w:tc>
+          <w:tcPr>
+            <w:tcW w:w="0" w:type="auto"/>
+            <w:vAlign w:val="center"/>
+            <w:hideMark/>
+          </w:tcPr>
+          <w:p>
+            <w:r>
+              <w:rPr>
+                <w:rFonts w:ascii="Segoe UI Symbol" w:hAnsi="Segoe UI Symbol" w:cs="Segoe UI Symbol"/>
+              </w:rPr>
+              <w:t>✗</w:t>
+            </w:r>
+          </w:p>
+        </w:tc>
+        <w:tc>
+          <w:tcPr>
+            <w:tcW w:w="0" w:type="auto"/>
+            <w:vAlign w:val="center"/>
+            <w:hideMark/>
+          </w:tcPr>
+          <w:p>
+            <w:r>
+              <w:rPr>
+                <w:rFonts w:ascii="Segoe UI Symbol" w:hAnsi="Segoe UI Symbol" w:cs="Segoe UI Symbol"/>
+              </w:rPr>
+              <w:t>✗</w:t>
+            </w:r>
+          </w:p>
+        </w:tc>
+        <w:tc>
+          <w:tcPr>
+            <w:tcW w:w="0" w:type="auto"/>
+            <w:vAlign w:val="center"/>
+            <w:hideMark/>
+          </w:tcPr>
+          <w:p>
+            <w:r>
+              <w:rPr>
+                <w:rFonts w:ascii="Segoe UI Symbol" w:hAnsi="Segoe UI Symbol" w:cs="Segoe UI Symbol"/>
+              </w:rPr>
+              <w:t>✓</w:t>
+            </w:r>
+          </w:p>
+        </w:tc>
+        <w:tc>
+          <w:tcPr>
+            <w:tcW w:w="0" w:type="auto"/>
+            <w:vAlign w:val="center"/>
+            <w:hideMark/>
+          </w:tcPr>
+          <w:p>
+            <w:r>
+              <w:t>—</w:t>
+            </w:r>
+          </w:p>
+        </w:tc>
+        <w:tc>
+          <w:tcPr>
+            <w:tcW w:w="0" w:type="auto"/>
+            <w:vAlign w:val="center"/>
+            <w:hideMark/>
+          </w:tcPr>
+          <w:p>
+            <w:r>
+              <w:t>Drop</w:t>
+            </w:r>
+          </w:p>
+        </w:tc>
+      </w:tr>
+      <w:tr>
+        <w:trPr>
+          <w:tblCellSpacing w:w="15" w:type="dxa"/>
+        </w:trPr>
+        <w:tc>
+          <w:tcPr>
+            <w:tcW w:w="0" w:type="auto"/>
+            <w:vAlign w:val="center"/>
+            <w:hideMark/>
+          </w:tcPr>
+          <w:p>
+            <w:r>
+              <w:t>4: WINEP investment</w:t>
+            </w:r>
+          </w:p>
+        </w:tc>
+        <w:tc>
+          <w:tcPr>
+            <w:tcW w:w="0" w:type="auto"/>
+            <w:vAlign w:val="center"/>
+            <w:hideMark/>
+          </w:tcPr>
+          <w:p>
+            <w:r>
+              <w:rPr>
+                <w:rFonts w:ascii="Segoe UI Symbol" w:hAnsi="Segoe UI Symbol" w:cs="Segoe UI Symbol"/>
+              </w:rPr>
+              <w:t>✗</w:t>
+            </w:r>
+          </w:p>
+        </w:tc>
+        <w:tc>
+          <w:tcPr>
+            <w:tcW w:w="0" w:type="auto"/>
+            <w:vAlign w:val="center"/>
+            <w:hideMark/>
+          </w:tcPr>
+          <w:p>
+            <w:r>
+              <w:rPr>
+                <w:rFonts w:ascii="Segoe UI Symbol" w:hAnsi="Segoe UI Symbol" w:cs="Segoe UI Symbol"/>
+              </w:rPr>
+              <w:t>✗</w:t>
+            </w:r>
+          </w:p>
+        </w:tc>
+        <w:tc>
+          <w:tcPr>
+            <w:tcW w:w="0" w:type="auto"/>
+            <w:vAlign w:val="center"/>
+            <w:hideMark/>
+          </w:tcPr>
+          <w:p>
+            <w:r>
+              <w:rPr>
+                <w:rFonts w:ascii="Segoe UI Symbol" w:hAnsi="Segoe UI Symbol" w:cs="Segoe UI Symbol"/>
+              </w:rPr>
+              <w:t>✓</w:t>
+            </w:r>
+          </w:p>
+        </w:tc>
+        <w:tc>
+          <w:tcPr>
+            <w:tcW w:w="0" w:type="auto"/>
+            <w:vAlign w:val="center"/>
+            <w:hideMark/>
+          </w:tcPr>
+          <w:p>
+            <w:r>
+              <w:t>—</w:t>
+            </w:r>
+          </w:p>
+        </w:tc>
+        <w:tc>
+          <w:tcPr>
+            <w:tcW w:w="0" w:type="auto"/>
+            <w:vAlign w:val="center"/>
+            <w:hideMark/>
+          </w:tcPr>
+          <w:p>
+            <w:r>
+              <w:t>Drop</w:t>
+            </w:r>
+          </w:p>
+        </w:tc>
+      </w:tr>
+      <w:tr>
+        <w:trPr>
+          <w:tblCellSpacing w:w="15" w:type="dxa"/>
+        </w:trPr>
+        <w:tc>
+          <w:tcPr>
+            <w:tcW w:w="0" w:type="auto"/>
+            <w:vAlign w:val="center"/>
+            <w:hideMark/>
+          </w:tcPr>
+          <w:p>
+            <w:r>
+              <w:t>5: FFT multiplier</w:t>
+            </w:r>
+          </w:p>
+        </w:tc>
+        <w:tc>
+          <w:tcPr>
+            <w:tcW w:w="0" w:type="auto"/>
+            <w:vAlign w:val="center"/>
+            <w:hideMark/>
+          </w:tcPr>
+          <w:p>
+            <w:r>
+              <w:rPr>
+                <w:rFonts w:ascii="Segoe UI Symbol" w:hAnsi="Segoe UI Symbol" w:cs="Segoe UI Symbol"/>
+              </w:rPr>
+              <w:t>✓</w:t>
+            </w:r>
+            <w:r>
+              <w:t xml:space="preserve"> (partial)</w:t>
+            </w:r>
+          </w:p>
+        </w:tc>
+        <w:tc>
+          <w:tcPr>
+            <w:tcW w:w="0" w:type="auto"/>
+            <w:vAlign w:val="center"/>
+            <w:hideMark/>
+          </w:tcPr>
+          <w:p>
+            <w:r>
+              <w:rPr>
+                <w:rFonts w:ascii="Segoe UI Symbol" w:hAnsi="Segoe UI Symbol" w:cs="Segoe UI Symbol"/>
+              </w:rPr>
+              <w:t>✗</w:t>
+            </w:r>
+          </w:p>
+        </w:tc>
+        <w:tc>
+          <w:tcPr>
+            <w:tcW w:w="0" w:type="auto"/>
+            <w:vAlign w:val="center"/>
+            <w:hideMark/>
+          </w:tcPr>
+          <w:p>
+            <w:r>
+              <w:rPr>
+                <w:rFonts w:ascii="Segoe UI Symbol" w:hAnsi="Segoe UI Symbol" w:cs="Segoe UI Symbol"/>
+              </w:rPr>
+              <w:t>✓</w:t>
+            </w:r>
+          </w:p>
+        </w:tc>
+        <w:tc>
+          <w:tcPr>
+            <w:tcW w:w="0" w:type="auto"/>
+            <w:vAlign w:val="center"/>
+            <w:hideMark/>
+          </w:tcPr>
+          <w:p>
+            <w:r>
+              <w:t>—</w:t>
+            </w:r>
+          </w:p>
+        </w:tc>
+        <w:tc>
+          <w:tcPr>
+            <w:tcW w:w="0" w:type="auto"/>
+            <w:vAlign w:val="center"/>
+            <w:hideMark/>
+          </w:tcPr>
+          <w:p>
+            <w:r>
+              <w:t>Weak</w:t>
+            </w:r>
+          </w:p>
+        </w:tc>
+      </w:tr>
+    </w:tbl>
+    <w:p>
+      <w:r>
+        <w:rPr>
+          <w:noProof/>
+          <w14:ligatures w14:val="standardContextual"/>
+        </w:rPr>
+        <w:pict w14:anchorId="452708B0">
+          <v:rect id="_x0000_i1031" alt="" style="width:451.3pt;height:.05pt;mso-width-percent:0;mso-height-percent:0;mso-width-percent:0;mso-height-percent:0" o:hralign="center" o:hrstd="t" o:hr="t" fillcolor="#a0a0a0" stroked="f"/>
+        </w:pict>
+      </w:r>
+    </w:p>
+    <w:p>
+      <w:pPr>
+        <w:spacing w:before="100" w:beforeAutospacing="1" w:after="100" w:afterAutospacing="1"/>
+        <w:outlineLvl w:val="1"/>
+        <w:rPr>
+          <w:b/>
+          <w:bCs/>
+          <w:sz w:val="36"/>
+          <w:szCs w:val="36"/>
+        </w:rPr>
+      </w:pPr>
+      <w:r>
+        <w:rPr>
+          <w:b/>
+          <w:bCs/>
+          <w:sz w:val="36"/>
+          <w:szCs w:val="36"/>
+        </w:rPr>
+        <w:t>DIMENSION 3: UNIT OF ANALYSIS</w:t>
+      </w:r>
+    </w:p>
+    <w:p>
+      <w:pPr>
+        <w:spacing w:before="100" w:beforeAutospacing="1" w:after="100" w:afterAutospacing="1"/>
+      </w:pPr>
+      <w:r>
+        <w:t>The choice of unit of analysis determines what fixed effects absorb, what constitutes "within-unit" variation, and how many observations you have.</w:t>
+      </w:r>
+    </w:p>
+    <w:p>
+      <w:r>
+        <w:rPr>
+          <w:noProof/>
+          <w14:ligatures w14:val="standardContextual"/>
+        </w:rPr>
+        <w:pict w14:anchorId="2E6E8618">
+          <v:rect id="_x0000_i1030" alt="" style="width:451.3pt;height:.05pt;mso-width-percent:0;mso-height-percent:0;mso-width-percent:0;mso-height-percent:0" o:hralign="center" o:hrstd="t" o:hr="t" fillcolor="#a0a0a0" stroked="f"/>
+        </w:pict>
+      </w:r>
+    </w:p>
+    <w:p>
+      <w:pPr>
+        <w:spacing w:before="100" w:beforeAutospacing="1" w:after="100" w:afterAutospacing="1"/>
+        <w:outlineLvl w:val="2"/>
+        <w:rPr>
+          <w:b/>
+          <w:bCs/>
+          <w:sz w:val="27"/>
+          <w:szCs w:val="27"/>
+        </w:rPr>
+      </w:pPr>
+      <w:r>
+        <w:rPr>
+          <w:b/>
+          <w:bCs/>
+          <w:sz w:val="27"/>
+          <w:szCs w:val="27"/>
+        </w:rPr>
+        <w:t xml:space="preserve">Unit A: House Transaction (observation = house sale) </w:t>
+      </w:r>
+      <w:r>
+        <w:rPr>
+          <w:rFonts w:ascii="Segoe UI Symbol" w:hAnsi="Segoe UI Symbol" w:cs="Segoe UI Symbol"/>
+          <w:b/>
+          <w:bCs/>
+          <w:sz w:val="27"/>
+          <w:szCs w:val="27"/>
+        </w:rPr>
+        <w:t>✓✓</w:t>
+      </w:r>
+      <w:r>
+        <w:rPr>
+          <w:b/>
+          <w:bCs/>
+          <w:sz w:val="27"/>
+          <w:szCs w:val="27"/>
+        </w:rPr>
+        <w:t xml:space="preserve"> RECOMMENDED</w:t>
+      </w:r>
+    </w:p>
+    <w:p>
+      <w:pPr>
+        <w:spacing w:before="100" w:beforeAutospacing="1" w:after="100" w:afterAutospacing="1"/>
+      </w:pPr>
+      <w:r>
+        <w:rPr>
+          <w:b/>
+          <w:bCs/>
+        </w:rPr>
+        <w:t>What it is:</w:t>
+      </w:r>
+      <w:r>
+        <w:t xml:space="preserve"> Each row is a house sale, with the CSO j(i) and its characteristics assigned to the house based on nearest-CSO matching or sewershed membership.</w:t>
+      </w:r>
+    </w:p>
+    <w:p>
+      <w:pPr>
+        <w:spacing w:before="100" w:beforeAutospacing="1" w:after="100" w:afterAutospacing="1"/>
+      </w:pPr>
+      <w:r>
+        <w:rPr>
+          <w:b/>
+          <w:bCs/>
+        </w:rPr>
+        <w:t>Fixed effects:</w:t>
+      </w:r>
+    </w:p>
+    <w:p>
+      <w:pPr>
+        <w:numPr>
+          <w:ilvl w:val="0"/>
+          <w:numId w:val="12"/>
+        </w:numPr>
+        <w:spacing w:before="100" w:beforeAutospacing="1" w:after="100" w:afterAutospacing="1"/>
+      </w:pPr>
+      <w:r>
+        <w:t>LSOA fixed effects: absorb all time-invariant neighbourhood characteristics (~1,500 people per LSOA, ~32,000 LSOAs in England)</w:t>
+      </w:r>
+    </w:p>
+    <w:p>
+      <w:pPr>
+        <w:numPr>
+          <w:ilvl w:val="0"/>
+          <w:numId w:val="12"/>
+        </w:numPr>
+        <w:spacing w:before="100" w:beforeAutospacing="1" w:after="100" w:afterAutospacing="1"/>
+      </w:pPr>
+      <w:r>
+        <w:t>Year fixed effects: absorb national house price trends</w:t>
+      </w:r>
+    </w:p>
+    <w:p>
+      <w:pPr>
+        <w:numPr>
+          <w:ilvl w:val="0"/>
+          <w:numId w:val="12"/>
+        </w:numPr>
+        <w:spacing w:before="100" w:beforeAutospacing="1" w:after="100" w:afterAutospacing="1"/>
+      </w:pPr>
+      <w:r>
+        <w:t>WwTW catchment × year FE: absorb catchment-level time-varying confounders (e.g., local employment shocks, catchment-wide rainfall)</w:t>
+      </w:r>
+    </w:p>
+    <w:p>
+      <w:pPr>
+        <w:spacing w:before="100" w:beforeAutospacing="1" w:after="100" w:afterAutospacing="1"/>
+      </w:pPr>
+      <w:r>
+        <w:rPr>
+          <w:b/>
+          <w:bCs/>
+        </w:rPr>
+        <w:t>Identifying variation:</w:t>
+      </w:r>
+      <w:r>
+        <w:t xml:space="preserve"> Within LSOA, across years — how do house prices respond to changes in spill intensity of the nearest CSO?</w:t>
+      </w:r>
+    </w:p>
+    <w:p>
+      <w:pPr>
+        <w:spacing w:before="100" w:beforeAutospacing="1" w:after="100" w:afterAutospacing="1"/>
+      </w:pPr>
+      <w:r>
+        <w:rPr>
+          <w:b/>
+          <w:bCs/>
+        </w:rPr>
+        <w:t>Instrument:</w:t>
+      </w:r>
+      <w:r>
+        <w:t xml:space="preserve"> B_{it} = s_{j(i),slack} × g_{k(j),t} is assigned to house i based on its nearest CSO</w:t>
+      </w:r>
+    </w:p>
+    <w:p>
+      <w:pPr>
+        <w:spacing w:before="100" w:beforeAutospacing="1" w:after="100" w:afterAutospacing="1"/>
+      </w:pPr>
+      <w:r>
+        <w:rPr>
+          <w:b/>
+          <w:bCs/>
+        </w:rPr>
+        <w:t>Sample size:</w:t>
+      </w:r>
+      <w:r>
+        <w:t xml:space="preserve"> ~1.5 million transactions per year in England. Very well powered.</w:t>
+      </w:r>
+    </w:p>
+    <w:p>
+      <w:pPr>
+        <w:spacing w:before="100" w:beforeAutospacing="1" w:after="100" w:afterAutospacing="1"/>
+      </w:pPr>
+      <w:r>
+        <w:rPr>
+          <w:b/>
+          <w:bCs/>
+        </w:rPr>
+        <w:t>Key concern:</w:t>
+      </w:r>
+      <w:r>
+        <w:t xml:space="preserve"> Assignment of CSO to house via nearest-CSO matching is coarse — two houses on the same street might differ in their actual CSO exposure if they are near a catchment boundary. Measurement error in treatment assignment attenuates estimates toward zero (conservative bias). Address by using distance-weighted spill exposure rather than nearest-CSO only.</w:t>
+      </w:r>
+    </w:p>
+    <w:p>
+      <w:r>
+        <w:rPr>
+          <w:noProof/>
+          <w14:ligatures w14:val="standardContextual"/>
+        </w:rPr>
+        <w:pict w14:anchorId="02C67C7A">
+          <v:rect id="_x0000_i1029" alt="" style="width:451.3pt;height:.05pt;mso-width-percent:0;mso-height-percent:0;mso-width-percent:0;mso-height-percent:0" o:hralign="center" o:hrstd="t" o:hr="t" fillcolor="#a0a0a0" stroked="f"/>
+        </w:pict>
+      </w:r>
+    </w:p>
+    <w:p>
+      <w:pPr>
+        <w:spacing w:before="100" w:beforeAutospacing="1" w:after="100" w:afterAutospacing="1"/>
+        <w:outlineLvl w:val="2"/>
+        <w:rPr>
+          <w:b/>
+          <w:bCs/>
+          <w:sz w:val="27"/>
+          <w:szCs w:val="27"/>
+        </w:rPr>
+      </w:pPr>
+      <w:r>
+        <w:rPr>
+          <w:b/>
+          <w:bCs/>
+          <w:sz w:val="27"/>
+          <w:szCs w:val="27"/>
+        </w:rPr>
+        <w:lastRenderedPageBreak/>
+        <w:t xml:space="preserve">Unit B: LSOA-Year (observation = LSOA × year) </w:t>
+      </w:r>
+      <w:r>
+        <w:rPr>
+          <w:rFonts w:ascii="Segoe UI Symbol" w:hAnsi="Segoe UI Symbol" w:cs="Segoe UI Symbol"/>
+          <w:b/>
+          <w:bCs/>
+          <w:sz w:val="27"/>
+          <w:szCs w:val="27"/>
+        </w:rPr>
+        <w:t>✓</w:t>
+      </w:r>
+      <w:r>
+        <w:rPr>
+          <w:b/>
+          <w:bCs/>
+          <w:sz w:val="27"/>
+          <w:szCs w:val="27"/>
+        </w:rPr>
+        <w:t xml:space="preserve"> VALID SECONDARY</w:t>
+      </w:r>
+    </w:p>
+    <w:p>
+      <w:pPr>
+        <w:spacing w:before="100" w:beforeAutospacing="1" w:after="100" w:afterAutospacing="1"/>
+      </w:pPr>
+      <w:r>
+        <w:rPr>
+          <w:b/>
+          <w:bCs/>
+        </w:rPr>
+        <w:t>What it is:</w:t>
+      </w:r>
+      <w:r>
+        <w:t xml:space="preserve"> Each row is an LSOA in a given year. Outcome is mean (or median) house price in that LSOA in that year. Treatment is the spill intensity of the CSO(s) serving that LSOA.</w:t>
+      </w:r>
+    </w:p>
+    <w:p>
+      <w:pPr>
+        <w:spacing w:before="100" w:beforeAutospacing="1" w:after="100" w:afterAutospacing="1"/>
+      </w:pPr>
+      <w:r>
+        <w:rPr>
+          <w:b/>
+          <w:bCs/>
+        </w:rPr>
+        <w:t>Fixed effects:</w:t>
+      </w:r>
+    </w:p>
+    <w:p>
+      <w:pPr>
+        <w:numPr>
+          <w:ilvl w:val="0"/>
+          <w:numId w:val="13"/>
+        </w:numPr>
+        <w:spacing w:before="100" w:beforeAutospacing="1" w:after="100" w:afterAutospacing="1"/>
+      </w:pPr>
+      <w:r>
+        <w:t>LSOA fixed effects</w:t>
+      </w:r>
+    </w:p>
+    <w:p>
+      <w:pPr>
+        <w:numPr>
+          <w:ilvl w:val="0"/>
+          <w:numId w:val="13"/>
+        </w:numPr>
+        <w:spacing w:before="100" w:beforeAutospacing="1" w:after="100" w:afterAutospacing="1"/>
+      </w:pPr>
+      <w:r>
+        <w:t>Year fixed effects</w:t>
+      </w:r>
+    </w:p>
+    <w:p>
+      <w:pPr>
+        <w:spacing w:before="100" w:beforeAutospacing="1" w:after="100" w:afterAutospacing="1"/>
+      </w:pPr>
+      <w:r>
+        <w:rPr>
+          <w:b/>
+          <w:bCs/>
+        </w:rPr>
+        <w:t>Identifying variation:</w:t>
+      </w:r>
+      <w:r>
+        <w:t xml:space="preserve"> Within LSOA, across years.</w:t>
+      </w:r>
+    </w:p>
+    <w:p>
+      <w:pPr>
+        <w:spacing w:before="100" w:beforeAutospacing="1" w:after="100" w:afterAutospacing="1"/>
+      </w:pPr>
+      <w:r>
+        <w:rPr>
+          <w:b/>
+          <w:bCs/>
+        </w:rPr>
+        <w:t>Advantages:</w:t>
+      </w:r>
+    </w:p>
+    <w:p>
+      <w:pPr>
+        <w:numPr>
+          <w:ilvl w:val="0"/>
+          <w:numId w:val="14"/>
+        </w:numPr>
+        <w:spacing w:before="100" w:beforeAutospacing="1" w:after="100" w:afterAutospacing="1"/>
+      </w:pPr>
+      <w:r>
+        <w:t>Cleaner assignment — each LSOA has a well-defined "served by" CSO relationship</w:t>
+      </w:r>
+    </w:p>
+    <w:p>
+      <w:pPr>
+        <w:numPr>
+          <w:ilvl w:val="0"/>
+          <w:numId w:val="14"/>
+        </w:numPr>
+        <w:spacing w:before="100" w:beforeAutospacing="1" w:after="100" w:afterAutospacing="1"/>
+      </w:pPr>
+      <w:r>
+        <w:t>Reduces measurement error from nearest-CSO matching</w:t>
+      </w:r>
+    </w:p>
+    <w:p>
+      <w:pPr>
+        <w:numPr>
+          <w:ilvl w:val="0"/>
+          <w:numId w:val="14"/>
+        </w:numPr>
+        <w:spacing w:before="100" w:beforeAutospacing="1" w:after="100" w:afterAutospacing="1"/>
+      </w:pPr>
+      <w:r>
+        <w:t>Easier to construct the Bartik instrument at the LSOA level</w:t>
+      </w:r>
+    </w:p>
+    <w:p>
+      <w:pPr>
+        <w:spacing w:before="100" w:beforeAutospacing="1" w:after="100" w:afterAutospacing="1"/>
+      </w:pPr>
+      <w:r>
+        <w:rPr>
+          <w:b/>
+          <w:bCs/>
+        </w:rPr>
+        <w:t>Disadvantages:</w:t>
+      </w:r>
+    </w:p>
+    <w:p>
+      <w:pPr>
+        <w:numPr>
+          <w:ilvl w:val="0"/>
+          <w:numId w:val="15"/>
+        </w:numPr>
+        <w:spacing w:before="100" w:beforeAutospacing="1" w:after="100" w:afterAutospacing="1"/>
+      </w:pPr>
+      <w:r>
+        <w:t>Loses house-level heterogeneity (you can't control for bedrooms, floor area, property type)</w:t>
+      </w:r>
+    </w:p>
+    <w:p>
+      <w:pPr>
+        <w:numPr>
+          <w:ilvl w:val="0"/>
+          <w:numId w:val="15"/>
+        </w:numPr>
+        <w:spacing w:before="100" w:beforeAutospacing="1" w:after="100" w:afterAutospacing="1"/>
+      </w:pPr>
+      <w:r>
+        <w:t>Mean house prices are noisy in LSOAs with few transactions (some rural LSOAs have &lt;5 sales/year)</w:t>
+      </w:r>
+    </w:p>
+    <w:p>
+      <w:pPr>
+        <w:numPr>
+          <w:ilvl w:val="0"/>
+          <w:numId w:val="15"/>
+        </w:numPr>
+        <w:spacing w:before="100" w:beforeAutospacing="1" w:after="100" w:afterAutospacing="1"/>
+      </w:pPr>
+      <w:r>
+        <w:t>Standard hedonic controls not available</w:t>
+      </w:r>
+    </w:p>
+    <w:p>
+      <w:pPr>
+        <w:spacing w:before="100" w:beforeAutospacing="1" w:after="100" w:afterAutospacing="1"/>
+      </w:pPr>
+      <w:r>
+        <w:rPr>
+          <w:b/>
+          <w:bCs/>
+        </w:rPr>
+        <w:t>Best use:</w:t>
+      </w:r>
+      <w:r>
+        <w:t xml:space="preserve"> Cross-check for the house-transaction specification. If LSOA-level and transaction-level results agree, the transaction-level controls aren't driving the result.</w:t>
+      </w:r>
+    </w:p>
+    <w:p>
+      <w:r>
+        <w:rPr>
+          <w:noProof/>
+          <w14:ligatures w14:val="standardContextual"/>
+        </w:rPr>
+        <w:pict w14:anchorId="5C013A77">
+          <v:rect id="_x0000_i1028" alt="" style="width:451.3pt;height:.05pt;mso-width-percent:0;mso-height-percent:0;mso-width-percent:0;mso-height-percent:0" o:hralign="center" o:hrstd="t" o:hr="t" fillcolor="#a0a0a0" stroked="f"/>
+        </w:pict>
+      </w:r>
+    </w:p>
+    <w:p>
+      <w:pPr>
+        <w:spacing w:before="100" w:beforeAutospacing="1" w:after="100" w:afterAutospacing="1"/>
+        <w:outlineLvl w:val="2"/>
+        <w:rPr>
+          <w:b/>
+          <w:bCs/>
+          <w:sz w:val="27"/>
+          <w:szCs w:val="27"/>
+        </w:rPr>
+      </w:pPr>
+      <w:r>
+        <w:rPr>
+          <w:b/>
+          <w:bCs/>
+          <w:sz w:val="27"/>
+          <w:szCs w:val="27"/>
+        </w:rPr>
+        <w:t xml:space="preserve">Unit C: CSO-Year (observation = CSO × year) </w:t>
+      </w:r>
+      <w:r>
+        <w:rPr>
+          <w:rFonts w:ascii="Segoe UI Symbol" w:hAnsi="Segoe UI Symbol" w:cs="Segoe UI Symbol"/>
+          <w:b/>
+          <w:bCs/>
+          <w:sz w:val="27"/>
+          <w:szCs w:val="27"/>
+        </w:rPr>
+        <w:t>✓</w:t>
+      </w:r>
+      <w:r>
+        <w:rPr>
+          <w:b/>
+          <w:bCs/>
+          <w:sz w:val="27"/>
+          <w:szCs w:val="27"/>
+        </w:rPr>
+        <w:t xml:space="preserve"> FOR FIRST STAGE</w:t>
+      </w:r>
+    </w:p>
+    <w:p>
+      <w:pPr>
+        <w:spacing w:before="100" w:beforeAutospacing="1" w:after="100" w:afterAutospacing="1"/>
+      </w:pPr>
+      <w:r>
+        <w:rPr>
+          <w:b/>
+          <w:bCs/>
+        </w:rPr>
+        <w:t>What it is:</w:t>
+      </w:r>
+      <w:r>
+        <w:t xml:space="preserve"> Each row is a CSO in a given year. Outcome is annual spill hours from EA EDM. This is the natural unit for the </w:t>
+      </w:r>
+      <w:r>
+        <w:rPr>
+          <w:b/>
+          <w:bCs/>
+        </w:rPr>
+        <w:t>first-stage</w:t>
+      </w:r>
+      <w:r>
+        <w:t xml:space="preserve"> regression (predicting spill intensity from the Bartik instrument).</w:t>
+      </w:r>
+    </w:p>
+    <w:p>
+      <w:pPr>
+        <w:spacing w:before="100" w:beforeAutospacing="1" w:after="100" w:afterAutospacing="1"/>
+      </w:pPr>
+      <w:r>
+        <w:rPr>
+          <w:b/>
+          <w:bCs/>
+        </w:rPr>
+        <w:t>Fixed effects:</w:t>
+      </w:r>
+    </w:p>
+    <w:p>
+      <w:pPr>
+        <w:numPr>
+          <w:ilvl w:val="0"/>
+          <w:numId w:val="16"/>
+        </w:numPr>
+        <w:spacing w:before="100" w:beforeAutospacing="1" w:after="100" w:afterAutospacing="1"/>
+      </w:pPr>
+      <w:r>
+        <w:t>CSO fixed effects: absorb all time-invariant CSO characteristics</w:t>
+      </w:r>
+    </w:p>
+    <w:p>
+      <w:pPr>
+        <w:numPr>
+          <w:ilvl w:val="0"/>
+          <w:numId w:val="16"/>
+        </w:numPr>
+        <w:spacing w:before="100" w:beforeAutospacing="1" w:after="100" w:afterAutospacing="1"/>
+      </w:pPr>
+      <w:r>
+        <w:t>WwTW catchment × year FE: absorb catchment-level time-varying factors</w:t>
+      </w:r>
+    </w:p>
+    <w:p>
+      <w:pPr>
+        <w:spacing w:before="100" w:beforeAutospacing="1" w:after="100" w:afterAutospacing="1"/>
+      </w:pPr>
+      <w:r>
+        <w:rPr>
+          <w:b/>
+          <w:bCs/>
+        </w:rPr>
+        <w:t>Identifying variation:</w:t>
+      </w:r>
+      <w:r>
+        <w:t xml:space="preserve"> Within CSO, across years — does spill intensity increase when the shift (rainfall, dwelling growth) is high, and does it increase more for high-share CSOs?</w:t>
+      </w:r>
+    </w:p>
+    <w:p>
+      <w:pPr>
+        <w:spacing w:before="100" w:beforeAutospacing="1" w:after="100" w:afterAutospacing="1"/>
+      </w:pPr>
+      <w:r>
+        <w:rPr>
+          <w:b/>
+          <w:bCs/>
+        </w:rPr>
+        <w:t>Why this matters:</w:t>
+      </w:r>
+      <w:r>
+        <w:t xml:space="preserve"> The first-stage F-statistic should be estimated at the CSO-year level — this is where instrument relevance is tested. With ~14,000 CSOs × ~8 years (2016–2024) = ~112,000 observations, you have ample power.</w:t>
+      </w:r>
+    </w:p>
+    <w:p>
+      <w:r>
+        <w:rPr>
+          <w:noProof/>
+          <w14:ligatures w14:val="standardContextual"/>
+        </w:rPr>
+        <w:lastRenderedPageBreak/>
+        <w:pict w14:anchorId="708298B7">
+          <v:rect id="_x0000_i1027" alt="" style="width:451.3pt;height:.05pt;mso-width-percent:0;mso-height-percent:0;mso-width-percent:0;mso-height-percent:0" o:hralign="center" o:hrstd="t" o:hr="t" fillcolor="#a0a0a0" stroked="f"/>
+        </w:pict>
+      </w:r>
+    </w:p>
+    <w:p>
+      <w:pPr>
+        <w:spacing w:before="100" w:beforeAutospacing="1" w:after="100" w:afterAutospacing="1"/>
+        <w:outlineLvl w:val="2"/>
+        <w:rPr>
+          <w:b/>
+          <w:bCs/>
+          <w:sz w:val="27"/>
+          <w:szCs w:val="27"/>
+        </w:rPr>
+      </w:pPr>
+      <w:r>
+        <w:rPr>
+          <w:b/>
+          <w:bCs/>
+          <w:sz w:val="27"/>
+          <w:szCs w:val="27"/>
+        </w:rPr>
+        <w:t xml:space="preserve">Unit D: WwTW Catchment-Year </w:t>
+      </w:r>
+      <w:r>
+        <w:rPr>
+          <w:rFonts w:ascii="Segoe UI Symbol" w:hAnsi="Segoe UI Symbol" w:cs="Segoe UI Symbol"/>
+          <w:b/>
+          <w:bCs/>
+          <w:sz w:val="27"/>
+          <w:szCs w:val="27"/>
+        </w:rPr>
+        <w:t>✗</w:t>
+      </w:r>
+      <w:r>
+        <w:rPr>
+          <w:b/>
+          <w:bCs/>
+          <w:sz w:val="27"/>
+          <w:szCs w:val="27"/>
+        </w:rPr>
+        <w:t xml:space="preserve"> TOO COARSE FOR IDENTIFICATION</w:t>
+      </w:r>
+    </w:p>
+    <w:p>
+      <w:pPr>
+        <w:spacing w:before="100" w:beforeAutospacing="1" w:after="100" w:afterAutospacing="1"/>
+      </w:pPr>
+      <w:r>
+        <w:rPr>
+          <w:b/>
+          <w:bCs/>
+        </w:rPr>
+        <w:t>What it is:</w:t>
+      </w:r>
+      <w:r>
+        <w:t xml:space="preserve"> Aggregate to treatment works catchment level.</w:t>
+      </w:r>
+    </w:p>
+    <w:p>
+      <w:pPr>
+        <w:spacing w:before="100" w:beforeAutospacing="1" w:after="100" w:afterAutospacing="1"/>
+      </w:pPr>
+      <w:r>
+        <w:rPr>
+          <w:b/>
+          <w:bCs/>
+        </w:rPr>
+        <w:t>Problem:</w:t>
+      </w:r>
+      <w:r>
+        <w:t xml:space="preserve"> The whole point of the design is to exploit </w:t>
+      </w:r>
+      <w:r>
+        <w:rPr>
+          <w:i/>
+          <w:iCs/>
+        </w:rPr>
+        <w:t>within-catchment</w:t>
+      </w:r>
+      <w:r>
+        <w:t xml:space="preserve"> variation in spill intensity driven by </w:t>
+      </w:r>
+      <w:r>
+        <w:rPr>
+          <w:i/>
+          <w:iCs/>
+        </w:rPr>
+        <w:t>within-catchment</w:t>
+      </w:r>
+      <w:r>
+        <w:t xml:space="preserve"> variation in hydraulic shares. Aggregating to the catchment level destroys this variation entirely. The catchment fixed effect in the preferred specification achieves the same purpose (absorbing between-catchment confounders) without throwing away within-catchment identifying variation.</w:t>
+      </w:r>
+    </w:p>
+    <w:p>
+      <w:pPr>
+        <w:spacing w:before="100" w:beforeAutospacing="1" w:after="100" w:afterAutospacing="1"/>
+      </w:pPr>
+      <w:r>
+        <w:t>Only useful as a check that between-catchment variation in average spill intensity doesn't predict between-catchment trends in house prices.</w:t>
+      </w:r>
+    </w:p>
+    <w:p>
+      <w:r>
+        <w:rPr>
+          <w:noProof/>
+          <w14:ligatures w14:val="standardContextual"/>
+        </w:rPr>
+        <w:pict w14:anchorId="72654942">
+          <v:rect id="_x0000_i1026" alt="" style="width:451.3pt;height:.05pt;mso-width-percent:0;mso-height-percent:0;mso-width-percent:0;mso-height-percent:0" o:hralign="center" o:hrstd="t" o:hr="t" fillcolor="#a0a0a0" stroked="f"/>
+        </w:pict>
+      </w:r>
+    </w:p>
+    <w:p>
+      <w:pPr>
+        <w:spacing w:before="100" w:beforeAutospacing="1" w:after="100" w:afterAutospacing="1"/>
+        <w:outlineLvl w:val="1"/>
+        <w:rPr>
+          <w:b/>
+          <w:bCs/>
+          <w:sz w:val="36"/>
+          <w:szCs w:val="36"/>
+        </w:rPr>
+      </w:pPr>
+      <w:r>
+        <w:rPr>
+          <w:b/>
+          <w:bCs/>
+          <w:sz w:val="36"/>
+          <w:szCs w:val="36"/>
+        </w:rPr>
+        <w:t>THE PREFERRED DESIGN: COMBINING BEST ELEMENTS</w:t>
+      </w:r>
+    </w:p>
+    <w:p>
+      <w:pPr>
+        <w:spacing w:before="100" w:beforeAutospacing="1" w:after="100" w:afterAutospacing="1"/>
+      </w:pPr>
+      <w:r>
+        <w:t>Combining the recommended choices:</w:t>
+      </w:r>
+    </w:p>
+    <w:p>
+      <w:pPr>
+        <w:spacing w:before="100" w:beforeAutospacing="1" w:after="100" w:afterAutospacing="1"/>
+      </w:pPr>
+      <w:r>
+        <w:rPr>
+          <w:b/>
+          <w:bCs/>
+        </w:rPr>
+        <w:t>First stage (CSO-year):</w:t>
+      </w:r>
+    </w:p>
+    <w:p>
+      <w:pPr>
+        <w:spacing w:before="100" w:beforeAutospacing="1" w:after="100" w:afterAutospacing="1"/>
+      </w:pPr>
+      <w:r>
+        <w:rPr>
+          <w:b/>
+          <w:bCs/>
+        </w:rPr>
+        <w:t>ln(SpillHours_{jt}) = α_j + α_{k×t} + δ·(s_{j,slack} · g_{k,t}) + φ·s_{j,slack} + ψ·g_{k,t} + controls_j + η_{jt}</w:t>
+      </w:r>
+    </w:p>
+    <w:p>
+      <w:pPr>
+        <w:spacing w:before="100" w:beforeAutospacing="1" w:after="100" w:afterAutospacing="1"/>
+      </w:pPr>
+      <w:r>
+        <w:t>Run with both rainfall (g = Δrainfall, BHJ path) and dwelling growth (g = ΔDwellings, GSP path) separately and jointly.</w:t>
+      </w:r>
+    </w:p>
+    <w:p>
+      <w:pPr>
+        <w:spacing w:before="100" w:beforeAutospacing="1" w:after="100" w:afterAutospacing="1"/>
+      </w:pPr>
+      <w:r>
+        <w:rPr>
+          <w:b/>
+          <w:bCs/>
+        </w:rPr>
+        <w:t>Second stage (house transaction):</w:t>
+      </w:r>
+    </w:p>
+    <w:p>
+      <w:pPr>
+        <w:spacing w:before="100" w:beforeAutospacing="1" w:after="100" w:afterAutospacing="1"/>
+      </w:pPr>
+      <w:r>
+        <w:rPr>
+          <w:b/>
+          <w:bCs/>
+        </w:rPr>
+        <w:t>ln(P_{it}) = α_{LSOA} + α_t + β·ln(SpillHours_{j(i),t})̂ + γ·X_{it} + θ·controls_{jt} + ε_{it}</w:t>
+      </w:r>
+    </w:p>
+    <w:p>
+      <w:pPr>
+        <w:spacing w:before="100" w:beforeAutospacing="1" w:after="100" w:afterAutospacing="1"/>
+      </w:pPr>
+      <w:r>
+        <w:rPr>
+          <w:b/>
+          <w:bCs/>
+        </w:rPr>
+        <w:t>Key diagnostics:</w:t>
+      </w:r>
+    </w:p>
+    <w:p>
+      <w:pPr>
+        <w:numPr>
+          <w:ilvl w:val="0"/>
+          <w:numId w:val="17"/>
+        </w:numPr>
+        <w:spacing w:before="100" w:beforeAutospacing="1" w:after="100" w:afterAutospacing="1"/>
+      </w:pPr>
+      <w:r>
+        <w:t>First-stage F-stat on instrument (at CSO-year level, BHJ standard errors)</w:t>
+      </w:r>
+    </w:p>
+    <w:p>
+      <w:pPr>
+        <w:numPr>
+          <w:ilvl w:val="0"/>
+          <w:numId w:val="17"/>
+        </w:numPr>
+        <w:spacing w:before="100" w:beforeAutospacing="1" w:after="100" w:afterAutospacing="1"/>
+      </w:pPr>
+      <w:r>
+        <w:t xml:space="preserve">Balance test: do s_{j,slack} predict pre-2016 LSOA house price </w:t>
+      </w:r>
+      <w:r>
+        <w:rPr>
+          <w:i/>
+          <w:iCs/>
+        </w:rPr>
+        <w:t>trends</w:t>
+      </w:r>
+      <w:r>
+        <w:t>? (Should be no)</w:t>
+      </w:r>
+    </w:p>
+    <w:p>
+      <w:pPr>
+        <w:numPr>
+          <w:ilvl w:val="0"/>
+          <w:numId w:val="17"/>
+        </w:numPr>
+        <w:spacing w:before="100" w:beforeAutospacing="1" w:after="100" w:afterAutospacing="1"/>
+      </w:pPr>
+      <w:r>
+        <w:t>Rainfall-only vs. dwelling-only vs. joint estimates — do they agree? (Should yes)</w:t>
+      </w:r>
+    </w:p>
+    <w:p>
+      <w:pPr>
+        <w:numPr>
+          <w:ilvl w:val="0"/>
+          <w:numId w:val="17"/>
+        </w:numPr>
+        <w:spacing w:before="100" w:beforeAutospacing="1" w:after="100" w:afterAutospacing="1"/>
+      </w:pPr>
+      <w:r>
+        <w:t>Rotemberg weights: which CSOs drive the estimate? Are they special in any way?</w:t>
+      </w:r>
+    </w:p>
+    <w:p>
+      <w:pPr>
+        <w:numPr>
+          <w:ilvl w:val="0"/>
+          <w:numId w:val="17"/>
+        </w:numPr>
+        <w:spacing w:before="100" w:beforeAutospacing="1" w:after="100" w:afterAutospacing="1"/>
+      </w:pPr>
+      <w:r>
+        <w:t>Falsification: use instrument to predict flood-related rather than CSO-related house price changes (should not predict)</w:t>
+      </w:r>
+    </w:p>
+    <w:p>
+      <w:r>
+        <w:rPr>
+          <w:noProof/>
+          <w14:ligatures w14:val="standardContextual"/>
+        </w:rPr>
+        <w:pict w14:anchorId="5763896E">
+          <v:rect id="_x0000_i1025" alt="" style="width:451.3pt;height:.05pt;mso-width-percent:0;mso-height-percent:0;mso-width-percent:0;mso-height-percent:0" o:hralign="center" o:hrstd="t" o:hr="t" fillcolor="#a0a0a0" stroked="f"/>
+        </w:pict>
+      </w:r>
+    </w:p>
+    <w:p>
+      <w:pPr>
+        <w:spacing w:before="100" w:beforeAutospacing="1" w:after="100" w:afterAutospacing="1"/>
+        <w:outlineLvl w:val="1"/>
+        <w:rPr>
+          <w:b/>
+          <w:bCs/>
+          <w:sz w:val="36"/>
+          <w:szCs w:val="36"/>
+        </w:rPr>
+      </w:pPr>
+      <w:r>
+        <w:rPr>
+          <w:b/>
+          <w:bCs/>
+          <w:sz w:val="36"/>
+          <w:szCs w:val="36"/>
+        </w:rPr>
+        <w:t>THE CORE TRADE-OFF IN THE DESIGN SPACE</w:t>
+      </w:r>
+    </w:p>
+    <w:p>
+      <w:pPr>
+        <w:spacing w:before="100" w:beforeAutospacing="1" w:after="100" w:afterAutospacing="1"/>
+      </w:pPr>
+      <w:r>
+        <w:lastRenderedPageBreak/>
+        <w:t>The fundamental tension is:</w:t>
+      </w:r>
+    </w:p>
+    <w:tbl>
+      <w:tblPr>
+        <w:tblW w:w="0" w:type="auto"/>
+        <w:tblCellSpacing w:w="15" w:type="dxa"/>
+        <w:tblCellMar>
+          <w:top w:w="15" w:type="dxa"/>
+          <w:left w:w="15" w:type="dxa"/>
+          <w:bottom w:w="15" w:type="dxa"/>
+          <w:right w:w="15" w:type="dxa"/>
+        </w:tblCellMar>
+        <w:tblLook w:val="04A0" w:firstRow="1" w:lastRow="0" w:firstColumn="1" w:lastColumn="0" w:noHBand="0" w:noVBand="1"/>
+      </w:tblPr>
+      <w:tblGrid>
+        <w:gridCol w:w="2195"/>
+        <w:gridCol w:w="3220"/>
+        <w:gridCol w:w="3321"/>
+      </w:tblGrid>
+      <w:tr>
+        <w:trPr>
+          <w:tblHeader/>
+          <w:tblCellSpacing w:w="15" w:type="dxa"/>
+        </w:trPr>
+        <w:tc>
+          <w:tcPr>
+            <w:tcW w:w="0" w:type="auto"/>
+            <w:vAlign w:val="center"/>
+            <w:hideMark/>
+          </w:tcPr>
+          <w:p/>
+        </w:tc>
+        <w:tc>
+          <w:tcPr>
+            <w:tcW w:w="0" w:type="auto"/>
+            <w:vAlign w:val="center"/>
+            <w:hideMark/>
+          </w:tcPr>
+          <w:p>
+            <w:pPr>
+              <w:jc w:val="center"/>
+              <w:rPr>
+                <w:b/>
+                <w:bCs/>
+              </w:rPr>
+            </w:pPr>
+            <w:r>
+              <w:rPr>
+                <w:b/>
+                <w:bCs/>
+              </w:rPr>
+              <w:t>Rainfall shift (BHJ)</w:t>
+            </w:r>
+          </w:p>
+        </w:tc>
+        <w:tc>
+          <w:tcPr>
+            <w:tcW w:w="0" w:type="auto"/>
+            <w:vAlign w:val="center"/>
+            <w:hideMark/>
+          </w:tcPr>
+          <w:p>
+            <w:pPr>
+              <w:jc w:val="center"/>
+              <w:rPr>
+                <w:b/>
+                <w:bCs/>
+              </w:rPr>
+            </w:pPr>
+            <w:r>
+              <w:rPr>
+                <w:b/>
+                <w:bCs/>
+              </w:rPr>
+              <w:t>Dwelling growth shift (GSP)</w:t>
+            </w:r>
+          </w:p>
+        </w:tc>
+      </w:tr>
+      <w:tr>
+        <w:trPr>
+          <w:tblCellSpacing w:w="15" w:type="dxa"/>
+        </w:trPr>
+        <w:tc>
+          <w:tcPr>
+            <w:tcW w:w="0" w:type="auto"/>
+            <w:vAlign w:val="center"/>
+            <w:hideMark/>
+          </w:tcPr>
+          <w:p>
+            <w:r>
+              <w:rPr>
+                <w:b/>
+                <w:bCs/>
+              </w:rPr>
+              <w:t>Shock exogeneity</w:t>
+            </w:r>
+          </w:p>
+        </w:tc>
+        <w:tc>
+          <w:tcPr>
+            <w:tcW w:w="0" w:type="auto"/>
+            <w:vAlign w:val="center"/>
+            <w:hideMark/>
+          </w:tcPr>
+          <w:p>
+            <w:r>
+              <w:rPr>
+                <w:rFonts w:ascii="Segoe UI Symbol" w:hAnsi="Segoe UI Symbol" w:cs="Segoe UI Symbol"/>
+              </w:rPr>
+              <w:t>✓✓</w:t>
+            </w:r>
+            <w:r>
+              <w:t xml:space="preserve"> Genuinely random</w:t>
+            </w:r>
+          </w:p>
+        </w:tc>
+        <w:tc>
+          <w:tcPr>
+            <w:tcW w:w="0" w:type="auto"/>
+            <w:vAlign w:val="center"/>
+            <w:hideMark/>
+          </w:tcPr>
+          <w:p>
+            <w:r>
+              <w:rPr>
+                <w:rFonts w:ascii="Segoe UI Symbol" w:hAnsi="Segoe UI Symbol" w:cs="Segoe UI Symbol"/>
+              </w:rPr>
+              <w:t>✓</w:t>
+            </w:r>
+            <w:r>
+              <w:t xml:space="preserve"> Partially exogenous</w:t>
+            </w:r>
+          </w:p>
+        </w:tc>
+      </w:tr>
+      <w:tr>
+        <w:trPr>
+          <w:tblCellSpacing w:w="15" w:type="dxa"/>
+        </w:trPr>
+        <w:tc>
+          <w:tcPr>
+            <w:tcW w:w="0" w:type="auto"/>
+            <w:vAlign w:val="center"/>
+            <w:hideMark/>
+          </w:tcPr>
+          <w:p>
+            <w:r>
+              <w:rPr>
+                <w:b/>
+                <w:bCs/>
+              </w:rPr>
+              <w:t>Share exogeneity</w:t>
+            </w:r>
+          </w:p>
+        </w:tc>
+        <w:tc>
+          <w:tcPr>
+            <w:tcW w:w="0" w:type="auto"/>
+            <w:vAlign w:val="center"/>
+            <w:hideMark/>
+          </w:tcPr>
+          <w:p>
+            <w:r>
+              <w:t>Not needed (BHJ)</w:t>
+            </w:r>
+          </w:p>
+        </w:tc>
+        <w:tc>
+          <w:tcPr>
+            <w:tcW w:w="0" w:type="auto"/>
+            <w:vAlign w:val="center"/>
+            <w:hideMark/>
+          </w:tcPr>
+          <w:p>
+            <w:r>
+              <w:t xml:space="preserve">Required; slack share </w:t>
+            </w:r>
+            <w:r>
+              <w:rPr>
+                <w:rFonts w:ascii="Segoe UI Symbol" w:hAnsi="Segoe UI Symbol" w:cs="Segoe UI Symbol"/>
+              </w:rPr>
+              <w:t>✓✓</w:t>
+            </w:r>
+          </w:p>
+        </w:tc>
+      </w:tr>
+      <w:tr>
+        <w:trPr>
+          <w:tblCellSpacing w:w="15" w:type="dxa"/>
+        </w:trPr>
+        <w:tc>
+          <w:tcPr>
+            <w:tcW w:w="0" w:type="auto"/>
+            <w:vAlign w:val="center"/>
+            <w:hideMark/>
+          </w:tcPr>
+          <w:p>
+            <w:r>
+              <w:rPr>
+                <w:b/>
+                <w:bCs/>
+              </w:rPr>
+              <w:t>Time variation</w:t>
+            </w:r>
+          </w:p>
+        </w:tc>
+        <w:tc>
+          <w:tcPr>
+            <w:tcW w:w="0" w:type="auto"/>
+            <w:vAlign w:val="center"/>
+            <w:hideMark/>
+          </w:tcPr>
+          <w:p>
+            <w:r>
+              <w:rPr>
+                <w:rFonts w:ascii="Segoe UI Symbol" w:hAnsi="Segoe UI Symbol" w:cs="Segoe UI Symbol"/>
+              </w:rPr>
+              <w:t>✓✓</w:t>
+            </w:r>
+            <w:r>
+              <w:t xml:space="preserve"> Annual, substantial</w:t>
+            </w:r>
+          </w:p>
+        </w:tc>
+        <w:tc>
+          <w:tcPr>
+            <w:tcW w:w="0" w:type="auto"/>
+            <w:vAlign w:val="center"/>
+            <w:hideMark/>
+          </w:tcPr>
+          <w:p>
+            <w:r>
+              <w:rPr>
+                <w:rFonts w:ascii="Segoe UI Symbol" w:hAnsi="Segoe UI Symbol" w:cs="Segoe UI Symbol"/>
+              </w:rPr>
+              <w:t>✓</w:t>
+            </w:r>
+            <w:r>
+              <w:t xml:space="preserve"> Annual, but serially correlated</w:t>
+            </w:r>
+          </w:p>
+        </w:tc>
+      </w:tr>
+      <w:tr>
+        <w:trPr>
+          <w:tblCellSpacing w:w="15" w:type="dxa"/>
+        </w:trPr>
+        <w:tc>
+          <w:tcPr>
+            <w:tcW w:w="0" w:type="auto"/>
+            <w:vAlign w:val="center"/>
+            <w:hideMark/>
+          </w:tcPr>
+          <w:p>
+            <w:r>
+              <w:rPr>
+                <w:b/>
+                <w:bCs/>
+              </w:rPr>
+              <w:t>Mechanism</w:t>
+            </w:r>
+          </w:p>
+        </w:tc>
+        <w:tc>
+          <w:tcPr>
+            <w:tcW w:w="0" w:type="auto"/>
+            <w:vAlign w:val="center"/>
+            <w:hideMark/>
+          </w:tcPr>
+          <w:p>
+            <w:r>
+              <w:t>Storm flow → spill</w:t>
+            </w:r>
+          </w:p>
+        </w:tc>
+        <w:tc>
+          <w:tcPr>
+            <w:tcW w:w="0" w:type="auto"/>
+            <w:vAlign w:val="center"/>
+            <w:hideMark/>
+          </w:tcPr>
+          <w:p>
+            <w:r>
+              <w:t>Baseline flow → spill</w:t>
+            </w:r>
+          </w:p>
+        </w:tc>
+      </w:tr>
+      <w:tr>
+        <w:trPr>
+          <w:tblCellSpacing w:w="15" w:type="dxa"/>
+        </w:trPr>
+        <w:tc>
+          <w:tcPr>
+            <w:tcW w:w="0" w:type="auto"/>
+            <w:vAlign w:val="center"/>
+            <w:hideMark/>
+          </w:tcPr>
+          <w:p>
+            <w:r>
+              <w:rPr>
+                <w:b/>
+                <w:bCs/>
+              </w:rPr>
+              <w:t>Main control needed</w:t>
+            </w:r>
+          </w:p>
+        </w:tc>
+        <w:tc>
+          <w:tcPr>
+            <w:tcW w:w="0" w:type="auto"/>
+            <w:vAlign w:val="center"/>
+            <w:hideMark/>
+          </w:tcPr>
+          <w:p>
+            <w:r>
+              <w:t>Long-run mean rainfall at LSOA</w:t>
+            </w:r>
+          </w:p>
+        </w:tc>
+        <w:tc>
+          <w:tcPr>
+            <w:tcW w:w="0" w:type="auto"/>
+            <w:vAlign w:val="center"/>
+            <w:hideMark/>
+          </w:tcPr>
+          <w:p>
+            <w:r>
+              <w:t>ΔDwellings at LSOA level</w:t>
+            </w:r>
+          </w:p>
+        </w:tc>
+      </w:tr>
+      <w:tr>
+        <w:trPr>
+          <w:tblCellSpacing w:w="15" w:type="dxa"/>
+        </w:trPr>
+        <w:tc>
+          <w:tcPr>
+            <w:tcW w:w="0" w:type="auto"/>
+            <w:vAlign w:val="center"/>
+            <w:hideMark/>
+          </w:tcPr>
+          <w:p>
+            <w:r>
+              <w:rPr>
+                <w:b/>
+                <w:bCs/>
+              </w:rPr>
+              <w:t>Standard errors</w:t>
+            </w:r>
+          </w:p>
+        </w:tc>
+        <w:tc>
+          <w:tcPr>
+            <w:tcW w:w="0" w:type="auto"/>
+            <w:vAlign w:val="center"/>
+            <w:hideMark/>
+          </w:tcPr>
+          <w:p>
+            <w:r>
+              <w:t>Shock-level (catchment-year)</w:t>
+            </w:r>
+          </w:p>
+        </w:tc>
+        <w:tc>
+          <w:tcPr>
+            <w:tcW w:w="0" w:type="auto"/>
+            <w:vAlign w:val="center"/>
+            <w:hideMark/>
+          </w:tcPr>
+          <w:p>
+            <w:r>
+              <w:t>Unit-level (LSOA or CSO)</w:t>
+            </w:r>
+          </w:p>
+        </w:tc>
+      </w:tr>
+      <w:tr>
+        <w:trPr>
+          <w:tblCellSpacing w:w="15" w:type="dxa"/>
+        </w:trPr>
+        <w:tc>
+          <w:tcPr>
+            <w:tcW w:w="0" w:type="auto"/>
+            <w:vAlign w:val="center"/>
+            <w:hideMark/>
+          </w:tcPr>
+          <w:p>
+            <w:r>
+              <w:rPr>
+                <w:b/>
+                <w:bCs/>
+              </w:rPr>
+              <w:t>Ideal for</w:t>
+            </w:r>
+          </w:p>
+        </w:tc>
+        <w:tc>
+          <w:tcPr>
+            <w:tcW w:w="0" w:type="auto"/>
+            <w:vAlign w:val="center"/>
+            <w:hideMark/>
+          </w:tcPr>
+          <w:p>
+            <w:r>
+              <w:t>Testing transient spill effects</w:t>
+            </w:r>
+          </w:p>
+        </w:tc>
+        <w:tc>
+          <w:tcPr>
+            <w:tcW w:w="0" w:type="auto"/>
+            <w:vAlign w:val="center"/>
+            <w:hideMark/>
+          </w:tcPr>
+          <w:p>
+            <w:r>
+              <w:t>Testing structural capacity effects</w:t>
+            </w:r>
+          </w:p>
+        </w:tc>
+      </w:tr>
+    </w:tbl>
+    <w:p>
+      <w:pPr>
+        <w:spacing w:before="100" w:beforeAutospacing="1" w:after="100" w:afterAutospacing="1"/>
+      </w:pPr>
+      <w:r>
+        <w:rPr>
+          <w:b/>
+          <w:bCs/>
+        </w:rPr>
+        <w:t>The most credible paper uses both.</w:t>
+      </w:r>
+      <w:r>
+        <w:t xml:space="preserve"> The rainfall shift identifies the effect of storm-driven spill events (visible, odorous, acute disamenity). The dwelling growth shift identifies the effect of gradually increasing baseline spill frequency as the system becomes more loaded. If both give the same β, you have strong triangulation.</w:t>
+      </w:r>
+    </w:p>
+    <w:p>
+      <w:pPr>
+        <w:rPr>
+          <w:b/>
+          <w:bCs/>
+        </w:rPr>
+      </w:pPr>
+    </w:p>
+    <w:p>
+      <w:pPr>
+        <w:rPr>
+          <w:b/>
+          <w:bCs/>
+        </w:rPr>
+      </w:pPr>
+      <w:r>
+        <w:rPr>
+          <w:b/>
+          <w:bCs/>
+        </w:rPr>
+        <w:t>Great Britain wastewater catchment dataset</w:t>
+      </w:r>
+      <w:r>
+        <w:rPr>
+          <w:b/>
+          <w:bCs/>
+        </w:rPr>
+        <w:t xml:space="preserve"> </w:t>
+      </w:r>
+    </w:p>
+    <w:p>
+      <w:pPr>
+        <w:rPr>
+          <w:b/>
+          <w:bCs/>
+        </w:rPr>
+      </w:pPr>
+    </w:p>
+    <w:p>
+      <w:r>
+        <w:t>Wastewater catchment areas in Great Britain</w:t>
+      </w:r>
+    </w:p>
+    <w:p>
+      <w:r>
+        <w:t>Till Hoffmann1,1, Sarah Bunney1,1, Barbara Kasprzyk-Hordern2,2, and Andrew Singer3,3</w:t>
+      </w:r>
+    </w:p>
+    <w:p>
+      <w:r>
+        <w:t>1Imperial College London</w:t>
+      </w:r>
+    </w:p>
+    <w:p>
+      <w:r>
+        <w:t>2University of Bath</w:t>
+      </w:r>
+    </w:p>
+    <w:p>
+      <w:r>
+        <w:t>3UK Centre for Ecology &amp; Hydrology</w:t>
+      </w:r>
+    </w:p>
+    <w:p/>
+    <w:p>
+      <w:r>
+        <w:t>May 30, 2025</w:t>
+      </w:r>
+    </w:p>
+    <w:p>
+      <w:pPr>
+        <w:rPr>
+          <w:b/>
+          <w:bCs/>
+        </w:rPr>
+      </w:pPr>
+      <w:r>
+        <w:rPr>
+          <w:b/>
+          <w:bCs/>
+        </w:rPr>
+        <w:t>Abstract</w:t>
+      </w:r>
+    </w:p>
+    <w:p>
+      <w:r>
+        <w:t>Wastewater catchment area data are essential for wastewater treatment capacity planning and have recently become critical for</w:t>
+      </w:r>
+      <w:r>
+        <w:t xml:space="preserve"> </w:t>
+      </w:r>
+      <w:r>
+        <w:t>operationalising wastewater-based epidemiology (WBE) for COVID-19. Owing to the privatised nature of the water industry</w:t>
+      </w:r>
+    </w:p>
+    <w:p>
+      <w:r>
+        <w:t>in the United Kingdom, the required catchment area datasets are not readily available to researchers. Here, we present</w:t>
+      </w:r>
+      <w:r>
+        <w:t xml:space="preserve"> </w:t>
+      </w:r>
+      <w:r>
+        <w:t>a consolidated dataset of 8,185 catchment areas from eleven sewerage service providers in Great Britain, covering 99% of the</w:t>
+      </w:r>
+      <w:r>
+        <w:t xml:space="preserve"> </w:t>
+      </w:r>
+      <w:r>
+        <w:t>population of England and Wales. We develop a geospatial method for estimating the population resident within each catchment</w:t>
+      </w:r>
+      <w:r>
+        <w:t xml:space="preserve"> </w:t>
+      </w:r>
+      <w:r>
+        <w:t>from small area population estimates generated by the Office for National Statistics. The method is more widely applicable</w:t>
+      </w:r>
+      <w:r>
+        <w:t xml:space="preserve"> </w:t>
+      </w:r>
+      <w:r>
+        <w:t>to matching electronic health records to wastewater infrastructure. Population estimates are highly predictive of population</w:t>
+      </w:r>
+      <w:r>
+        <w:t xml:space="preserve"> </w:t>
+      </w:r>
+      <w:r>
+        <w:t>equivalent treatment loads reported under the European Urban Wastewater Treatment Directive. We highlight challenges</w:t>
+      </w:r>
+      <w:r>
+        <w:t xml:space="preserve"> </w:t>
+      </w:r>
+      <w:r>
+        <w:t>associated with using geospatial data for wastewater-based epidemiology.</w:t>
+      </w:r>
+    </w:p>
+    <w:p/>
+    <w:p>
+      <w:r>
+        <w:t xml:space="preserve">This is a </w:t>
+      </w:r>
+      <w:r>
+        <w:rPr>
+          <w:rStyle w:val="Strong"/>
+          <w:rFonts w:eastAsiaTheme="majorEastAsia"/>
+          <w:b w:val="0"/>
+          <w:bCs w:val="0"/>
+        </w:rPr>
+        <w:t>research project repository</w:t>
+      </w:r>
+      <w:r>
+        <w:t xml:space="preserve"> that provides code and information to generate a consolidated </w:t>
+      </w:r>
+      <w:r>
+        <w:rPr>
+          <w:rStyle w:val="Strong"/>
+          <w:rFonts w:eastAsiaTheme="majorEastAsia"/>
+          <w:b w:val="0"/>
+          <w:bCs w:val="0"/>
+        </w:rPr>
+        <w:t>national dataset of wastewater catchment areas</w:t>
+      </w:r>
+      <w:r>
+        <w:t xml:space="preserve"> (i.e., areas draining into wastewater treatment works) across Great Britain. It was created to support spatial analysis of catchments and how they overlap with demographic units like census areas. The catchment polygons come from </w:t>
+      </w:r>
+      <w:r>
+        <w:rPr>
+          <w:rStyle w:val="Strong"/>
+          <w:rFonts w:eastAsiaTheme="majorEastAsia"/>
+          <w:b w:val="0"/>
+          <w:bCs w:val="0"/>
+        </w:rPr>
+        <w:t>Environmental Information Regulations (EIR) requests</w:t>
+      </w:r>
+      <w:r>
+        <w:t xml:space="preserve"> to UK water companies (e.g., Anglian, Thames, Welsh Water, United Utilities, etc.). Data for most companies were provided and consolidated.</w:t>
+      </w:r>
+      <w:r>
+        <w:t xml:space="preserve"> They</w:t>
+      </w:r>
+      <w:r>
+        <w:t xml:space="preserve"> consolidated the</w:t>
+      </w:r>
+    </w:p>
+    <w:p>
+      <w:r>
+        <w:lastRenderedPageBreak/>
+        <w:t>data, removed duplicate catchments, annotated conflicting information, and matched</w:t>
+      </w:r>
+    </w:p>
+    <w:p>
+      <w:r>
+        <w:t>wastewater catchments to the respective treatment plant and associated metadata. The</w:t>
+      </w:r>
+    </w:p>
+    <w:p>
+      <w:r>
+        <w:t>metadata include population equivalent treatment load (measured by biological oxygen</w:t>
+      </w:r>
+    </w:p>
+    <w:p>
+      <w:r>
+        <w:t>demand), as reported under the Urban Wastewater Treatment Directive of the Council</w:t>
+      </w:r>
+    </w:p>
+    <w:p>
+      <w:r>
+        <w:t>of the European Union [9].</w:t>
+      </w:r>
+    </w:p>
+    <w:p/>
+    <w:p>
+      <w:r>
+        <w:t>The consolidated dataset produced by the project includes several components:</w:t>
+      </w:r>
+    </w:p>
+    <w:p>
+      <w:r>
+        <w:rPr>
+          <w:rStyle w:val="Strong"/>
+          <w:rFonts w:eastAsiaTheme="majorEastAsia"/>
+          <w:b w:val="0"/>
+          <w:bCs w:val="0"/>
+        </w:rPr>
+        <w:t xml:space="preserve">1. </w:t>
+      </w:r>
+      <w:r>
+        <w:rPr>
+          <w:rStyle w:val="HTMLCode"/>
+          <w:rFonts w:eastAsiaTheme="majorEastAsia"/>
+        </w:rPr>
+        <w:t>catchments_consolidated.*</w:t>
+      </w:r>
+    </w:p>
+    <w:p>
+      <w:r>
+        <w:t xml:space="preserve">A </w:t>
+      </w:r>
+      <w:r>
+        <w:rPr>
+          <w:rStyle w:val="Strong"/>
+          <w:rFonts w:eastAsiaTheme="majorEastAsia"/>
+          <w:b w:val="0"/>
+          <w:bCs w:val="0"/>
+        </w:rPr>
+        <w:t>geospatial file</w:t>
+      </w:r>
+      <w:r>
+        <w:t xml:space="preserve"> (e.g., Shapefile) of wastewater catchment boundaries across Great Britain.</w:t>
+      </w:r>
+    </w:p>
+    <w:p>
+      <w:r>
+        <w:t>Each feature has:</w:t>
+      </w:r>
+    </w:p>
+    <w:p>
+      <w:r>
+        <w:t xml:space="preserve">A </w:t>
+      </w:r>
+      <w:r>
+        <w:rPr>
+          <w:rStyle w:val="Strong"/>
+          <w:rFonts w:eastAsiaTheme="majorEastAsia"/>
+          <w:b w:val="0"/>
+          <w:bCs w:val="0"/>
+        </w:rPr>
+        <w:t>unique identifier</w:t>
+      </w:r>
+    </w:p>
+    <w:p>
+      <w:r>
+        <w:t xml:space="preserve">The </w:t>
+      </w:r>
+      <w:r>
+        <w:rPr>
+          <w:rStyle w:val="Strong"/>
+          <w:rFonts w:eastAsiaTheme="majorEastAsia"/>
+          <w:b w:val="0"/>
+          <w:bCs w:val="0"/>
+        </w:rPr>
+        <w:t>water company</w:t>
+      </w:r>
+      <w:r>
+        <w:t xml:space="preserve"> that supplied the data</w:t>
+      </w:r>
+    </w:p>
+    <w:p>
+      <w:r>
+        <w:t xml:space="preserve">A </w:t>
+      </w:r>
+      <w:r>
+        <w:rPr>
+          <w:rStyle w:val="Strong"/>
+          <w:rFonts w:eastAsiaTheme="majorEastAsia"/>
+          <w:b w:val="0"/>
+          <w:bCs w:val="0"/>
+        </w:rPr>
+        <w:t>catchment name</w:t>
+      </w:r>
+    </w:p>
+    <w:p>
+      <w:r>
+        <w:t>Optional comments for overlaps or annotations</w:t>
+      </w:r>
+    </w:p>
+    <w:p>
+      <w:r>
+        <w:t xml:space="preserve">Covers </w:t>
+      </w:r>
+      <w:r>
+        <w:rPr>
+          <w:rStyle w:val="Strong"/>
+          <w:rFonts w:eastAsiaTheme="majorEastAsia"/>
+          <w:b w:val="0"/>
+          <w:bCs w:val="0"/>
+        </w:rPr>
+        <w:t>8,185 catchment areas</w:t>
+      </w:r>
+      <w:r>
+        <w:t xml:space="preserve"> and accounts for over </w:t>
+      </w:r>
+      <w:r>
+        <w:rPr>
+          <w:rStyle w:val="Strong"/>
+          <w:rFonts w:eastAsiaTheme="majorEastAsia"/>
+          <w:b w:val="0"/>
+          <w:bCs w:val="0"/>
+        </w:rPr>
+        <w:t>99 % of the GB population</w:t>
+      </w:r>
+      <w:r>
+        <w:t xml:space="preserve">. </w:t>
+      </w:r>
+    </w:p>
+    <w:p>
+      <w:r>
+        <w:rPr>
+          <w:rStyle w:val="Strong"/>
+          <w:rFonts w:eastAsiaTheme="majorEastAsia"/>
+          <w:b w:val="0"/>
+          <w:bCs w:val="0"/>
+        </w:rPr>
+        <w:t xml:space="preserve">2. </w:t>
+      </w:r>
+      <w:r>
+        <w:rPr>
+          <w:rStyle w:val="HTMLCode"/>
+          <w:rFonts w:eastAsiaTheme="majorEastAsia"/>
+        </w:rPr>
+        <w:t>waterbase_consolidated.csv</w:t>
+      </w:r>
+    </w:p>
+    <w:p>
+      <w:r>
+        <w:t xml:space="preserve">Contains </w:t>
+      </w:r>
+      <w:r>
+        <w:rPr>
+          <w:rStyle w:val="Strong"/>
+          <w:rFonts w:eastAsiaTheme="majorEastAsia"/>
+          <w:b w:val="0"/>
+          <w:bCs w:val="0"/>
+        </w:rPr>
+        <w:t>metadata for wastewater treatment works</w:t>
+      </w:r>
+      <w:r>
+        <w:t xml:space="preserve"> reported under the EU </w:t>
+      </w:r>
+      <w:r>
+        <w:rPr>
+          <w:rStyle w:val="Strong"/>
+          <w:rFonts w:eastAsiaTheme="majorEastAsia"/>
+          <w:b w:val="0"/>
+          <w:bCs w:val="0"/>
+        </w:rPr>
+        <w:t>Urban Wastewater Treatment Directive (UWWTD)</w:t>
+      </w:r>
+      <w:r>
+        <w:t xml:space="preserve"> (from approx. 2006–2018).</w:t>
+      </w:r>
+    </w:p>
+    <w:p>
+      <w:r>
+        <w:t>Includes:</w:t>
+      </w:r>
+    </w:p>
+    <w:p>
+      <w:r>
+        <w:t>Treatment works codes and names</w:t>
+      </w:r>
+    </w:p>
+    <w:p>
+      <w:r>
+        <w:t>Lat/long coordinates</w:t>
+      </w:r>
+    </w:p>
+    <w:p>
+      <w:r>
+        <w:t>Capacity / load entering the works</w:t>
+      </w:r>
+    </w:p>
+    <w:p>
+      <w:r>
+        <w:t>Reporting year</w:t>
+      </w:r>
+    </w:p>
+    <w:p>
+      <w:r>
+        <w:t xml:space="preserve">Helps link catchments to specific works. </w:t>
+      </w:r>
+    </w:p>
+    <w:p>
+      <w:r>
+        <w:rPr>
+          <w:rStyle w:val="Strong"/>
+          <w:rFonts w:eastAsiaTheme="majorEastAsia"/>
+          <w:b w:val="0"/>
+          <w:bCs w:val="0"/>
+        </w:rPr>
+        <w:t xml:space="preserve">3. </w:t>
+      </w:r>
+      <w:r>
+        <w:rPr>
+          <w:rStyle w:val="HTMLCode"/>
+          <w:rFonts w:eastAsiaTheme="majorEastAsia"/>
+        </w:rPr>
+        <w:t>waterbase_catchment_lookup.csv</w:t>
+      </w:r>
+    </w:p>
+    <w:p>
+      <w:r>
+        <w:t xml:space="preserve">A </w:t>
+      </w:r>
+      <w:r>
+        <w:rPr>
+          <w:rStyle w:val="Strong"/>
+          <w:rFonts w:eastAsiaTheme="majorEastAsia"/>
+          <w:b w:val="0"/>
+          <w:bCs w:val="0"/>
+        </w:rPr>
+        <w:t>lookup table</w:t>
+      </w:r>
+      <w:r>
+        <w:t xml:space="preserve"> connecting:</w:t>
+      </w:r>
+    </w:p>
+    <w:p>
+      <w:r>
+        <w:t>Catchment areas to</w:t>
+      </w:r>
+    </w:p>
+    <w:p>
+      <w:r>
+        <w:t xml:space="preserve">Their associated </w:t>
+      </w:r>
+      <w:r>
+        <w:rPr>
+          <w:rStyle w:val="Strong"/>
+          <w:rFonts w:eastAsiaTheme="majorEastAsia"/>
+          <w:b w:val="0"/>
+          <w:bCs w:val="0"/>
+        </w:rPr>
+        <w:t>wastewater treatment works</w:t>
+      </w:r>
+    </w:p>
+    <w:p>
+      <w:r>
+        <w:t xml:space="preserve">Includes a simple distance measure between catchment and works. </w:t>
+      </w:r>
+    </w:p>
+    <w:p>
+      <w:r>
+        <w:rPr>
+          <w:rStyle w:val="Strong"/>
+          <w:rFonts w:eastAsiaTheme="majorEastAsia"/>
+          <w:b w:val="0"/>
+          <w:bCs w:val="0"/>
+        </w:rPr>
+        <w:t xml:space="preserve">4. </w:t>
+      </w:r>
+      <w:r>
+        <w:rPr>
+          <w:rStyle w:val="HTMLCode"/>
+          <w:rFonts w:eastAsiaTheme="majorEastAsia"/>
+        </w:rPr>
+        <w:t>lsoa_catchment_lookup.csv</w:t>
+      </w:r>
+    </w:p>
+    <w:p>
+      <w:r>
+        <w:t xml:space="preserve">A </w:t>
+      </w:r>
+      <w:r>
+        <w:rPr>
+          <w:rStyle w:val="Strong"/>
+          <w:rFonts w:eastAsiaTheme="majorEastAsia"/>
+          <w:b w:val="0"/>
+          <w:bCs w:val="0"/>
+        </w:rPr>
+        <w:t>lookup table</w:t>
+      </w:r>
+      <w:r>
+        <w:t xml:space="preserve"> linking catchments to </w:t>
+      </w:r>
+      <w:r>
+        <w:rPr>
+          <w:rStyle w:val="Strong"/>
+          <w:rFonts w:eastAsiaTheme="majorEastAsia"/>
+          <w:b w:val="0"/>
+          <w:bCs w:val="0"/>
+        </w:rPr>
+        <w:t>Lower Layer Super Output Areas (LSOAs)</w:t>
+      </w:r>
+      <w:r>
+        <w:t xml:space="preserve"> — small census geographies used for population analysis.</w:t>
+      </w:r>
+    </w:p>
+    <w:p>
+      <w:r>
+        <w:t xml:space="preserve">Includes the </w:t>
+      </w:r>
+      <w:r>
+        <w:rPr>
+          <w:rStyle w:val="Strong"/>
+          <w:rFonts w:eastAsiaTheme="majorEastAsia"/>
+          <w:b w:val="0"/>
+          <w:bCs w:val="0"/>
+        </w:rPr>
+        <w:t>area of overlap</w:t>
+      </w:r>
+      <w:r>
+        <w:t xml:space="preserve"> between each catchment and LSOA. </w:t>
+      </w:r>
+    </w:p>
+    <w:p/>
+    <w:p/>
+    <w:p>
+      <w:r>
+        <w:t>Paper in sources/papers/sewage/</w:t>
+      </w:r>
+    </w:p>
+    <w:p>
+      <w:r>
+        <w:t>Data as zipped file in data/raw/</w:t>
+      </w:r>
+    </w:p>
+    <w:p/>
+    <w:p>
+      <w:r>
+        <w:t>https://essopenarchive.org/users/556109/articles/606316-wastewater-catchment-areas-in-great-britain?utm_source=chatgpt.com</w:t>
+      </w:r>
+      <w:r>
+        <w:t xml:space="preserve"> </w:t>
+      </w:r>
+    </w:p>
+    <w:p/>
     <w:p>
       <w:pPr>
         <w:pStyle w:val="Heading1"/>
@@ -219,21 +5582,7 @@
         <w:rPr>
           <w:rFonts w:ascii="Arial" w:hAnsi="Arial" w:cs="Arial"/>
         </w:rPr>
-        <w:t xml:space="preserve"> (need elevation and water flow maps). </w:t>
-      </w:r>
-      <w:proofErr w:type="spellStart"/>
-      <w:r>
-        <w:rPr>
-          <w:rFonts w:ascii="Arial" w:hAnsi="Arial" w:cs="Arial"/>
-        </w:rPr>
-        <w:t>Perrmeability</w:t>
-      </w:r>
-      <w:proofErr w:type="spellEnd"/>
-      <w:r>
-        <w:rPr>
-          <w:rFonts w:ascii="Arial" w:hAnsi="Arial" w:cs="Arial"/>
-        </w:rPr>
-        <w:t xml:space="preserve"> of soil so how much absorbed. </w:t>
+        <w:t xml:space="preserve"> (need elevation and water flow maps). Perrmeability of soil so how much absorbed. </w:t>
       </w:r>
     </w:p>
     <w:p>
@@ -540,21 +5889,7 @@
         <w:rPr>
           <w:rFonts w:ascii="Arial" w:hAnsi="Arial" w:cs="Arial"/>
         </w:rPr>
-        <w:t xml:space="preserve">CSOs upstream of Lee Tunnel vs downstream / outside catchment in 2016, South-bank CSOs draining to Crossness vs others in 2012-16, </w:t>
-      </w:r>
-      <w:proofErr w:type="spellStart"/>
-      <w:r>
-        <w:rPr>
-          <w:rFonts w:ascii="Arial" w:hAnsi="Arial" w:cs="Arial"/>
-        </w:rPr>
-        <w:t>Deephams</w:t>
-      </w:r>
-      <w:proofErr w:type="spellEnd"/>
-      <w:r>
-        <w:rPr>
-          <w:rFonts w:ascii="Arial" w:hAnsi="Arial" w:cs="Arial"/>
-        </w:rPr>
-        <w:t xml:space="preserve"> catchment vs adjacent catchments in 2011-17, Thames Tideway Tunnel ongoing. </w:t>
+        <w:t xml:space="preserve">CSOs upstream of Lee Tunnel vs downstream / outside catchment in 2016, South-bank CSOs draining to Crossness vs others in 2012-16, Deephams catchment vs adjacent catchments in 2011-17, Thames Tideway Tunnel ongoing. </w:t>
       </w:r>
     </w:p>
     <w:p>
@@ -623,7 +5958,6 @@
         <w:rPr>
           <w:rFonts w:ascii="Arial" w:hAnsi="Arial" w:cs="Arial"/>
         </w:rPr>
-        <w:lastRenderedPageBreak/>
         <w:t xml:space="preserve">Historical lock-in as the system and its pinch points for spillage are inherited. </w:t>
       </w:r>
     </w:p>
@@ -814,6 +6148,7 @@
           <w:color w:val="0F1115"/>
           <w:shd w:val="clear" w:color="auto" w:fill="FFFFFF"/>
         </w:rPr>
+        <w:lastRenderedPageBreak/>
         <w:t>between its start and end points. A higher ratio indicates a more circuitous, potentially cost-constrained route</w:t>
       </w:r>
       <w:r>
@@ -988,25 +6323,7 @@
           <w:color w:val="0F1115"/>
           <w:shd w:val="clear" w:color="auto" w:fill="FFFFFF"/>
         </w:rPr>
-        <w:t xml:space="preserve">from Ordnance Survey Open Rivers and OS </w:t>
-      </w:r>
-      <w:proofErr w:type="spellStart"/>
-      <w:r>
-        <w:rPr>
-          <w:rFonts w:ascii="Arial" w:hAnsi="Arial" w:cs="Arial"/>
-          <w:color w:val="0F1115"/>
-          <w:shd w:val="clear" w:color="auto" w:fill="FFFFFF"/>
-        </w:rPr>
-        <w:t>OpenMap</w:t>
-      </w:r>
-      <w:proofErr w:type="spellEnd"/>
-      <w:r>
-        <w:rPr>
-          <w:rFonts w:ascii="Arial" w:hAnsi="Arial" w:cs="Arial"/>
-          <w:color w:val="0F1115"/>
-          <w:shd w:val="clear" w:color="auto" w:fill="FFFFFF"/>
-        </w:rPr>
-        <w:t xml:space="preserve"> Local for waterlines/course and rivers/streams). </w:t>
+        <w:t xml:space="preserve">from Ordnance Survey Open Rivers and OS OpenMap Local for waterlines/course and rivers/streams). </w:t>
       </w:r>
     </w:p>
     <w:p>
@@ -1170,25 +6487,7 @@
           <w:color w:val="0F1115"/>
           <w:shd w:val="clear" w:color="auto" w:fill="FFFFFF"/>
         </w:rPr>
-        <w:t xml:space="preserve"> needs old censuses (</w:t>
-      </w:r>
-      <w:proofErr w:type="spellStart"/>
-      <w:r>
-        <w:rPr>
-          <w:rFonts w:ascii="Arial" w:hAnsi="Arial" w:cs="Arial"/>
-          <w:color w:val="0F1115"/>
-          <w:shd w:val="clear" w:color="auto" w:fill="FFFFFF"/>
-        </w:rPr>
-        <w:t>eg</w:t>
-      </w:r>
-      <w:proofErr w:type="spellEnd"/>
-      <w:r>
-        <w:rPr>
-          <w:rFonts w:ascii="Arial" w:hAnsi="Arial" w:cs="Arial"/>
-          <w:color w:val="0F1115"/>
-          <w:shd w:val="clear" w:color="auto" w:fill="FFFFFF"/>
-        </w:rPr>
-        <w:t xml:space="preserve"> Bazalgette mentions using census tracts in MBW) and catchment boundaries to define the area whose runoff feeds each CSO</w:t>
+        <w:t xml:space="preserve"> needs old censuses (eg Bazalgette mentions using census tracts in MBW) and catchment boundaries to define the area whose runoff feeds each CSO</w:t>
       </w:r>
     </w:p>
     <w:p>
@@ -1456,94 +6755,100 @@
           <w:color w:val="0F1115"/>
           <w:shd w:val="clear" w:color="auto" w:fill="FFFFFF"/>
         </w:rPr>
+        <w:t>Hydraulic constraints are inherited from historical network design and affect spill probability, but are not salient to modern buyers except via spill risk.</w:t>
+      </w:r>
+    </w:p>
+    <w:p>
+      <w:pPr>
+        <w:rPr>
+          <w:rFonts w:ascii="Arial" w:hAnsi="Arial" w:cs="Arial"/>
+        </w:rPr>
+      </w:pPr>
+    </w:p>
+    <w:p>
+      <w:pPr>
+        <w:rPr>
+          <w:rFonts w:ascii="Arial" w:hAnsi="Arial" w:cs="Arial"/>
+        </w:rPr>
+      </w:pPr>
+      <w:r>
+        <w:rPr>
+          <w:rFonts w:ascii="Arial" w:hAnsi="Arial" w:cs="Arial"/>
+        </w:rPr>
+        <w:t>P</w:t>
+      </w:r>
+      <w:r>
+        <w:rPr>
+          <w:rFonts w:ascii="Arial" w:hAnsi="Arial" w:cs="Arial"/>
+        </w:rPr>
+        <w:t>ipe capacity (diameter, invert level</w:t>
+      </w:r>
+      <w:r>
+        <w:rPr>
+          <w:rFonts w:ascii="Arial" w:hAnsi="Arial" w:cs="Arial"/>
+        </w:rPr>
+        <w:t xml:space="preserve"> or depth, invert offsets</w:t>
+      </w:r>
+      <w:r>
+        <w:rPr>
+          <w:rFonts w:ascii="Arial" w:hAnsi="Arial" w:cs="Arial"/>
+        </w:rPr>
+        <w:t>, slope,</w:t>
+      </w:r>
+      <w:r>
+        <w:rPr>
+          <w:rFonts w:ascii="Arial" w:hAnsi="Arial" w:cs="Arial"/>
+        </w:rPr>
+        <w:t xml:space="preserve"> </w:t>
+      </w:r>
+      <w:r>
+        <w:rPr>
+          <w:rFonts w:ascii="Arial" w:hAnsi="Arial" w:cs="Arial"/>
+        </w:rPr>
+        <w:t>material</w:t>
+      </w:r>
+      <w:r>
+        <w:rPr>
+          <w:rFonts w:ascii="Arial" w:hAnsi="Arial" w:cs="Arial"/>
+        </w:rPr>
+        <w:t xml:space="preserve"> or </w:t>
+      </w:r>
+      <w:r>
+        <w:rPr>
+          <w:rFonts w:ascii="Arial" w:hAnsi="Arial" w:cs="Arial"/>
+        </w:rPr>
+        <w:t>roughness</w:t>
+      </w:r>
+      <w:r>
+        <w:rPr>
+          <w:rFonts w:ascii="Arial" w:hAnsi="Arial" w:cs="Arial"/>
+        </w:rPr>
+        <w:t>, trunk line class—truck sewer/secondary sewer/house lateral</w:t>
+      </w:r>
+      <w:r>
+        <w:rPr>
+          <w:rFonts w:ascii="Arial" w:hAnsi="Arial" w:cs="Arial"/>
+        </w:rPr>
+        <w:t>)</w:t>
+      </w:r>
+      <w:r>
+        <w:rPr>
+          <w:rFonts w:ascii="Arial" w:hAnsi="Arial" w:cs="Arial"/>
+        </w:rPr>
+        <w:t xml:space="preserve">. Upstream population (and potential growth), </w:t>
+      </w:r>
+      <w:r>
+        <w:rPr>
+          <w:rFonts w:ascii="Arial" w:hAnsi="Arial" w:cs="Arial"/>
+        </w:rPr>
+        <w:t xml:space="preserve">upstream impervious area, hydraulic centrality (distance to treatment works, number of upstream nodes feeding into it, capital cost (depth to sewer, high groundwater levels, certain soft and permeable soil types, </w:t>
+      </w:r>
+      <w:r>
+        <w:rPr>
+          <w:rFonts w:ascii="Arial" w:hAnsi="Arial" w:cs="Arial"/>
+        </w:rPr>
         <w:lastRenderedPageBreak/>
-        <w:t>Hydraulic constraints are inherited from historical network design and affect spill probability, but are not salient to modern buyers except via spill risk.</w:t>
-      </w:r>
-    </w:p>
-    <w:p>
-      <w:pPr>
-        <w:rPr>
-          <w:rFonts w:ascii="Arial" w:hAnsi="Arial" w:cs="Arial"/>
-        </w:rPr>
-      </w:pPr>
-    </w:p>
-    <w:p>
-      <w:pPr>
-        <w:rPr>
-          <w:rFonts w:ascii="Arial" w:hAnsi="Arial" w:cs="Arial"/>
-        </w:rPr>
-      </w:pPr>
-      <w:r>
-        <w:rPr>
-          <w:rFonts w:ascii="Arial" w:hAnsi="Arial" w:cs="Arial"/>
-        </w:rPr>
-        <w:t>P</w:t>
-      </w:r>
-      <w:r>
-        <w:rPr>
-          <w:rFonts w:ascii="Arial" w:hAnsi="Arial" w:cs="Arial"/>
-        </w:rPr>
-        <w:t>ipe capacity (diameter, invert level</w:t>
-      </w:r>
-      <w:r>
-        <w:rPr>
-          <w:rFonts w:ascii="Arial" w:hAnsi="Arial" w:cs="Arial"/>
-        </w:rPr>
-        <w:t xml:space="preserve"> or depth, invert offsets</w:t>
-      </w:r>
-      <w:r>
-        <w:rPr>
-          <w:rFonts w:ascii="Arial" w:hAnsi="Arial" w:cs="Arial"/>
-        </w:rPr>
-        <w:t>, slope,</w:t>
-      </w:r>
-      <w:r>
-        <w:rPr>
-          <w:rFonts w:ascii="Arial" w:hAnsi="Arial" w:cs="Arial"/>
-        </w:rPr>
-        <w:t xml:space="preserve"> </w:t>
-      </w:r>
-      <w:r>
-        <w:rPr>
-          <w:rFonts w:ascii="Arial" w:hAnsi="Arial" w:cs="Arial"/>
-        </w:rPr>
-        <w:t>material</w:t>
-      </w:r>
-      <w:r>
-        <w:rPr>
-          <w:rFonts w:ascii="Arial" w:hAnsi="Arial" w:cs="Arial"/>
-        </w:rPr>
-        <w:t xml:space="preserve"> or </w:t>
-      </w:r>
-      <w:r>
-        <w:rPr>
-          <w:rFonts w:ascii="Arial" w:hAnsi="Arial" w:cs="Arial"/>
-        </w:rPr>
-        <w:t>roughness</w:t>
-      </w:r>
-      <w:r>
-        <w:rPr>
-          <w:rFonts w:ascii="Arial" w:hAnsi="Arial" w:cs="Arial"/>
-        </w:rPr>
-        <w:t>, trunk line class—truck sewer/secondary sewer/house lateral</w:t>
-      </w:r>
-      <w:r>
-        <w:rPr>
-          <w:rFonts w:ascii="Arial" w:hAnsi="Arial" w:cs="Arial"/>
-        </w:rPr>
-        <w:t>)</w:t>
-      </w:r>
-      <w:r>
-        <w:rPr>
-          <w:rFonts w:ascii="Arial" w:hAnsi="Arial" w:cs="Arial"/>
-        </w:rPr>
-        <w:t xml:space="preserve">. Upstream population (and potential growth), </w:t>
-      </w:r>
-      <w:r>
-        <w:rPr>
-          <w:rFonts w:ascii="Arial" w:hAnsi="Arial" w:cs="Arial"/>
-        </w:rPr>
-        <w:t>upstream impervious area, hydraulic centrality (distance to treatment works, number of upstream nodes feeding into it, capital cost (depth to sewer, high groundwater levels, certain soft and permeable soil types, riverbank conditions including tidal conditions, diversions from other utilities</w:t>
+        <w:t>riverbank conditions including tidal conditions, diversions from other utilities</w:t>
       </w:r>
       <w:r>
         <w:rPr>
@@ -1743,23 +7048,7 @@
           <w:rFonts w:ascii="Arial" w:hAnsi="Arial" w:cs="Arial"/>
           <w:shd w:val="clear" w:color="auto" w:fill="FFFFFF"/>
         </w:rPr>
-        <w:t>These are in the archives and are NOT digitized (as far as I know) and a sample is in the folder labelled “</w:t>
-      </w:r>
-      <w:proofErr w:type="spellStart"/>
-      <w:r>
-        <w:rPr>
-          <w:rFonts w:ascii="Arial" w:hAnsi="Arial" w:cs="Arial"/>
-          <w:shd w:val="clear" w:color="auto" w:fill="FFFFFF"/>
-        </w:rPr>
-        <w:t>lma</w:t>
-      </w:r>
-      <w:proofErr w:type="spellEnd"/>
-      <w:r>
-        <w:rPr>
-          <w:rFonts w:ascii="Arial" w:hAnsi="Arial" w:cs="Arial"/>
-          <w:shd w:val="clear" w:color="auto" w:fill="FFFFFF"/>
-        </w:rPr>
-        <w:t xml:space="preserve">” that has photos of the drawings of the Northern Sewer Outfall of the Thames from the Bazalgette design. </w:t>
+        <w:t xml:space="preserve">These are in the archives and are NOT digitized (as far as I know) and a sample is in the folder labelled “lma” that has photos of the drawings of the Northern Sewer Outfall of the Thames from the Bazalgette design. </w:t>
       </w:r>
     </w:p>
     <w:p>
@@ -1897,23 +7186,7 @@
           <w:rFonts w:ascii="Arial" w:hAnsi="Arial" w:cs="Arial"/>
           <w:shd w:val="clear" w:color="auto" w:fill="FFFFFF"/>
         </w:rPr>
-        <w:t xml:space="preserve">Need to </w:t>
-      </w:r>
-      <w:proofErr w:type="spellStart"/>
-      <w:r>
-        <w:rPr>
-          <w:rFonts w:ascii="Arial" w:hAnsi="Arial" w:cs="Arial"/>
-          <w:shd w:val="clear" w:color="auto" w:fill="FFFFFF"/>
-        </w:rPr>
-        <w:t>georeference</w:t>
-      </w:r>
-      <w:proofErr w:type="spellEnd"/>
-      <w:r>
-        <w:rPr>
-          <w:rFonts w:ascii="Arial" w:hAnsi="Arial" w:cs="Arial"/>
-          <w:shd w:val="clear" w:color="auto" w:fill="FFFFFF"/>
-        </w:rPr>
-        <w:t xml:space="preserve"> from drawings (see Sheet 10). Then use </w:t>
+        <w:t xml:space="preserve">Need to georeference from drawings (see Sheet 10). Then use </w:t>
       </w:r>
       <w:r>
         <w:rPr>
@@ -2280,29 +7553,7 @@
           <w:bCs w:val="0"/>
           <w:color w:val="0F1115"/>
         </w:rPr>
-        <w:t xml:space="preserve"> to </w:t>
-      </w:r>
-      <w:proofErr w:type="spellStart"/>
-      <w:r>
-        <w:rPr>
-          <w:rStyle w:val="Strong"/>
-          <w:rFonts w:ascii="Arial" w:eastAsiaTheme="majorEastAsia" w:hAnsi="Arial" w:cs="Arial"/>
-          <w:b w:val="0"/>
-          <w:bCs w:val="0"/>
-          <w:color w:val="0F1115"/>
-        </w:rPr>
-        <w:t>georeference</w:t>
-      </w:r>
-      <w:proofErr w:type="spellEnd"/>
-      <w:r>
-        <w:rPr>
-          <w:rStyle w:val="Strong"/>
-          <w:rFonts w:ascii="Arial" w:eastAsiaTheme="majorEastAsia" w:hAnsi="Arial" w:cs="Arial"/>
-          <w:b w:val="0"/>
-          <w:bCs w:val="0"/>
-          <w:color w:val="0F1115"/>
-        </w:rPr>
-        <w:t>.</w:t>
+        <w:t xml:space="preserve"> to georeference.</w:t>
       </w:r>
     </w:p>
     <w:p>
@@ -2530,100 +7781,75 @@
           <w:rFonts w:ascii="Arial" w:hAnsi="Arial" w:cs="Arial"/>
           <w:shd w:val="clear" w:color="auto" w:fill="FFFFFF"/>
         </w:rPr>
-        <w:t xml:space="preserve">. Going by this, </w:t>
-      </w:r>
-      <w:r>
-        <w:rPr>
-          <w:rFonts w:ascii="Arial" w:hAnsi="Arial" w:cs="Arial"/>
+        <w:t>. Going by this, we c</w:t>
+      </w:r>
+      <w:r>
+        <w:rPr>
+          <w:rFonts w:ascii="Arial" w:hAnsi="Arial" w:cs="Arial"/>
+          <w:shd w:val="clear" w:color="auto" w:fill="FFFFFF"/>
+        </w:rPr>
+        <w:t>an target a purposive sample of key hydraulic variation segments – flat, steep, major junction, circuitous, typical urban main sewer, extreme hydraulic headroom like a pumping station inlet</w:t>
+      </w:r>
+      <w:r>
+        <w:rPr>
+          <w:rFonts w:ascii="Arial" w:hAnsi="Arial" w:cs="Arial"/>
+          <w:shd w:val="clear" w:color="auto" w:fill="FFFFFF"/>
+        </w:rPr>
+        <w:t xml:space="preserve">. </w:t>
+      </w:r>
+      <w:r>
+        <w:rPr>
+          <w:rFonts w:ascii="Arial" w:hAnsi="Arial" w:cs="Arial"/>
+          <w:shd w:val="clear" w:color="auto" w:fill="FFFFFF"/>
+        </w:rPr>
+        <w:t xml:space="preserve">Possible candidates are – Beckton NO (flat), Hampstead (steep), Fleet Street (major junction), Crossness/Deptford/Abbey Mills (pumping station) </w:t>
+      </w:r>
+      <w:r>
+        <w:rPr>
+          <w:rFonts w:ascii="Arial" w:hAnsi="Arial" w:cs="Arial"/>
+          <w:shd w:val="clear" w:color="auto" w:fill="FFFFFF"/>
+        </w:rPr>
+        <w:t xml:space="preserve">that can be photographed to obtain the relevant variables. </w:t>
+      </w:r>
+    </w:p>
+    <w:p>
+      <w:pPr>
+        <w:rPr>
+          <w:rFonts w:ascii="Arial" w:hAnsi="Arial" w:cs="Arial"/>
+          <w:shd w:val="clear" w:color="auto" w:fill="FFFFFF"/>
+        </w:rPr>
+      </w:pPr>
+    </w:p>
+    <w:p>
+      <w:pPr>
+        <w:rPr>
+          <w:rFonts w:ascii="Arial" w:hAnsi="Arial" w:cs="Arial"/>
+          <w:shd w:val="clear" w:color="auto" w:fill="FFFFFF"/>
+        </w:rPr>
+      </w:pPr>
+      <w:r>
+        <w:rPr>
+          <w:rFonts w:ascii="Arial" w:hAnsi="Arial" w:cs="Arial"/>
+          <w:shd w:val="clear" w:color="auto" w:fill="FFFFFF"/>
+        </w:rPr>
+        <w:t xml:space="preserve">Example of narrative </w:t>
+      </w:r>
+    </w:p>
+    <w:p>
+      <w:pPr>
+        <w:rPr>
+          <w:rFonts w:ascii="Arial" w:hAnsi="Arial" w:cs="Arial"/>
+          <w:shd w:val="clear" w:color="auto" w:fill="FFFFFF"/>
+        </w:rPr>
+      </w:pPr>
+      <w:r>
+        <w:rPr>
+          <w:rFonts w:ascii="Arial" w:hAnsi="Arial" w:cs="Arial"/>
+          <w:color w:val="0F1115"/>
           <w:shd w:val="clear" w:color="auto" w:fill="FFFFFF"/>
         </w:rPr>
         <w:lastRenderedPageBreak/>
-        <w:t>we c</w:t>
-      </w:r>
-      <w:r>
-        <w:rPr>
-          <w:rFonts w:ascii="Arial" w:hAnsi="Arial" w:cs="Arial"/>
-          <w:shd w:val="clear" w:color="auto" w:fill="FFFFFF"/>
-        </w:rPr>
-        <w:t>an target a purposive sample of key hydraulic variation segments – flat, steep, major junction, circuitous, typical urban main sewer, extreme hydraulic headroom like a pumping station inlet</w:t>
-      </w:r>
-      <w:r>
-        <w:rPr>
-          <w:rFonts w:ascii="Arial" w:hAnsi="Arial" w:cs="Arial"/>
-          <w:shd w:val="clear" w:color="auto" w:fill="FFFFFF"/>
-        </w:rPr>
-        <w:t xml:space="preserve">. </w:t>
-      </w:r>
-      <w:r>
-        <w:rPr>
-          <w:rFonts w:ascii="Arial" w:hAnsi="Arial" w:cs="Arial"/>
-          <w:shd w:val="clear" w:color="auto" w:fill="FFFFFF"/>
-        </w:rPr>
-        <w:t xml:space="preserve">Possible candidates are – Beckton NO (flat), Hampstead (steep), Fleet Street (major junction), Crossness/Deptford/Abbey Mills (pumping station) </w:t>
-      </w:r>
-      <w:r>
-        <w:rPr>
-          <w:rFonts w:ascii="Arial" w:hAnsi="Arial" w:cs="Arial"/>
-          <w:shd w:val="clear" w:color="auto" w:fill="FFFFFF"/>
-        </w:rPr>
-        <w:t xml:space="preserve">that can be photographed to obtain the relevant variables. </w:t>
-      </w:r>
-    </w:p>
-    <w:p>
-      <w:pPr>
-        <w:rPr>
-          <w:rFonts w:ascii="Arial" w:hAnsi="Arial" w:cs="Arial"/>
-          <w:shd w:val="clear" w:color="auto" w:fill="FFFFFF"/>
-        </w:rPr>
-      </w:pPr>
-    </w:p>
-    <w:p>
-      <w:pPr>
-        <w:rPr>
-          <w:rFonts w:ascii="Arial" w:hAnsi="Arial" w:cs="Arial"/>
-          <w:shd w:val="clear" w:color="auto" w:fill="FFFFFF"/>
-        </w:rPr>
-      </w:pPr>
-      <w:r>
-        <w:rPr>
-          <w:rFonts w:ascii="Arial" w:hAnsi="Arial" w:cs="Arial"/>
-          <w:shd w:val="clear" w:color="auto" w:fill="FFFFFF"/>
-        </w:rPr>
-        <w:t xml:space="preserve">Example of narrative </w:t>
-      </w:r>
-    </w:p>
-    <w:p>
-      <w:pPr>
-        <w:rPr>
-          <w:rFonts w:ascii="Arial" w:hAnsi="Arial" w:cs="Arial"/>
-          <w:shd w:val="clear" w:color="auto" w:fill="FFFFFF"/>
-        </w:rPr>
-      </w:pPr>
-      <w:r>
-        <w:rPr>
-          <w:rFonts w:ascii="Arial" w:hAnsi="Arial" w:cs="Arial"/>
-          <w:color w:val="0F1115"/>
-          <w:shd w:val="clear" w:color="auto" w:fill="FFFFFF"/>
-        </w:rPr>
-        <w:t xml:space="preserve">The historical engineering drawings reveal that sewer alignments were primarily determined by cost-minimisation in the face of physical constraints. For example, the Northern Outfall sewer deviates at Chainage 20.45 to avoid the deep excavation required under the </w:t>
-      </w:r>
-      <w:proofErr w:type="spellStart"/>
-      <w:r>
-        <w:rPr>
-          <w:rFonts w:ascii="Arial" w:hAnsi="Arial" w:cs="Arial"/>
-          <w:color w:val="0F1115"/>
-          <w:shd w:val="clear" w:color="auto" w:fill="FFFFFF"/>
-        </w:rPr>
-        <w:t>Channelsea</w:t>
-      </w:r>
-      <w:proofErr w:type="spellEnd"/>
-      <w:r>
-        <w:rPr>
-          <w:rFonts w:ascii="Arial" w:hAnsi="Arial" w:cs="Arial"/>
-          <w:color w:val="0F1115"/>
-          <w:shd w:val="clear" w:color="auto" w:fill="FFFFFF"/>
-        </w:rPr>
-        <w:t xml:space="preserve"> River (see Drawing 14), and again at Chainage 20.80 to follow a property boundary, as noted on the plan. These features—river crossings and parcel limits—are orthogonal to modern neighbourhood desirability but mechanically influenced the sewer's hydraulic performance. Our circuitousness instrument directly captures these inherited constraints.</w:t>
+        <w:t>The historical engineering drawings reveal that sewer alignments were primarily determined by cost-minimisation in the face of physical constraints. For example, the Northern Outfall sewer deviates at Chainage 20.45 to avoid the deep excavation required under the Channelsea River (see Drawing 14), and again at Chainage 20.80 to follow a property boundary, as noted on the plan. These features—river crossings and parcel limits—are orthogonal to modern neighbourhood desirability but mechanically influenced the sewer's hydraulic performance. Our circuitousness instrument directly captures these inherited constraints.</w:t>
       </w:r>
     </w:p>
     <w:p>
@@ -2852,6 +8078,715 @@
 <file path=word/numbering.xml><?xml version="1.0" encoding="utf-8"?>
 <w:numbering xmlns:wpc="http://schemas.microsoft.com/office/word/2010/wordprocessingCanvas" xmlns:cx="http://schemas.microsoft.com/office/drawing/2014/chartex" xmlns:cx1="http://schemas.microsoft.com/office/drawing/2015/9/8/chartex" xmlns:cx2="http://schemas.microsoft.com/office/drawing/2015/10/21/chartex" xmlns:cx3="http://schemas.microsoft.com/office/drawing/2016/5/9/chartex" xmlns:cx4="http://schemas.microsoft.com/office/drawing/2016/5/10/chartex" xmlns:cx5="http://schemas.microsoft.com/office/drawing/2016/5/11/chartex" xmlns:cx6="http://schemas.microsoft.com/office/drawing/2016/5/12/chartex" xmlns:cx7="http://schemas.microsoft.com/office/drawing/2016/5/13/chartex" xmlns:cx8="http://schemas.microsoft.com/office/drawing/2016/5/14/chartex" xmlns:mc="http://schemas.openxmlformats.org/markup-compatibility/2006" xmlns:aink="http://schemas.microsoft.com/office/drawing/2016/ink" xmlns:am3d="http://schemas.microsoft.com/office/drawing/2017/model3d" xmlns:o="urn:schemas-microsoft-com:office:office" xmlns:oel="http://schemas.microsoft.com/office/2019/extlst" xmlns:r="http://schemas.openxmlformats.org/officeDocument/2006/relationships" xmlns:m="http://schemas.openxmlformats.org/officeDocument/2006/math" xmlns:v="urn:schemas-microsoft-com:vml" xmlns:wp14="http://schemas.microsoft.com/office/word/2010/wordprocessingDrawing" xmlns:wp="http://schemas.openxmlformats.org/drawingml/2006/wordprocessingDrawing" xmlns:w10="urn:schemas-microsoft-com:office:word" xmlns:w="http://schemas.openxmlformats.org/wordprocessingml/2006/main" xmlns:w14="http://schemas.microsoft.com/office/word/2010/wordml" xmlns:w15="http://schemas.microsoft.com/office/word/2012/wordml" xmlns:w16cex="http://schemas.microsoft.com/office/word/2018/wordml/cex" xmlns:w16cid="http://schemas.microsoft.com/office/word/2016/wordml/cid" xmlns:w16="http://schemas.microsoft.com/office/word/2018/wordml" xmlns:w16du="http://schemas.microsoft.com/office/word/2023/wordml/word16du" xmlns:w16sdtdh="http://schemas.microsoft.com/office/word/2020/wordml/sdtdatahash" xmlns:w16sdtfl="http://schemas.microsoft.com/office/word/2024/wordml/sdtformatlock" xmlns:w16se="http://schemas.microsoft.com/office/word/2015/wordml/symex" xmlns:wpg="http://schemas.microsoft.com/office/word/2010/wordprocessingGroup" xmlns:wpi="http://schemas.microsoft.com/office/word/2010/wordprocessingInk" xmlns:wne="http://schemas.microsoft.com/office/word/2006/wordml" xmlns:wps="http://schemas.microsoft.com/office/word/2010/wordprocessingShape" mc:Ignorable="w14 w15 w16se w16cid w16 w16cex w16sdtdh w16sdtfl w16du wp14">
   <w:abstractNum w:abstractNumId="0" w15:restartNumberingAfterBreak="0">
+    <w:nsid w:val="179B3830"/>
+    <w:multiLevelType w:val="multilevel"/>
+    <w:tmpl w:val="9982BBD2"/>
+    <w:lvl w:ilvl="0">
+      <w:start w:val="1"/>
+      <w:numFmt w:val="bullet"/>
+      <w:lvlText w:val=""/>
+      <w:lvlJc w:val="left"/>
+      <w:pPr>
+        <w:tabs>
+          <w:tab w:val="num" w:pos="720"/>
+        </w:tabs>
+        <w:ind w:left="720" w:hanging="360"/>
+      </w:pPr>
+      <w:rPr>
+        <w:rFonts w:ascii="Symbol" w:hAnsi="Symbol" w:hint="default"/>
+        <w:sz w:val="20"/>
+      </w:rPr>
+    </w:lvl>
+    <w:lvl w:ilvl="1" w:tentative="1">
+      <w:start w:val="1"/>
+      <w:numFmt w:val="bullet"/>
+      <w:lvlText w:val="o"/>
+      <w:lvlJc w:val="left"/>
+      <w:pPr>
+        <w:tabs>
+          <w:tab w:val="num" w:pos="1440"/>
+        </w:tabs>
+        <w:ind w:left="1440" w:hanging="360"/>
+      </w:pPr>
+      <w:rPr>
+        <w:rFonts w:ascii="Courier New" w:hAnsi="Courier New" w:hint="default"/>
+        <w:sz w:val="20"/>
+      </w:rPr>
+    </w:lvl>
+    <w:lvl w:ilvl="2" w:tentative="1">
+      <w:start w:val="1"/>
+      <w:numFmt w:val="bullet"/>
+      <w:lvlText w:val=""/>
+      <w:lvlJc w:val="left"/>
+      <w:pPr>
+        <w:tabs>
+          <w:tab w:val="num" w:pos="2160"/>
+        </w:tabs>
+        <w:ind w:left="2160" w:hanging="360"/>
+      </w:pPr>
+      <w:rPr>
+        <w:rFonts w:ascii="Wingdings" w:hAnsi="Wingdings" w:hint="default"/>
+        <w:sz w:val="20"/>
+      </w:rPr>
+    </w:lvl>
+    <w:lvl w:ilvl="3" w:tentative="1">
+      <w:start w:val="1"/>
+      <w:numFmt w:val="bullet"/>
+      <w:lvlText w:val=""/>
+      <w:lvlJc w:val="left"/>
+      <w:pPr>
+        <w:tabs>
+          <w:tab w:val="num" w:pos="2880"/>
+        </w:tabs>
+        <w:ind w:left="2880" w:hanging="360"/>
+      </w:pPr>
+      <w:rPr>
+        <w:rFonts w:ascii="Wingdings" w:hAnsi="Wingdings" w:hint="default"/>
+        <w:sz w:val="20"/>
+      </w:rPr>
+    </w:lvl>
+    <w:lvl w:ilvl="4" w:tentative="1">
+      <w:start w:val="1"/>
+      <w:numFmt w:val="bullet"/>
+      <w:lvlText w:val=""/>
+      <w:lvlJc w:val="left"/>
+      <w:pPr>
+        <w:tabs>
+          <w:tab w:val="num" w:pos="3600"/>
+        </w:tabs>
+        <w:ind w:left="3600" w:hanging="360"/>
+      </w:pPr>
+      <w:rPr>
+        <w:rFonts w:ascii="Wingdings" w:hAnsi="Wingdings" w:hint="default"/>
+        <w:sz w:val="20"/>
+      </w:rPr>
+    </w:lvl>
+    <w:lvl w:ilvl="5" w:tentative="1">
+      <w:start w:val="1"/>
+      <w:numFmt w:val="bullet"/>
+      <w:lvlText w:val=""/>
+      <w:lvlJc w:val="left"/>
+      <w:pPr>
+        <w:tabs>
+          <w:tab w:val="num" w:pos="4320"/>
+        </w:tabs>
+        <w:ind w:left="4320" w:hanging="360"/>
+      </w:pPr>
+      <w:rPr>
+        <w:rFonts w:ascii="Wingdings" w:hAnsi="Wingdings" w:hint="default"/>
+        <w:sz w:val="20"/>
+      </w:rPr>
+    </w:lvl>
+    <w:lvl w:ilvl="6" w:tentative="1">
+      <w:start w:val="1"/>
+      <w:numFmt w:val="bullet"/>
+      <w:lvlText w:val=""/>
+      <w:lvlJc w:val="left"/>
+      <w:pPr>
+        <w:tabs>
+          <w:tab w:val="num" w:pos="5040"/>
+        </w:tabs>
+        <w:ind w:left="5040" w:hanging="360"/>
+      </w:pPr>
+      <w:rPr>
+        <w:rFonts w:ascii="Wingdings" w:hAnsi="Wingdings" w:hint="default"/>
+        <w:sz w:val="20"/>
+      </w:rPr>
+    </w:lvl>
+    <w:lvl w:ilvl="7" w:tentative="1">
+      <w:start w:val="1"/>
+      <w:numFmt w:val="bullet"/>
+      <w:lvlText w:val=""/>
+      <w:lvlJc w:val="left"/>
+      <w:pPr>
+        <w:tabs>
+          <w:tab w:val="num" w:pos="5760"/>
+        </w:tabs>
+        <w:ind w:left="5760" w:hanging="360"/>
+      </w:pPr>
+      <w:rPr>
+        <w:rFonts w:ascii="Wingdings" w:hAnsi="Wingdings" w:hint="default"/>
+        <w:sz w:val="20"/>
+      </w:rPr>
+    </w:lvl>
+    <w:lvl w:ilvl="8" w:tentative="1">
+      <w:start w:val="1"/>
+      <w:numFmt w:val="bullet"/>
+      <w:lvlText w:val=""/>
+      <w:lvlJc w:val="left"/>
+      <w:pPr>
+        <w:tabs>
+          <w:tab w:val="num" w:pos="6480"/>
+        </w:tabs>
+        <w:ind w:left="6480" w:hanging="360"/>
+      </w:pPr>
+      <w:rPr>
+        <w:rFonts w:ascii="Wingdings" w:hAnsi="Wingdings" w:hint="default"/>
+        <w:sz w:val="20"/>
+      </w:rPr>
+    </w:lvl>
+  </w:abstractNum>
+  <w:abstractNum w:abstractNumId="1" w15:restartNumberingAfterBreak="0">
+    <w:nsid w:val="20CA1B00"/>
+    <w:multiLevelType w:val="multilevel"/>
+    <w:tmpl w:val="05D6226C"/>
+    <w:lvl w:ilvl="0">
+      <w:start w:val="1"/>
+      <w:numFmt w:val="bullet"/>
+      <w:lvlText w:val=""/>
+      <w:lvlJc w:val="left"/>
+      <w:pPr>
+        <w:tabs>
+          <w:tab w:val="num" w:pos="720"/>
+        </w:tabs>
+        <w:ind w:left="720" w:hanging="360"/>
+      </w:pPr>
+      <w:rPr>
+        <w:rFonts w:ascii="Symbol" w:hAnsi="Symbol" w:hint="default"/>
+        <w:sz w:val="20"/>
+      </w:rPr>
+    </w:lvl>
+    <w:lvl w:ilvl="1" w:tentative="1">
+      <w:start w:val="1"/>
+      <w:numFmt w:val="bullet"/>
+      <w:lvlText w:val="o"/>
+      <w:lvlJc w:val="left"/>
+      <w:pPr>
+        <w:tabs>
+          <w:tab w:val="num" w:pos="1440"/>
+        </w:tabs>
+        <w:ind w:left="1440" w:hanging="360"/>
+      </w:pPr>
+      <w:rPr>
+        <w:rFonts w:ascii="Courier New" w:hAnsi="Courier New" w:hint="default"/>
+        <w:sz w:val="20"/>
+      </w:rPr>
+    </w:lvl>
+    <w:lvl w:ilvl="2" w:tentative="1">
+      <w:start w:val="1"/>
+      <w:numFmt w:val="bullet"/>
+      <w:lvlText w:val=""/>
+      <w:lvlJc w:val="left"/>
+      <w:pPr>
+        <w:tabs>
+          <w:tab w:val="num" w:pos="2160"/>
+        </w:tabs>
+        <w:ind w:left="2160" w:hanging="360"/>
+      </w:pPr>
+      <w:rPr>
+        <w:rFonts w:ascii="Wingdings" w:hAnsi="Wingdings" w:hint="default"/>
+        <w:sz w:val="20"/>
+      </w:rPr>
+    </w:lvl>
+    <w:lvl w:ilvl="3" w:tentative="1">
+      <w:start w:val="1"/>
+      <w:numFmt w:val="bullet"/>
+      <w:lvlText w:val=""/>
+      <w:lvlJc w:val="left"/>
+      <w:pPr>
+        <w:tabs>
+          <w:tab w:val="num" w:pos="2880"/>
+        </w:tabs>
+        <w:ind w:left="2880" w:hanging="360"/>
+      </w:pPr>
+      <w:rPr>
+        <w:rFonts w:ascii="Wingdings" w:hAnsi="Wingdings" w:hint="default"/>
+        <w:sz w:val="20"/>
+      </w:rPr>
+    </w:lvl>
+    <w:lvl w:ilvl="4" w:tentative="1">
+      <w:start w:val="1"/>
+      <w:numFmt w:val="bullet"/>
+      <w:lvlText w:val=""/>
+      <w:lvlJc w:val="left"/>
+      <w:pPr>
+        <w:tabs>
+          <w:tab w:val="num" w:pos="3600"/>
+        </w:tabs>
+        <w:ind w:left="3600" w:hanging="360"/>
+      </w:pPr>
+      <w:rPr>
+        <w:rFonts w:ascii="Wingdings" w:hAnsi="Wingdings" w:hint="default"/>
+        <w:sz w:val="20"/>
+      </w:rPr>
+    </w:lvl>
+    <w:lvl w:ilvl="5" w:tentative="1">
+      <w:start w:val="1"/>
+      <w:numFmt w:val="bullet"/>
+      <w:lvlText w:val=""/>
+      <w:lvlJc w:val="left"/>
+      <w:pPr>
+        <w:tabs>
+          <w:tab w:val="num" w:pos="4320"/>
+        </w:tabs>
+        <w:ind w:left="4320" w:hanging="360"/>
+      </w:pPr>
+      <w:rPr>
+        <w:rFonts w:ascii="Wingdings" w:hAnsi="Wingdings" w:hint="default"/>
+        <w:sz w:val="20"/>
+      </w:rPr>
+    </w:lvl>
+    <w:lvl w:ilvl="6" w:tentative="1">
+      <w:start w:val="1"/>
+      <w:numFmt w:val="bullet"/>
+      <w:lvlText w:val=""/>
+      <w:lvlJc w:val="left"/>
+      <w:pPr>
+        <w:tabs>
+          <w:tab w:val="num" w:pos="5040"/>
+        </w:tabs>
+        <w:ind w:left="5040" w:hanging="360"/>
+      </w:pPr>
+      <w:rPr>
+        <w:rFonts w:ascii="Wingdings" w:hAnsi="Wingdings" w:hint="default"/>
+        <w:sz w:val="20"/>
+      </w:rPr>
+    </w:lvl>
+    <w:lvl w:ilvl="7" w:tentative="1">
+      <w:start w:val="1"/>
+      <w:numFmt w:val="bullet"/>
+      <w:lvlText w:val=""/>
+      <w:lvlJc w:val="left"/>
+      <w:pPr>
+        <w:tabs>
+          <w:tab w:val="num" w:pos="5760"/>
+        </w:tabs>
+        <w:ind w:left="5760" w:hanging="360"/>
+      </w:pPr>
+      <w:rPr>
+        <w:rFonts w:ascii="Wingdings" w:hAnsi="Wingdings" w:hint="default"/>
+        <w:sz w:val="20"/>
+      </w:rPr>
+    </w:lvl>
+    <w:lvl w:ilvl="8" w:tentative="1">
+      <w:start w:val="1"/>
+      <w:numFmt w:val="bullet"/>
+      <w:lvlText w:val=""/>
+      <w:lvlJc w:val="left"/>
+      <w:pPr>
+        <w:tabs>
+          <w:tab w:val="num" w:pos="6480"/>
+        </w:tabs>
+        <w:ind w:left="6480" w:hanging="360"/>
+      </w:pPr>
+      <w:rPr>
+        <w:rFonts w:ascii="Wingdings" w:hAnsi="Wingdings" w:hint="default"/>
+        <w:sz w:val="20"/>
+      </w:rPr>
+    </w:lvl>
+  </w:abstractNum>
+  <w:abstractNum w:abstractNumId="2" w15:restartNumberingAfterBreak="0">
+    <w:nsid w:val="27065B9D"/>
+    <w:multiLevelType w:val="multilevel"/>
+    <w:tmpl w:val="A1AE2EB8"/>
+    <w:lvl w:ilvl="0">
+      <w:start w:val="1"/>
+      <w:numFmt w:val="bullet"/>
+      <w:lvlText w:val=""/>
+      <w:lvlJc w:val="left"/>
+      <w:pPr>
+        <w:tabs>
+          <w:tab w:val="num" w:pos="720"/>
+        </w:tabs>
+        <w:ind w:left="720" w:hanging="360"/>
+      </w:pPr>
+      <w:rPr>
+        <w:rFonts w:ascii="Symbol" w:hAnsi="Symbol" w:hint="default"/>
+        <w:sz w:val="20"/>
+      </w:rPr>
+    </w:lvl>
+    <w:lvl w:ilvl="1">
+      <w:start w:val="1"/>
+      <w:numFmt w:val="bullet"/>
+      <w:lvlText w:val="o"/>
+      <w:lvlJc w:val="left"/>
+      <w:pPr>
+        <w:tabs>
+          <w:tab w:val="num" w:pos="1440"/>
+        </w:tabs>
+        <w:ind w:left="1440" w:hanging="360"/>
+      </w:pPr>
+      <w:rPr>
+        <w:rFonts w:ascii="Courier New" w:hAnsi="Courier New" w:hint="default"/>
+        <w:sz w:val="20"/>
+      </w:rPr>
+    </w:lvl>
+    <w:lvl w:ilvl="2" w:tentative="1">
+      <w:start w:val="1"/>
+      <w:numFmt w:val="bullet"/>
+      <w:lvlText w:val=""/>
+      <w:lvlJc w:val="left"/>
+      <w:pPr>
+        <w:tabs>
+          <w:tab w:val="num" w:pos="2160"/>
+        </w:tabs>
+        <w:ind w:left="2160" w:hanging="360"/>
+      </w:pPr>
+      <w:rPr>
+        <w:rFonts w:ascii="Wingdings" w:hAnsi="Wingdings" w:hint="default"/>
+        <w:sz w:val="20"/>
+      </w:rPr>
+    </w:lvl>
+    <w:lvl w:ilvl="3" w:tentative="1">
+      <w:start w:val="1"/>
+      <w:numFmt w:val="bullet"/>
+      <w:lvlText w:val=""/>
+      <w:lvlJc w:val="left"/>
+      <w:pPr>
+        <w:tabs>
+          <w:tab w:val="num" w:pos="2880"/>
+        </w:tabs>
+        <w:ind w:left="2880" w:hanging="360"/>
+      </w:pPr>
+      <w:rPr>
+        <w:rFonts w:ascii="Wingdings" w:hAnsi="Wingdings" w:hint="default"/>
+        <w:sz w:val="20"/>
+      </w:rPr>
+    </w:lvl>
+    <w:lvl w:ilvl="4" w:tentative="1">
+      <w:start w:val="1"/>
+      <w:numFmt w:val="bullet"/>
+      <w:lvlText w:val=""/>
+      <w:lvlJc w:val="left"/>
+      <w:pPr>
+        <w:tabs>
+          <w:tab w:val="num" w:pos="3600"/>
+        </w:tabs>
+        <w:ind w:left="3600" w:hanging="360"/>
+      </w:pPr>
+      <w:rPr>
+        <w:rFonts w:ascii="Wingdings" w:hAnsi="Wingdings" w:hint="default"/>
+        <w:sz w:val="20"/>
+      </w:rPr>
+    </w:lvl>
+    <w:lvl w:ilvl="5" w:tentative="1">
+      <w:start w:val="1"/>
+      <w:numFmt w:val="bullet"/>
+      <w:lvlText w:val=""/>
+      <w:lvlJc w:val="left"/>
+      <w:pPr>
+        <w:tabs>
+          <w:tab w:val="num" w:pos="4320"/>
+        </w:tabs>
+        <w:ind w:left="4320" w:hanging="360"/>
+      </w:pPr>
+      <w:rPr>
+        <w:rFonts w:ascii="Wingdings" w:hAnsi="Wingdings" w:hint="default"/>
+        <w:sz w:val="20"/>
+      </w:rPr>
+    </w:lvl>
+    <w:lvl w:ilvl="6" w:tentative="1">
+      <w:start w:val="1"/>
+      <w:numFmt w:val="bullet"/>
+      <w:lvlText w:val=""/>
+      <w:lvlJc w:val="left"/>
+      <w:pPr>
+        <w:tabs>
+          <w:tab w:val="num" w:pos="5040"/>
+        </w:tabs>
+        <w:ind w:left="5040" w:hanging="360"/>
+      </w:pPr>
+      <w:rPr>
+        <w:rFonts w:ascii="Wingdings" w:hAnsi="Wingdings" w:hint="default"/>
+        <w:sz w:val="20"/>
+      </w:rPr>
+    </w:lvl>
+    <w:lvl w:ilvl="7" w:tentative="1">
+      <w:start w:val="1"/>
+      <w:numFmt w:val="bullet"/>
+      <w:lvlText w:val=""/>
+      <w:lvlJc w:val="left"/>
+      <w:pPr>
+        <w:tabs>
+          <w:tab w:val="num" w:pos="5760"/>
+        </w:tabs>
+        <w:ind w:left="5760" w:hanging="360"/>
+      </w:pPr>
+      <w:rPr>
+        <w:rFonts w:ascii="Wingdings" w:hAnsi="Wingdings" w:hint="default"/>
+        <w:sz w:val="20"/>
+      </w:rPr>
+    </w:lvl>
+    <w:lvl w:ilvl="8" w:tentative="1">
+      <w:start w:val="1"/>
+      <w:numFmt w:val="bullet"/>
+      <w:lvlText w:val=""/>
+      <w:lvlJc w:val="left"/>
+      <w:pPr>
+        <w:tabs>
+          <w:tab w:val="num" w:pos="6480"/>
+        </w:tabs>
+        <w:ind w:left="6480" w:hanging="360"/>
+      </w:pPr>
+      <w:rPr>
+        <w:rFonts w:ascii="Wingdings" w:hAnsi="Wingdings" w:hint="default"/>
+        <w:sz w:val="20"/>
+      </w:rPr>
+    </w:lvl>
+  </w:abstractNum>
+  <w:abstractNum w:abstractNumId="3" w15:restartNumberingAfterBreak="0">
+    <w:nsid w:val="2DB70138"/>
+    <w:multiLevelType w:val="multilevel"/>
+    <w:tmpl w:val="BD5C08E4"/>
+    <w:lvl w:ilvl="0">
+      <w:start w:val="1"/>
+      <w:numFmt w:val="bullet"/>
+      <w:lvlText w:val=""/>
+      <w:lvlJc w:val="left"/>
+      <w:pPr>
+        <w:tabs>
+          <w:tab w:val="num" w:pos="720"/>
+        </w:tabs>
+        <w:ind w:left="720" w:hanging="360"/>
+      </w:pPr>
+      <w:rPr>
+        <w:rFonts w:ascii="Symbol" w:hAnsi="Symbol" w:hint="default"/>
+        <w:sz w:val="20"/>
+      </w:rPr>
+    </w:lvl>
+    <w:lvl w:ilvl="1" w:tentative="1">
+      <w:start w:val="1"/>
+      <w:numFmt w:val="bullet"/>
+      <w:lvlText w:val="o"/>
+      <w:lvlJc w:val="left"/>
+      <w:pPr>
+        <w:tabs>
+          <w:tab w:val="num" w:pos="1440"/>
+        </w:tabs>
+        <w:ind w:left="1440" w:hanging="360"/>
+      </w:pPr>
+      <w:rPr>
+        <w:rFonts w:ascii="Courier New" w:hAnsi="Courier New" w:hint="default"/>
+        <w:sz w:val="20"/>
+      </w:rPr>
+    </w:lvl>
+    <w:lvl w:ilvl="2" w:tentative="1">
+      <w:start w:val="1"/>
+      <w:numFmt w:val="bullet"/>
+      <w:lvlText w:val=""/>
+      <w:lvlJc w:val="left"/>
+      <w:pPr>
+        <w:tabs>
+          <w:tab w:val="num" w:pos="2160"/>
+        </w:tabs>
+        <w:ind w:left="2160" w:hanging="360"/>
+      </w:pPr>
+      <w:rPr>
+        <w:rFonts w:ascii="Wingdings" w:hAnsi="Wingdings" w:hint="default"/>
+        <w:sz w:val="20"/>
+      </w:rPr>
+    </w:lvl>
+    <w:lvl w:ilvl="3" w:tentative="1">
+      <w:start w:val="1"/>
+      <w:numFmt w:val="bullet"/>
+      <w:lvlText w:val=""/>
+      <w:lvlJc w:val="left"/>
+      <w:pPr>
+        <w:tabs>
+          <w:tab w:val="num" w:pos="2880"/>
+        </w:tabs>
+        <w:ind w:left="2880" w:hanging="360"/>
+      </w:pPr>
+      <w:rPr>
+        <w:rFonts w:ascii="Wingdings" w:hAnsi="Wingdings" w:hint="default"/>
+        <w:sz w:val="20"/>
+      </w:rPr>
+    </w:lvl>
+    <w:lvl w:ilvl="4" w:tentative="1">
+      <w:start w:val="1"/>
+      <w:numFmt w:val="bullet"/>
+      <w:lvlText w:val=""/>
+      <w:lvlJc w:val="left"/>
+      <w:pPr>
+        <w:tabs>
+          <w:tab w:val="num" w:pos="3600"/>
+        </w:tabs>
+        <w:ind w:left="3600" w:hanging="360"/>
+      </w:pPr>
+      <w:rPr>
+        <w:rFonts w:ascii="Wingdings" w:hAnsi="Wingdings" w:hint="default"/>
+        <w:sz w:val="20"/>
+      </w:rPr>
+    </w:lvl>
+    <w:lvl w:ilvl="5" w:tentative="1">
+      <w:start w:val="1"/>
+      <w:numFmt w:val="bullet"/>
+      <w:lvlText w:val=""/>
+      <w:lvlJc w:val="left"/>
+      <w:pPr>
+        <w:tabs>
+          <w:tab w:val="num" w:pos="4320"/>
+        </w:tabs>
+        <w:ind w:left="4320" w:hanging="360"/>
+      </w:pPr>
+      <w:rPr>
+        <w:rFonts w:ascii="Wingdings" w:hAnsi="Wingdings" w:hint="default"/>
+        <w:sz w:val="20"/>
+      </w:rPr>
+    </w:lvl>
+    <w:lvl w:ilvl="6" w:tentative="1">
+      <w:start w:val="1"/>
+      <w:numFmt w:val="bullet"/>
+      <w:lvlText w:val=""/>
+      <w:lvlJc w:val="left"/>
+      <w:pPr>
+        <w:tabs>
+          <w:tab w:val="num" w:pos="5040"/>
+        </w:tabs>
+        <w:ind w:left="5040" w:hanging="360"/>
+      </w:pPr>
+      <w:rPr>
+        <w:rFonts w:ascii="Wingdings" w:hAnsi="Wingdings" w:hint="default"/>
+        <w:sz w:val="20"/>
+      </w:rPr>
+    </w:lvl>
+    <w:lvl w:ilvl="7" w:tentative="1">
+      <w:start w:val="1"/>
+      <w:numFmt w:val="bullet"/>
+      <w:lvlText w:val=""/>
+      <w:lvlJc w:val="left"/>
+      <w:pPr>
+        <w:tabs>
+          <w:tab w:val="num" w:pos="5760"/>
+        </w:tabs>
+        <w:ind w:left="5760" w:hanging="360"/>
+      </w:pPr>
+      <w:rPr>
+        <w:rFonts w:ascii="Wingdings" w:hAnsi="Wingdings" w:hint="default"/>
+        <w:sz w:val="20"/>
+      </w:rPr>
+    </w:lvl>
+    <w:lvl w:ilvl="8" w:tentative="1">
+      <w:start w:val="1"/>
+      <w:numFmt w:val="bullet"/>
+      <w:lvlText w:val=""/>
+      <w:lvlJc w:val="left"/>
+      <w:pPr>
+        <w:tabs>
+          <w:tab w:val="num" w:pos="6480"/>
+        </w:tabs>
+        <w:ind w:left="6480" w:hanging="360"/>
+      </w:pPr>
+      <w:rPr>
+        <w:rFonts w:ascii="Wingdings" w:hAnsi="Wingdings" w:hint="default"/>
+        <w:sz w:val="20"/>
+      </w:rPr>
+    </w:lvl>
+  </w:abstractNum>
+  <w:abstractNum w:abstractNumId="4" w15:restartNumberingAfterBreak="0">
+    <w:nsid w:val="32216616"/>
+    <w:multiLevelType w:val="multilevel"/>
+    <w:tmpl w:val="594AD97E"/>
+    <w:lvl w:ilvl="0">
+      <w:start w:val="1"/>
+      <w:numFmt w:val="decimal"/>
+      <w:lvlText w:val="%1."/>
+      <w:lvlJc w:val="left"/>
+      <w:pPr>
+        <w:tabs>
+          <w:tab w:val="num" w:pos="720"/>
+        </w:tabs>
+        <w:ind w:left="720" w:hanging="360"/>
+      </w:pPr>
+    </w:lvl>
+    <w:lvl w:ilvl="1" w:tentative="1">
+      <w:start w:val="1"/>
+      <w:numFmt w:val="decimal"/>
+      <w:lvlText w:val="%2."/>
+      <w:lvlJc w:val="left"/>
+      <w:pPr>
+        <w:tabs>
+          <w:tab w:val="num" w:pos="1440"/>
+        </w:tabs>
+        <w:ind w:left="1440" w:hanging="360"/>
+      </w:pPr>
+    </w:lvl>
+    <w:lvl w:ilvl="2" w:tentative="1">
+      <w:start w:val="1"/>
+      <w:numFmt w:val="decimal"/>
+      <w:lvlText w:val="%3."/>
+      <w:lvlJc w:val="left"/>
+      <w:pPr>
+        <w:tabs>
+          <w:tab w:val="num" w:pos="2160"/>
+        </w:tabs>
+        <w:ind w:left="2160" w:hanging="360"/>
+      </w:pPr>
+    </w:lvl>
+    <w:lvl w:ilvl="3" w:tentative="1">
+      <w:start w:val="1"/>
+      <w:numFmt w:val="decimal"/>
+      <w:lvlText w:val="%4."/>
+      <w:lvlJc w:val="left"/>
+      <w:pPr>
+        <w:tabs>
+          <w:tab w:val="num" w:pos="2880"/>
+        </w:tabs>
+        <w:ind w:left="2880" w:hanging="360"/>
+      </w:pPr>
+    </w:lvl>
+    <w:lvl w:ilvl="4" w:tentative="1">
+      <w:start w:val="1"/>
+      <w:numFmt w:val="decimal"/>
+      <w:lvlText w:val="%5."/>
+      <w:lvlJc w:val="left"/>
+      <w:pPr>
+        <w:tabs>
+          <w:tab w:val="num" w:pos="3600"/>
+        </w:tabs>
+        <w:ind w:left="3600" w:hanging="360"/>
+      </w:pPr>
+    </w:lvl>
+    <w:lvl w:ilvl="5" w:tentative="1">
+      <w:start w:val="1"/>
+      <w:numFmt w:val="decimal"/>
+      <w:lvlText w:val="%6."/>
+      <w:lvlJc w:val="left"/>
+      <w:pPr>
+        <w:tabs>
+          <w:tab w:val="num" w:pos="4320"/>
+        </w:tabs>
+        <w:ind w:left="4320" w:hanging="360"/>
+      </w:pPr>
+    </w:lvl>
+    <w:lvl w:ilvl="6" w:tentative="1">
+      <w:start w:val="1"/>
+      <w:numFmt w:val="decimal"/>
+      <w:lvlText w:val="%7."/>
+      <w:lvlJc w:val="left"/>
+      <w:pPr>
+        <w:tabs>
+          <w:tab w:val="num" w:pos="5040"/>
+        </w:tabs>
+        <w:ind w:left="5040" w:hanging="360"/>
+      </w:pPr>
+    </w:lvl>
+    <w:lvl w:ilvl="7" w:tentative="1">
+      <w:start w:val="1"/>
+      <w:numFmt w:val="decimal"/>
+      <w:lvlText w:val="%8."/>
+      <w:lvlJc w:val="left"/>
+      <w:pPr>
+        <w:tabs>
+          <w:tab w:val="num" w:pos="5760"/>
+        </w:tabs>
+        <w:ind w:left="5760" w:hanging="360"/>
+      </w:pPr>
+    </w:lvl>
+    <w:lvl w:ilvl="8" w:tentative="1">
+      <w:start w:val="1"/>
+      <w:numFmt w:val="decimal"/>
+      <w:lvlText w:val="%9."/>
+      <w:lvlJc w:val="left"/>
+      <w:pPr>
+        <w:tabs>
+          <w:tab w:val="num" w:pos="6480"/>
+        </w:tabs>
+        <w:ind w:left="6480" w:hanging="360"/>
+      </w:pPr>
+    </w:lvl>
+  </w:abstractNum>
+  <w:abstractNum w:abstractNumId="5" w15:restartNumberingAfterBreak="0">
     <w:nsid w:val="351222E9"/>
     <w:multiLevelType w:val="hybridMultilevel"/>
     <w:tmpl w:val="479C8442"/>
@@ -2941,7 +8876,567 @@
       </w:pPr>
     </w:lvl>
   </w:abstractNum>
-  <w:abstractNum w:abstractNumId="1" w15:restartNumberingAfterBreak="0">
+  <w:abstractNum w:abstractNumId="6" w15:restartNumberingAfterBreak="0">
+    <w:nsid w:val="384B5E4C"/>
+    <w:multiLevelType w:val="multilevel"/>
+    <w:tmpl w:val="837A574C"/>
+    <w:lvl w:ilvl="0">
+      <w:start w:val="1"/>
+      <w:numFmt w:val="bullet"/>
+      <w:lvlText w:val=""/>
+      <w:lvlJc w:val="left"/>
+      <w:pPr>
+        <w:tabs>
+          <w:tab w:val="num" w:pos="720"/>
+        </w:tabs>
+        <w:ind w:left="720" w:hanging="360"/>
+      </w:pPr>
+      <w:rPr>
+        <w:rFonts w:ascii="Symbol" w:hAnsi="Symbol" w:hint="default"/>
+        <w:sz w:val="20"/>
+      </w:rPr>
+    </w:lvl>
+    <w:lvl w:ilvl="1" w:tentative="1">
+      <w:start w:val="1"/>
+      <w:numFmt w:val="bullet"/>
+      <w:lvlText w:val="o"/>
+      <w:lvlJc w:val="left"/>
+      <w:pPr>
+        <w:tabs>
+          <w:tab w:val="num" w:pos="1440"/>
+        </w:tabs>
+        <w:ind w:left="1440" w:hanging="360"/>
+      </w:pPr>
+      <w:rPr>
+        <w:rFonts w:ascii="Courier New" w:hAnsi="Courier New" w:hint="default"/>
+        <w:sz w:val="20"/>
+      </w:rPr>
+    </w:lvl>
+    <w:lvl w:ilvl="2" w:tentative="1">
+      <w:start w:val="1"/>
+      <w:numFmt w:val="bullet"/>
+      <w:lvlText w:val=""/>
+      <w:lvlJc w:val="left"/>
+      <w:pPr>
+        <w:tabs>
+          <w:tab w:val="num" w:pos="2160"/>
+        </w:tabs>
+        <w:ind w:left="2160" w:hanging="360"/>
+      </w:pPr>
+      <w:rPr>
+        <w:rFonts w:ascii="Wingdings" w:hAnsi="Wingdings" w:hint="default"/>
+        <w:sz w:val="20"/>
+      </w:rPr>
+    </w:lvl>
+    <w:lvl w:ilvl="3" w:tentative="1">
+      <w:start w:val="1"/>
+      <w:numFmt w:val="bullet"/>
+      <w:lvlText w:val=""/>
+      <w:lvlJc w:val="left"/>
+      <w:pPr>
+        <w:tabs>
+          <w:tab w:val="num" w:pos="2880"/>
+        </w:tabs>
+        <w:ind w:left="2880" w:hanging="360"/>
+      </w:pPr>
+      <w:rPr>
+        <w:rFonts w:ascii="Wingdings" w:hAnsi="Wingdings" w:hint="default"/>
+        <w:sz w:val="20"/>
+      </w:rPr>
+    </w:lvl>
+    <w:lvl w:ilvl="4" w:tentative="1">
+      <w:start w:val="1"/>
+      <w:numFmt w:val="bullet"/>
+      <w:lvlText w:val=""/>
+      <w:lvlJc w:val="left"/>
+      <w:pPr>
+        <w:tabs>
+          <w:tab w:val="num" w:pos="3600"/>
+        </w:tabs>
+        <w:ind w:left="3600" w:hanging="360"/>
+      </w:pPr>
+      <w:rPr>
+        <w:rFonts w:ascii="Wingdings" w:hAnsi="Wingdings" w:hint="default"/>
+        <w:sz w:val="20"/>
+      </w:rPr>
+    </w:lvl>
+    <w:lvl w:ilvl="5" w:tentative="1">
+      <w:start w:val="1"/>
+      <w:numFmt w:val="bullet"/>
+      <w:lvlText w:val=""/>
+      <w:lvlJc w:val="left"/>
+      <w:pPr>
+        <w:tabs>
+          <w:tab w:val="num" w:pos="4320"/>
+        </w:tabs>
+        <w:ind w:left="4320" w:hanging="360"/>
+      </w:pPr>
+      <w:rPr>
+        <w:rFonts w:ascii="Wingdings" w:hAnsi="Wingdings" w:hint="default"/>
+        <w:sz w:val="20"/>
+      </w:rPr>
+    </w:lvl>
+    <w:lvl w:ilvl="6" w:tentative="1">
+      <w:start w:val="1"/>
+      <w:numFmt w:val="bullet"/>
+      <w:lvlText w:val=""/>
+      <w:lvlJc w:val="left"/>
+      <w:pPr>
+        <w:tabs>
+          <w:tab w:val="num" w:pos="5040"/>
+        </w:tabs>
+        <w:ind w:left="5040" w:hanging="360"/>
+      </w:pPr>
+      <w:rPr>
+        <w:rFonts w:ascii="Wingdings" w:hAnsi="Wingdings" w:hint="default"/>
+        <w:sz w:val="20"/>
+      </w:rPr>
+    </w:lvl>
+    <w:lvl w:ilvl="7" w:tentative="1">
+      <w:start w:val="1"/>
+      <w:numFmt w:val="bullet"/>
+      <w:lvlText w:val=""/>
+      <w:lvlJc w:val="left"/>
+      <w:pPr>
+        <w:tabs>
+          <w:tab w:val="num" w:pos="5760"/>
+        </w:tabs>
+        <w:ind w:left="5760" w:hanging="360"/>
+      </w:pPr>
+      <w:rPr>
+        <w:rFonts w:ascii="Wingdings" w:hAnsi="Wingdings" w:hint="default"/>
+        <w:sz w:val="20"/>
+      </w:rPr>
+    </w:lvl>
+    <w:lvl w:ilvl="8" w:tentative="1">
+      <w:start w:val="1"/>
+      <w:numFmt w:val="bullet"/>
+      <w:lvlText w:val=""/>
+      <w:lvlJc w:val="left"/>
+      <w:pPr>
+        <w:tabs>
+          <w:tab w:val="num" w:pos="6480"/>
+        </w:tabs>
+        <w:ind w:left="6480" w:hanging="360"/>
+      </w:pPr>
+      <w:rPr>
+        <w:rFonts w:ascii="Wingdings" w:hAnsi="Wingdings" w:hint="default"/>
+        <w:sz w:val="20"/>
+      </w:rPr>
+    </w:lvl>
+  </w:abstractNum>
+  <w:abstractNum w:abstractNumId="7" w15:restartNumberingAfterBreak="0">
+    <w:nsid w:val="3BA26DFD"/>
+    <w:multiLevelType w:val="multilevel"/>
+    <w:tmpl w:val="80C8D926"/>
+    <w:lvl w:ilvl="0">
+      <w:start w:val="1"/>
+      <w:numFmt w:val="bullet"/>
+      <w:lvlText w:val=""/>
+      <w:lvlJc w:val="left"/>
+      <w:pPr>
+        <w:tabs>
+          <w:tab w:val="num" w:pos="720"/>
+        </w:tabs>
+        <w:ind w:left="720" w:hanging="360"/>
+      </w:pPr>
+      <w:rPr>
+        <w:rFonts w:ascii="Symbol" w:hAnsi="Symbol" w:hint="default"/>
+        <w:sz w:val="20"/>
+      </w:rPr>
+    </w:lvl>
+    <w:lvl w:ilvl="1">
+      <w:start w:val="1"/>
+      <w:numFmt w:val="bullet"/>
+      <w:lvlText w:val="o"/>
+      <w:lvlJc w:val="left"/>
+      <w:pPr>
+        <w:tabs>
+          <w:tab w:val="num" w:pos="1440"/>
+        </w:tabs>
+        <w:ind w:left="1440" w:hanging="360"/>
+      </w:pPr>
+      <w:rPr>
+        <w:rFonts w:ascii="Courier New" w:hAnsi="Courier New" w:hint="default"/>
+        <w:sz w:val="20"/>
+      </w:rPr>
+    </w:lvl>
+    <w:lvl w:ilvl="2" w:tentative="1">
+      <w:start w:val="1"/>
+      <w:numFmt w:val="bullet"/>
+      <w:lvlText w:val=""/>
+      <w:lvlJc w:val="left"/>
+      <w:pPr>
+        <w:tabs>
+          <w:tab w:val="num" w:pos="2160"/>
+        </w:tabs>
+        <w:ind w:left="2160" w:hanging="360"/>
+      </w:pPr>
+      <w:rPr>
+        <w:rFonts w:ascii="Wingdings" w:hAnsi="Wingdings" w:hint="default"/>
+        <w:sz w:val="20"/>
+      </w:rPr>
+    </w:lvl>
+    <w:lvl w:ilvl="3" w:tentative="1">
+      <w:start w:val="1"/>
+      <w:numFmt w:val="bullet"/>
+      <w:lvlText w:val=""/>
+      <w:lvlJc w:val="left"/>
+      <w:pPr>
+        <w:tabs>
+          <w:tab w:val="num" w:pos="2880"/>
+        </w:tabs>
+        <w:ind w:left="2880" w:hanging="360"/>
+      </w:pPr>
+      <w:rPr>
+        <w:rFonts w:ascii="Wingdings" w:hAnsi="Wingdings" w:hint="default"/>
+        <w:sz w:val="20"/>
+      </w:rPr>
+    </w:lvl>
+    <w:lvl w:ilvl="4" w:tentative="1">
+      <w:start w:val="1"/>
+      <w:numFmt w:val="bullet"/>
+      <w:lvlText w:val=""/>
+      <w:lvlJc w:val="left"/>
+      <w:pPr>
+        <w:tabs>
+          <w:tab w:val="num" w:pos="3600"/>
+        </w:tabs>
+        <w:ind w:left="3600" w:hanging="360"/>
+      </w:pPr>
+      <w:rPr>
+        <w:rFonts w:ascii="Wingdings" w:hAnsi="Wingdings" w:hint="default"/>
+        <w:sz w:val="20"/>
+      </w:rPr>
+    </w:lvl>
+    <w:lvl w:ilvl="5" w:tentative="1">
+      <w:start w:val="1"/>
+      <w:numFmt w:val="bullet"/>
+      <w:lvlText w:val=""/>
+      <w:lvlJc w:val="left"/>
+      <w:pPr>
+        <w:tabs>
+          <w:tab w:val="num" w:pos="4320"/>
+        </w:tabs>
+        <w:ind w:left="4320" w:hanging="360"/>
+      </w:pPr>
+      <w:rPr>
+        <w:rFonts w:ascii="Wingdings" w:hAnsi="Wingdings" w:hint="default"/>
+        <w:sz w:val="20"/>
+      </w:rPr>
+    </w:lvl>
+    <w:lvl w:ilvl="6" w:tentative="1">
+      <w:start w:val="1"/>
+      <w:numFmt w:val="bullet"/>
+      <w:lvlText w:val=""/>
+      <w:lvlJc w:val="left"/>
+      <w:pPr>
+        <w:tabs>
+          <w:tab w:val="num" w:pos="5040"/>
+        </w:tabs>
+        <w:ind w:left="5040" w:hanging="360"/>
+      </w:pPr>
+      <w:rPr>
+        <w:rFonts w:ascii="Wingdings" w:hAnsi="Wingdings" w:hint="default"/>
+        <w:sz w:val="20"/>
+      </w:rPr>
+    </w:lvl>
+    <w:lvl w:ilvl="7" w:tentative="1">
+      <w:start w:val="1"/>
+      <w:numFmt w:val="bullet"/>
+      <w:lvlText w:val=""/>
+      <w:lvlJc w:val="left"/>
+      <w:pPr>
+        <w:tabs>
+          <w:tab w:val="num" w:pos="5760"/>
+        </w:tabs>
+        <w:ind w:left="5760" w:hanging="360"/>
+      </w:pPr>
+      <w:rPr>
+        <w:rFonts w:ascii="Wingdings" w:hAnsi="Wingdings" w:hint="default"/>
+        <w:sz w:val="20"/>
+      </w:rPr>
+    </w:lvl>
+    <w:lvl w:ilvl="8" w:tentative="1">
+      <w:start w:val="1"/>
+      <w:numFmt w:val="bullet"/>
+      <w:lvlText w:val=""/>
+      <w:lvlJc w:val="left"/>
+      <w:pPr>
+        <w:tabs>
+          <w:tab w:val="num" w:pos="6480"/>
+        </w:tabs>
+        <w:ind w:left="6480" w:hanging="360"/>
+      </w:pPr>
+      <w:rPr>
+        <w:rFonts w:ascii="Wingdings" w:hAnsi="Wingdings" w:hint="default"/>
+        <w:sz w:val="20"/>
+      </w:rPr>
+    </w:lvl>
+  </w:abstractNum>
+  <w:abstractNum w:abstractNumId="8" w15:restartNumberingAfterBreak="0">
+    <w:nsid w:val="43530A50"/>
+    <w:multiLevelType w:val="multilevel"/>
+    <w:tmpl w:val="C44E7D84"/>
+    <w:lvl w:ilvl="0">
+      <w:start w:val="1"/>
+      <w:numFmt w:val="bullet"/>
+      <w:lvlText w:val=""/>
+      <w:lvlJc w:val="left"/>
+      <w:pPr>
+        <w:tabs>
+          <w:tab w:val="num" w:pos="720"/>
+        </w:tabs>
+        <w:ind w:left="720" w:hanging="360"/>
+      </w:pPr>
+      <w:rPr>
+        <w:rFonts w:ascii="Symbol" w:hAnsi="Symbol" w:hint="default"/>
+        <w:sz w:val="20"/>
+      </w:rPr>
+    </w:lvl>
+    <w:lvl w:ilvl="1">
+      <w:start w:val="1"/>
+      <w:numFmt w:val="bullet"/>
+      <w:lvlText w:val="o"/>
+      <w:lvlJc w:val="left"/>
+      <w:pPr>
+        <w:tabs>
+          <w:tab w:val="num" w:pos="1440"/>
+        </w:tabs>
+        <w:ind w:left="1440" w:hanging="360"/>
+      </w:pPr>
+      <w:rPr>
+        <w:rFonts w:ascii="Courier New" w:hAnsi="Courier New" w:hint="default"/>
+        <w:sz w:val="20"/>
+      </w:rPr>
+    </w:lvl>
+    <w:lvl w:ilvl="2" w:tentative="1">
+      <w:start w:val="1"/>
+      <w:numFmt w:val="bullet"/>
+      <w:lvlText w:val=""/>
+      <w:lvlJc w:val="left"/>
+      <w:pPr>
+        <w:tabs>
+          <w:tab w:val="num" w:pos="2160"/>
+        </w:tabs>
+        <w:ind w:left="2160" w:hanging="360"/>
+      </w:pPr>
+      <w:rPr>
+        <w:rFonts w:ascii="Wingdings" w:hAnsi="Wingdings" w:hint="default"/>
+        <w:sz w:val="20"/>
+      </w:rPr>
+    </w:lvl>
+    <w:lvl w:ilvl="3" w:tentative="1">
+      <w:start w:val="1"/>
+      <w:numFmt w:val="bullet"/>
+      <w:lvlText w:val=""/>
+      <w:lvlJc w:val="left"/>
+      <w:pPr>
+        <w:tabs>
+          <w:tab w:val="num" w:pos="2880"/>
+        </w:tabs>
+        <w:ind w:left="2880" w:hanging="360"/>
+      </w:pPr>
+      <w:rPr>
+        <w:rFonts w:ascii="Wingdings" w:hAnsi="Wingdings" w:hint="default"/>
+        <w:sz w:val="20"/>
+      </w:rPr>
+    </w:lvl>
+    <w:lvl w:ilvl="4" w:tentative="1">
+      <w:start w:val="1"/>
+      <w:numFmt w:val="bullet"/>
+      <w:lvlText w:val=""/>
+      <w:lvlJc w:val="left"/>
+      <w:pPr>
+        <w:tabs>
+          <w:tab w:val="num" w:pos="3600"/>
+        </w:tabs>
+        <w:ind w:left="3600" w:hanging="360"/>
+      </w:pPr>
+      <w:rPr>
+        <w:rFonts w:ascii="Wingdings" w:hAnsi="Wingdings" w:hint="default"/>
+        <w:sz w:val="20"/>
+      </w:rPr>
+    </w:lvl>
+    <w:lvl w:ilvl="5" w:tentative="1">
+      <w:start w:val="1"/>
+      <w:numFmt w:val="bullet"/>
+      <w:lvlText w:val=""/>
+      <w:lvlJc w:val="left"/>
+      <w:pPr>
+        <w:tabs>
+          <w:tab w:val="num" w:pos="4320"/>
+        </w:tabs>
+        <w:ind w:left="4320" w:hanging="360"/>
+      </w:pPr>
+      <w:rPr>
+        <w:rFonts w:ascii="Wingdings" w:hAnsi="Wingdings" w:hint="default"/>
+        <w:sz w:val="20"/>
+      </w:rPr>
+    </w:lvl>
+    <w:lvl w:ilvl="6" w:tentative="1">
+      <w:start w:val="1"/>
+      <w:numFmt w:val="bullet"/>
+      <w:lvlText w:val=""/>
+      <w:lvlJc w:val="left"/>
+      <w:pPr>
+        <w:tabs>
+          <w:tab w:val="num" w:pos="5040"/>
+        </w:tabs>
+        <w:ind w:left="5040" w:hanging="360"/>
+      </w:pPr>
+      <w:rPr>
+        <w:rFonts w:ascii="Wingdings" w:hAnsi="Wingdings" w:hint="default"/>
+        <w:sz w:val="20"/>
+      </w:rPr>
+    </w:lvl>
+    <w:lvl w:ilvl="7" w:tentative="1">
+      <w:start w:val="1"/>
+      <w:numFmt w:val="bullet"/>
+      <w:lvlText w:val=""/>
+      <w:lvlJc w:val="left"/>
+      <w:pPr>
+        <w:tabs>
+          <w:tab w:val="num" w:pos="5760"/>
+        </w:tabs>
+        <w:ind w:left="5760" w:hanging="360"/>
+      </w:pPr>
+      <w:rPr>
+        <w:rFonts w:ascii="Wingdings" w:hAnsi="Wingdings" w:hint="default"/>
+        <w:sz w:val="20"/>
+      </w:rPr>
+    </w:lvl>
+    <w:lvl w:ilvl="8" w:tentative="1">
+      <w:start w:val="1"/>
+      <w:numFmt w:val="bullet"/>
+      <w:lvlText w:val=""/>
+      <w:lvlJc w:val="left"/>
+      <w:pPr>
+        <w:tabs>
+          <w:tab w:val="num" w:pos="6480"/>
+        </w:tabs>
+        <w:ind w:left="6480" w:hanging="360"/>
+      </w:pPr>
+      <w:rPr>
+        <w:rFonts w:ascii="Wingdings" w:hAnsi="Wingdings" w:hint="default"/>
+        <w:sz w:val="20"/>
+      </w:rPr>
+    </w:lvl>
+  </w:abstractNum>
+  <w:abstractNum w:abstractNumId="9" w15:restartNumberingAfterBreak="0">
+    <w:nsid w:val="4D975579"/>
+    <w:multiLevelType w:val="multilevel"/>
+    <w:tmpl w:val="B766549E"/>
+    <w:lvl w:ilvl="0">
+      <w:start w:val="1"/>
+      <w:numFmt w:val="decimal"/>
+      <w:lvlText w:val="%1."/>
+      <w:lvlJc w:val="left"/>
+      <w:pPr>
+        <w:tabs>
+          <w:tab w:val="num" w:pos="720"/>
+        </w:tabs>
+        <w:ind w:left="720" w:hanging="360"/>
+      </w:pPr>
+    </w:lvl>
+    <w:lvl w:ilvl="1" w:tentative="1">
+      <w:start w:val="1"/>
+      <w:numFmt w:val="decimal"/>
+      <w:lvlText w:val="%2."/>
+      <w:lvlJc w:val="left"/>
+      <w:pPr>
+        <w:tabs>
+          <w:tab w:val="num" w:pos="1440"/>
+        </w:tabs>
+        <w:ind w:left="1440" w:hanging="360"/>
+      </w:pPr>
+    </w:lvl>
+    <w:lvl w:ilvl="2" w:tentative="1">
+      <w:start w:val="1"/>
+      <w:numFmt w:val="decimal"/>
+      <w:lvlText w:val="%3."/>
+      <w:lvlJc w:val="left"/>
+      <w:pPr>
+        <w:tabs>
+          <w:tab w:val="num" w:pos="2160"/>
+        </w:tabs>
+        <w:ind w:left="2160" w:hanging="360"/>
+      </w:pPr>
+    </w:lvl>
+    <w:lvl w:ilvl="3" w:tentative="1">
+      <w:start w:val="1"/>
+      <w:numFmt w:val="decimal"/>
+      <w:lvlText w:val="%4."/>
+      <w:lvlJc w:val="left"/>
+      <w:pPr>
+        <w:tabs>
+          <w:tab w:val="num" w:pos="2880"/>
+        </w:tabs>
+        <w:ind w:left="2880" w:hanging="360"/>
+      </w:pPr>
+    </w:lvl>
+    <w:lvl w:ilvl="4" w:tentative="1">
+      <w:start w:val="1"/>
+      <w:numFmt w:val="decimal"/>
+      <w:lvlText w:val="%5."/>
+      <w:lvlJc w:val="left"/>
+      <w:pPr>
+        <w:tabs>
+          <w:tab w:val="num" w:pos="3600"/>
+        </w:tabs>
+        <w:ind w:left="3600" w:hanging="360"/>
+      </w:pPr>
+    </w:lvl>
+    <w:lvl w:ilvl="5" w:tentative="1">
+      <w:start w:val="1"/>
+      <w:numFmt w:val="decimal"/>
+      <w:lvlText w:val="%6."/>
+      <w:lvlJc w:val="left"/>
+      <w:pPr>
+        <w:tabs>
+          <w:tab w:val="num" w:pos="4320"/>
+        </w:tabs>
+        <w:ind w:left="4320" w:hanging="360"/>
+      </w:pPr>
+    </w:lvl>
+    <w:lvl w:ilvl="6" w:tentative="1">
+      <w:start w:val="1"/>
+      <w:numFmt w:val="decimal"/>
+      <w:lvlText w:val="%7."/>
+      <w:lvlJc w:val="left"/>
+      <w:pPr>
+        <w:tabs>
+          <w:tab w:val="num" w:pos="5040"/>
+        </w:tabs>
+        <w:ind w:left="5040" w:hanging="360"/>
+      </w:pPr>
+    </w:lvl>
+    <w:lvl w:ilvl="7" w:tentative="1">
+      <w:start w:val="1"/>
+      <w:numFmt w:val="decimal"/>
+      <w:lvlText w:val="%8."/>
+      <w:lvlJc w:val="left"/>
+      <w:pPr>
+        <w:tabs>
+          <w:tab w:val="num" w:pos="5760"/>
+        </w:tabs>
+        <w:ind w:left="5760" w:hanging="360"/>
+      </w:pPr>
+    </w:lvl>
+    <w:lvl w:ilvl="8" w:tentative="1">
+      <w:start w:val="1"/>
+      <w:numFmt w:val="decimal"/>
+      <w:lvlText w:val="%9."/>
+      <w:lvlJc w:val="left"/>
+      <w:pPr>
+        <w:tabs>
+          <w:tab w:val="num" w:pos="6480"/>
+        </w:tabs>
+        <w:ind w:left="6480" w:hanging="360"/>
+      </w:pPr>
+    </w:lvl>
+  </w:abstractNum>
+  <w:abstractNum w:abstractNumId="10" w15:restartNumberingAfterBreak="0">
     <w:nsid w:val="54CA22AD"/>
     <w:multiLevelType w:val="hybridMultilevel"/>
     <w:tmpl w:val="A5CAD33A"/>
@@ -3030,7 +9525,7 @@
       </w:pPr>
     </w:lvl>
   </w:abstractNum>
-  <w:abstractNum w:abstractNumId="2" w15:restartNumberingAfterBreak="0">
+  <w:abstractNum w:abstractNumId="11" w15:restartNumberingAfterBreak="0">
     <w:nsid w:val="56AA00E6"/>
     <w:multiLevelType w:val="hybridMultilevel"/>
     <w:tmpl w:val="1EDE7786"/>
@@ -3120,7 +9615,305 @@
       </w:pPr>
     </w:lvl>
   </w:abstractNum>
-  <w:abstractNum w:abstractNumId="3" w15:restartNumberingAfterBreak="0">
+  <w:abstractNum w:abstractNumId="12" w15:restartNumberingAfterBreak="0">
+    <w:nsid w:val="57E12E43"/>
+    <w:multiLevelType w:val="multilevel"/>
+    <w:tmpl w:val="F26A7346"/>
+    <w:lvl w:ilvl="0">
+      <w:start w:val="1"/>
+      <w:numFmt w:val="bullet"/>
+      <w:lvlText w:val=""/>
+      <w:lvlJc w:val="left"/>
+      <w:pPr>
+        <w:tabs>
+          <w:tab w:val="num" w:pos="720"/>
+        </w:tabs>
+        <w:ind w:left="720" w:hanging="360"/>
+      </w:pPr>
+      <w:rPr>
+        <w:rFonts w:ascii="Symbol" w:hAnsi="Symbol" w:hint="default"/>
+        <w:sz w:val="20"/>
+      </w:rPr>
+    </w:lvl>
+    <w:lvl w:ilvl="1" w:tentative="1">
+      <w:start w:val="1"/>
+      <w:numFmt w:val="bullet"/>
+      <w:lvlText w:val="o"/>
+      <w:lvlJc w:val="left"/>
+      <w:pPr>
+        <w:tabs>
+          <w:tab w:val="num" w:pos="1440"/>
+        </w:tabs>
+        <w:ind w:left="1440" w:hanging="360"/>
+      </w:pPr>
+      <w:rPr>
+        <w:rFonts w:ascii="Courier New" w:hAnsi="Courier New" w:hint="default"/>
+        <w:sz w:val="20"/>
+      </w:rPr>
+    </w:lvl>
+    <w:lvl w:ilvl="2" w:tentative="1">
+      <w:start w:val="1"/>
+      <w:numFmt w:val="bullet"/>
+      <w:lvlText w:val=""/>
+      <w:lvlJc w:val="left"/>
+      <w:pPr>
+        <w:tabs>
+          <w:tab w:val="num" w:pos="2160"/>
+        </w:tabs>
+        <w:ind w:left="2160" w:hanging="360"/>
+      </w:pPr>
+      <w:rPr>
+        <w:rFonts w:ascii="Wingdings" w:hAnsi="Wingdings" w:hint="default"/>
+        <w:sz w:val="20"/>
+      </w:rPr>
+    </w:lvl>
+    <w:lvl w:ilvl="3" w:tentative="1">
+      <w:start w:val="1"/>
+      <w:numFmt w:val="bullet"/>
+      <w:lvlText w:val=""/>
+      <w:lvlJc w:val="left"/>
+      <w:pPr>
+        <w:tabs>
+          <w:tab w:val="num" w:pos="2880"/>
+        </w:tabs>
+        <w:ind w:left="2880" w:hanging="360"/>
+      </w:pPr>
+      <w:rPr>
+        <w:rFonts w:ascii="Wingdings" w:hAnsi="Wingdings" w:hint="default"/>
+        <w:sz w:val="20"/>
+      </w:rPr>
+    </w:lvl>
+    <w:lvl w:ilvl="4" w:tentative="1">
+      <w:start w:val="1"/>
+      <w:numFmt w:val="bullet"/>
+      <w:lvlText w:val=""/>
+      <w:lvlJc w:val="left"/>
+      <w:pPr>
+        <w:tabs>
+          <w:tab w:val="num" w:pos="3600"/>
+        </w:tabs>
+        <w:ind w:left="3600" w:hanging="360"/>
+      </w:pPr>
+      <w:rPr>
+        <w:rFonts w:ascii="Wingdings" w:hAnsi="Wingdings" w:hint="default"/>
+        <w:sz w:val="20"/>
+      </w:rPr>
+    </w:lvl>
+    <w:lvl w:ilvl="5" w:tentative="1">
+      <w:start w:val="1"/>
+      <w:numFmt w:val="bullet"/>
+      <w:lvlText w:val=""/>
+      <w:lvlJc w:val="left"/>
+      <w:pPr>
+        <w:tabs>
+          <w:tab w:val="num" w:pos="4320"/>
+        </w:tabs>
+        <w:ind w:left="4320" w:hanging="360"/>
+      </w:pPr>
+      <w:rPr>
+        <w:rFonts w:ascii="Wingdings" w:hAnsi="Wingdings" w:hint="default"/>
+        <w:sz w:val="20"/>
+      </w:rPr>
+    </w:lvl>
+    <w:lvl w:ilvl="6" w:tentative="1">
+      <w:start w:val="1"/>
+      <w:numFmt w:val="bullet"/>
+      <w:lvlText w:val=""/>
+      <w:lvlJc w:val="left"/>
+      <w:pPr>
+        <w:tabs>
+          <w:tab w:val="num" w:pos="5040"/>
+        </w:tabs>
+        <w:ind w:left="5040" w:hanging="360"/>
+      </w:pPr>
+      <w:rPr>
+        <w:rFonts w:ascii="Wingdings" w:hAnsi="Wingdings" w:hint="default"/>
+        <w:sz w:val="20"/>
+      </w:rPr>
+    </w:lvl>
+    <w:lvl w:ilvl="7" w:tentative="1">
+      <w:start w:val="1"/>
+      <w:numFmt w:val="bullet"/>
+      <w:lvlText w:val=""/>
+      <w:lvlJc w:val="left"/>
+      <w:pPr>
+        <w:tabs>
+          <w:tab w:val="num" w:pos="5760"/>
+        </w:tabs>
+        <w:ind w:left="5760" w:hanging="360"/>
+      </w:pPr>
+      <w:rPr>
+        <w:rFonts w:ascii="Wingdings" w:hAnsi="Wingdings" w:hint="default"/>
+        <w:sz w:val="20"/>
+      </w:rPr>
+    </w:lvl>
+    <w:lvl w:ilvl="8" w:tentative="1">
+      <w:start w:val="1"/>
+      <w:numFmt w:val="bullet"/>
+      <w:lvlText w:val=""/>
+      <w:lvlJc w:val="left"/>
+      <w:pPr>
+        <w:tabs>
+          <w:tab w:val="num" w:pos="6480"/>
+        </w:tabs>
+        <w:ind w:left="6480" w:hanging="360"/>
+      </w:pPr>
+      <w:rPr>
+        <w:rFonts w:ascii="Wingdings" w:hAnsi="Wingdings" w:hint="default"/>
+        <w:sz w:val="20"/>
+      </w:rPr>
+    </w:lvl>
+  </w:abstractNum>
+  <w:abstractNum w:abstractNumId="13" w15:restartNumberingAfterBreak="0">
+    <w:nsid w:val="5DBE024D"/>
+    <w:multiLevelType w:val="multilevel"/>
+    <w:tmpl w:val="E0629A78"/>
+    <w:lvl w:ilvl="0">
+      <w:start w:val="1"/>
+      <w:numFmt w:val="bullet"/>
+      <w:lvlText w:val=""/>
+      <w:lvlJc w:val="left"/>
+      <w:pPr>
+        <w:tabs>
+          <w:tab w:val="num" w:pos="720"/>
+        </w:tabs>
+        <w:ind w:left="720" w:hanging="360"/>
+      </w:pPr>
+      <w:rPr>
+        <w:rFonts w:ascii="Symbol" w:hAnsi="Symbol" w:hint="default"/>
+        <w:sz w:val="20"/>
+      </w:rPr>
+    </w:lvl>
+    <w:lvl w:ilvl="1" w:tentative="1">
+      <w:start w:val="1"/>
+      <w:numFmt w:val="bullet"/>
+      <w:lvlText w:val="o"/>
+      <w:lvlJc w:val="left"/>
+      <w:pPr>
+        <w:tabs>
+          <w:tab w:val="num" w:pos="1440"/>
+        </w:tabs>
+        <w:ind w:left="1440" w:hanging="360"/>
+      </w:pPr>
+      <w:rPr>
+        <w:rFonts w:ascii="Courier New" w:hAnsi="Courier New" w:hint="default"/>
+        <w:sz w:val="20"/>
+      </w:rPr>
+    </w:lvl>
+    <w:lvl w:ilvl="2" w:tentative="1">
+      <w:start w:val="1"/>
+      <w:numFmt w:val="bullet"/>
+      <w:lvlText w:val=""/>
+      <w:lvlJc w:val="left"/>
+      <w:pPr>
+        <w:tabs>
+          <w:tab w:val="num" w:pos="2160"/>
+        </w:tabs>
+        <w:ind w:left="2160" w:hanging="360"/>
+      </w:pPr>
+      <w:rPr>
+        <w:rFonts w:ascii="Wingdings" w:hAnsi="Wingdings" w:hint="default"/>
+        <w:sz w:val="20"/>
+      </w:rPr>
+    </w:lvl>
+    <w:lvl w:ilvl="3" w:tentative="1">
+      <w:start w:val="1"/>
+      <w:numFmt w:val="bullet"/>
+      <w:lvlText w:val=""/>
+      <w:lvlJc w:val="left"/>
+      <w:pPr>
+        <w:tabs>
+          <w:tab w:val="num" w:pos="2880"/>
+        </w:tabs>
+        <w:ind w:left="2880" w:hanging="360"/>
+      </w:pPr>
+      <w:rPr>
+        <w:rFonts w:ascii="Wingdings" w:hAnsi="Wingdings" w:hint="default"/>
+        <w:sz w:val="20"/>
+      </w:rPr>
+    </w:lvl>
+    <w:lvl w:ilvl="4" w:tentative="1">
+      <w:start w:val="1"/>
+      <w:numFmt w:val="bullet"/>
+      <w:lvlText w:val=""/>
+      <w:lvlJc w:val="left"/>
+      <w:pPr>
+        <w:tabs>
+          <w:tab w:val="num" w:pos="3600"/>
+        </w:tabs>
+        <w:ind w:left="3600" w:hanging="360"/>
+      </w:pPr>
+      <w:rPr>
+        <w:rFonts w:ascii="Wingdings" w:hAnsi="Wingdings" w:hint="default"/>
+        <w:sz w:val="20"/>
+      </w:rPr>
+    </w:lvl>
+    <w:lvl w:ilvl="5" w:tentative="1">
+      <w:start w:val="1"/>
+      <w:numFmt w:val="bullet"/>
+      <w:lvlText w:val=""/>
+      <w:lvlJc w:val="left"/>
+      <w:pPr>
+        <w:tabs>
+          <w:tab w:val="num" w:pos="4320"/>
+        </w:tabs>
+        <w:ind w:left="4320" w:hanging="360"/>
+      </w:pPr>
+      <w:rPr>
+        <w:rFonts w:ascii="Wingdings" w:hAnsi="Wingdings" w:hint="default"/>
+        <w:sz w:val="20"/>
+      </w:rPr>
+    </w:lvl>
+    <w:lvl w:ilvl="6" w:tentative="1">
+      <w:start w:val="1"/>
+      <w:numFmt w:val="bullet"/>
+      <w:lvlText w:val=""/>
+      <w:lvlJc w:val="left"/>
+      <w:pPr>
+        <w:tabs>
+          <w:tab w:val="num" w:pos="5040"/>
+        </w:tabs>
+        <w:ind w:left="5040" w:hanging="360"/>
+      </w:pPr>
+      <w:rPr>
+        <w:rFonts w:ascii="Wingdings" w:hAnsi="Wingdings" w:hint="default"/>
+        <w:sz w:val="20"/>
+      </w:rPr>
+    </w:lvl>
+    <w:lvl w:ilvl="7" w:tentative="1">
+      <w:start w:val="1"/>
+      <w:numFmt w:val="bullet"/>
+      <w:lvlText w:val=""/>
+      <w:lvlJc w:val="left"/>
+      <w:pPr>
+        <w:tabs>
+          <w:tab w:val="num" w:pos="5760"/>
+        </w:tabs>
+        <w:ind w:left="5760" w:hanging="360"/>
+      </w:pPr>
+      <w:rPr>
+        <w:rFonts w:ascii="Wingdings" w:hAnsi="Wingdings" w:hint="default"/>
+        <w:sz w:val="20"/>
+      </w:rPr>
+    </w:lvl>
+    <w:lvl w:ilvl="8" w:tentative="1">
+      <w:start w:val="1"/>
+      <w:numFmt w:val="bullet"/>
+      <w:lvlText w:val=""/>
+      <w:lvlJc w:val="left"/>
+      <w:pPr>
+        <w:tabs>
+          <w:tab w:val="num" w:pos="6480"/>
+        </w:tabs>
+        <w:ind w:left="6480" w:hanging="360"/>
+      </w:pPr>
+      <w:rPr>
+        <w:rFonts w:ascii="Wingdings" w:hAnsi="Wingdings" w:hint="default"/>
+        <w:sz w:val="20"/>
+      </w:rPr>
+    </w:lvl>
+  </w:abstractNum>
+  <w:abstractNum w:abstractNumId="14" w15:restartNumberingAfterBreak="0">
     <w:nsid w:val="619D0455"/>
     <w:multiLevelType w:val="multilevel"/>
     <w:tmpl w:val="A630FC82"/>
@@ -3233,17 +10026,470 @@
       </w:pPr>
     </w:lvl>
   </w:abstractNum>
+  <w:abstractNum w:abstractNumId="15" w15:restartNumberingAfterBreak="0">
+    <w:nsid w:val="62046FCD"/>
+    <w:multiLevelType w:val="multilevel"/>
+    <w:tmpl w:val="C2F23D04"/>
+    <w:lvl w:ilvl="0">
+      <w:start w:val="1"/>
+      <w:numFmt w:val="decimal"/>
+      <w:lvlText w:val="%1."/>
+      <w:lvlJc w:val="left"/>
+      <w:pPr>
+        <w:tabs>
+          <w:tab w:val="num" w:pos="720"/>
+        </w:tabs>
+        <w:ind w:left="720" w:hanging="360"/>
+      </w:pPr>
+    </w:lvl>
+    <w:lvl w:ilvl="1" w:tentative="1">
+      <w:start w:val="1"/>
+      <w:numFmt w:val="decimal"/>
+      <w:lvlText w:val="%2."/>
+      <w:lvlJc w:val="left"/>
+      <w:pPr>
+        <w:tabs>
+          <w:tab w:val="num" w:pos="1440"/>
+        </w:tabs>
+        <w:ind w:left="1440" w:hanging="360"/>
+      </w:pPr>
+    </w:lvl>
+    <w:lvl w:ilvl="2" w:tentative="1">
+      <w:start w:val="1"/>
+      <w:numFmt w:val="decimal"/>
+      <w:lvlText w:val="%3."/>
+      <w:lvlJc w:val="left"/>
+      <w:pPr>
+        <w:tabs>
+          <w:tab w:val="num" w:pos="2160"/>
+        </w:tabs>
+        <w:ind w:left="2160" w:hanging="360"/>
+      </w:pPr>
+    </w:lvl>
+    <w:lvl w:ilvl="3" w:tentative="1">
+      <w:start w:val="1"/>
+      <w:numFmt w:val="decimal"/>
+      <w:lvlText w:val="%4."/>
+      <w:lvlJc w:val="left"/>
+      <w:pPr>
+        <w:tabs>
+          <w:tab w:val="num" w:pos="2880"/>
+        </w:tabs>
+        <w:ind w:left="2880" w:hanging="360"/>
+      </w:pPr>
+    </w:lvl>
+    <w:lvl w:ilvl="4" w:tentative="1">
+      <w:start w:val="1"/>
+      <w:numFmt w:val="decimal"/>
+      <w:lvlText w:val="%5."/>
+      <w:lvlJc w:val="left"/>
+      <w:pPr>
+        <w:tabs>
+          <w:tab w:val="num" w:pos="3600"/>
+        </w:tabs>
+        <w:ind w:left="3600" w:hanging="360"/>
+      </w:pPr>
+    </w:lvl>
+    <w:lvl w:ilvl="5" w:tentative="1">
+      <w:start w:val="1"/>
+      <w:numFmt w:val="decimal"/>
+      <w:lvlText w:val="%6."/>
+      <w:lvlJc w:val="left"/>
+      <w:pPr>
+        <w:tabs>
+          <w:tab w:val="num" w:pos="4320"/>
+        </w:tabs>
+        <w:ind w:left="4320" w:hanging="360"/>
+      </w:pPr>
+    </w:lvl>
+    <w:lvl w:ilvl="6" w:tentative="1">
+      <w:start w:val="1"/>
+      <w:numFmt w:val="decimal"/>
+      <w:lvlText w:val="%7."/>
+      <w:lvlJc w:val="left"/>
+      <w:pPr>
+        <w:tabs>
+          <w:tab w:val="num" w:pos="5040"/>
+        </w:tabs>
+        <w:ind w:left="5040" w:hanging="360"/>
+      </w:pPr>
+    </w:lvl>
+    <w:lvl w:ilvl="7" w:tentative="1">
+      <w:start w:val="1"/>
+      <w:numFmt w:val="decimal"/>
+      <w:lvlText w:val="%8."/>
+      <w:lvlJc w:val="left"/>
+      <w:pPr>
+        <w:tabs>
+          <w:tab w:val="num" w:pos="5760"/>
+        </w:tabs>
+        <w:ind w:left="5760" w:hanging="360"/>
+      </w:pPr>
+    </w:lvl>
+    <w:lvl w:ilvl="8" w:tentative="1">
+      <w:start w:val="1"/>
+      <w:numFmt w:val="decimal"/>
+      <w:lvlText w:val="%9."/>
+      <w:lvlJc w:val="left"/>
+      <w:pPr>
+        <w:tabs>
+          <w:tab w:val="num" w:pos="6480"/>
+        </w:tabs>
+        <w:ind w:left="6480" w:hanging="360"/>
+      </w:pPr>
+    </w:lvl>
+  </w:abstractNum>
+  <w:abstractNum w:abstractNumId="16" w15:restartNumberingAfterBreak="0">
+    <w:nsid w:val="655A0A17"/>
+    <w:multiLevelType w:val="multilevel"/>
+    <w:tmpl w:val="7C46E5EA"/>
+    <w:lvl w:ilvl="0">
+      <w:start w:val="1"/>
+      <w:numFmt w:val="bullet"/>
+      <w:lvlText w:val=""/>
+      <w:lvlJc w:val="left"/>
+      <w:pPr>
+        <w:tabs>
+          <w:tab w:val="num" w:pos="720"/>
+        </w:tabs>
+        <w:ind w:left="720" w:hanging="360"/>
+      </w:pPr>
+      <w:rPr>
+        <w:rFonts w:ascii="Symbol" w:hAnsi="Symbol" w:hint="default"/>
+        <w:sz w:val="20"/>
+      </w:rPr>
+    </w:lvl>
+    <w:lvl w:ilvl="1" w:tentative="1">
+      <w:start w:val="1"/>
+      <w:numFmt w:val="bullet"/>
+      <w:lvlText w:val="o"/>
+      <w:lvlJc w:val="left"/>
+      <w:pPr>
+        <w:tabs>
+          <w:tab w:val="num" w:pos="1440"/>
+        </w:tabs>
+        <w:ind w:left="1440" w:hanging="360"/>
+      </w:pPr>
+      <w:rPr>
+        <w:rFonts w:ascii="Courier New" w:hAnsi="Courier New" w:hint="default"/>
+        <w:sz w:val="20"/>
+      </w:rPr>
+    </w:lvl>
+    <w:lvl w:ilvl="2" w:tentative="1">
+      <w:start w:val="1"/>
+      <w:numFmt w:val="bullet"/>
+      <w:lvlText w:val=""/>
+      <w:lvlJc w:val="left"/>
+      <w:pPr>
+        <w:tabs>
+          <w:tab w:val="num" w:pos="2160"/>
+        </w:tabs>
+        <w:ind w:left="2160" w:hanging="360"/>
+      </w:pPr>
+      <w:rPr>
+        <w:rFonts w:ascii="Wingdings" w:hAnsi="Wingdings" w:hint="default"/>
+        <w:sz w:val="20"/>
+      </w:rPr>
+    </w:lvl>
+    <w:lvl w:ilvl="3" w:tentative="1">
+      <w:start w:val="1"/>
+      <w:numFmt w:val="bullet"/>
+      <w:lvlText w:val=""/>
+      <w:lvlJc w:val="left"/>
+      <w:pPr>
+        <w:tabs>
+          <w:tab w:val="num" w:pos="2880"/>
+        </w:tabs>
+        <w:ind w:left="2880" w:hanging="360"/>
+      </w:pPr>
+      <w:rPr>
+        <w:rFonts w:ascii="Wingdings" w:hAnsi="Wingdings" w:hint="default"/>
+        <w:sz w:val="20"/>
+      </w:rPr>
+    </w:lvl>
+    <w:lvl w:ilvl="4" w:tentative="1">
+      <w:start w:val="1"/>
+      <w:numFmt w:val="bullet"/>
+      <w:lvlText w:val=""/>
+      <w:lvlJc w:val="left"/>
+      <w:pPr>
+        <w:tabs>
+          <w:tab w:val="num" w:pos="3600"/>
+        </w:tabs>
+        <w:ind w:left="3600" w:hanging="360"/>
+      </w:pPr>
+      <w:rPr>
+        <w:rFonts w:ascii="Wingdings" w:hAnsi="Wingdings" w:hint="default"/>
+        <w:sz w:val="20"/>
+      </w:rPr>
+    </w:lvl>
+    <w:lvl w:ilvl="5" w:tentative="1">
+      <w:start w:val="1"/>
+      <w:numFmt w:val="bullet"/>
+      <w:lvlText w:val=""/>
+      <w:lvlJc w:val="left"/>
+      <w:pPr>
+        <w:tabs>
+          <w:tab w:val="num" w:pos="4320"/>
+        </w:tabs>
+        <w:ind w:left="4320" w:hanging="360"/>
+      </w:pPr>
+      <w:rPr>
+        <w:rFonts w:ascii="Wingdings" w:hAnsi="Wingdings" w:hint="default"/>
+        <w:sz w:val="20"/>
+      </w:rPr>
+    </w:lvl>
+    <w:lvl w:ilvl="6" w:tentative="1">
+      <w:start w:val="1"/>
+      <w:numFmt w:val="bullet"/>
+      <w:lvlText w:val=""/>
+      <w:lvlJc w:val="left"/>
+      <w:pPr>
+        <w:tabs>
+          <w:tab w:val="num" w:pos="5040"/>
+        </w:tabs>
+        <w:ind w:left="5040" w:hanging="360"/>
+      </w:pPr>
+      <w:rPr>
+        <w:rFonts w:ascii="Wingdings" w:hAnsi="Wingdings" w:hint="default"/>
+        <w:sz w:val="20"/>
+      </w:rPr>
+    </w:lvl>
+    <w:lvl w:ilvl="7" w:tentative="1">
+      <w:start w:val="1"/>
+      <w:numFmt w:val="bullet"/>
+      <w:lvlText w:val=""/>
+      <w:lvlJc w:val="left"/>
+      <w:pPr>
+        <w:tabs>
+          <w:tab w:val="num" w:pos="5760"/>
+        </w:tabs>
+        <w:ind w:left="5760" w:hanging="360"/>
+      </w:pPr>
+      <w:rPr>
+        <w:rFonts w:ascii="Wingdings" w:hAnsi="Wingdings" w:hint="default"/>
+        <w:sz w:val="20"/>
+      </w:rPr>
+    </w:lvl>
+    <w:lvl w:ilvl="8" w:tentative="1">
+      <w:start w:val="1"/>
+      <w:numFmt w:val="bullet"/>
+      <w:lvlText w:val=""/>
+      <w:lvlJc w:val="left"/>
+      <w:pPr>
+        <w:tabs>
+          <w:tab w:val="num" w:pos="6480"/>
+        </w:tabs>
+        <w:ind w:left="6480" w:hanging="360"/>
+      </w:pPr>
+      <w:rPr>
+        <w:rFonts w:ascii="Wingdings" w:hAnsi="Wingdings" w:hint="default"/>
+        <w:sz w:val="20"/>
+      </w:rPr>
+    </w:lvl>
+  </w:abstractNum>
+  <w:abstractNum w:abstractNumId="17" w15:restartNumberingAfterBreak="0">
+    <w:nsid w:val="71E667CF"/>
+    <w:multiLevelType w:val="multilevel"/>
+    <w:tmpl w:val="9EF0DFBA"/>
+    <w:lvl w:ilvl="0">
+      <w:start w:val="1"/>
+      <w:numFmt w:val="bullet"/>
+      <w:lvlText w:val=""/>
+      <w:lvlJc w:val="left"/>
+      <w:pPr>
+        <w:tabs>
+          <w:tab w:val="num" w:pos="720"/>
+        </w:tabs>
+        <w:ind w:left="720" w:hanging="360"/>
+      </w:pPr>
+      <w:rPr>
+        <w:rFonts w:ascii="Symbol" w:hAnsi="Symbol" w:hint="default"/>
+        <w:sz w:val="20"/>
+      </w:rPr>
+    </w:lvl>
+    <w:lvl w:ilvl="1" w:tentative="1">
+      <w:start w:val="1"/>
+      <w:numFmt w:val="bullet"/>
+      <w:lvlText w:val="o"/>
+      <w:lvlJc w:val="left"/>
+      <w:pPr>
+        <w:tabs>
+          <w:tab w:val="num" w:pos="1440"/>
+        </w:tabs>
+        <w:ind w:left="1440" w:hanging="360"/>
+      </w:pPr>
+      <w:rPr>
+        <w:rFonts w:ascii="Courier New" w:hAnsi="Courier New" w:hint="default"/>
+        <w:sz w:val="20"/>
+      </w:rPr>
+    </w:lvl>
+    <w:lvl w:ilvl="2" w:tentative="1">
+      <w:start w:val="1"/>
+      <w:numFmt w:val="bullet"/>
+      <w:lvlText w:val=""/>
+      <w:lvlJc w:val="left"/>
+      <w:pPr>
+        <w:tabs>
+          <w:tab w:val="num" w:pos="2160"/>
+        </w:tabs>
+        <w:ind w:left="2160" w:hanging="360"/>
+      </w:pPr>
+      <w:rPr>
+        <w:rFonts w:ascii="Wingdings" w:hAnsi="Wingdings" w:hint="default"/>
+        <w:sz w:val="20"/>
+      </w:rPr>
+    </w:lvl>
+    <w:lvl w:ilvl="3" w:tentative="1">
+      <w:start w:val="1"/>
+      <w:numFmt w:val="bullet"/>
+      <w:lvlText w:val=""/>
+      <w:lvlJc w:val="left"/>
+      <w:pPr>
+        <w:tabs>
+          <w:tab w:val="num" w:pos="2880"/>
+        </w:tabs>
+        <w:ind w:left="2880" w:hanging="360"/>
+      </w:pPr>
+      <w:rPr>
+        <w:rFonts w:ascii="Wingdings" w:hAnsi="Wingdings" w:hint="default"/>
+        <w:sz w:val="20"/>
+      </w:rPr>
+    </w:lvl>
+    <w:lvl w:ilvl="4" w:tentative="1">
+      <w:start w:val="1"/>
+      <w:numFmt w:val="bullet"/>
+      <w:lvlText w:val=""/>
+      <w:lvlJc w:val="left"/>
+      <w:pPr>
+        <w:tabs>
+          <w:tab w:val="num" w:pos="3600"/>
+        </w:tabs>
+        <w:ind w:left="3600" w:hanging="360"/>
+      </w:pPr>
+      <w:rPr>
+        <w:rFonts w:ascii="Wingdings" w:hAnsi="Wingdings" w:hint="default"/>
+        <w:sz w:val="20"/>
+      </w:rPr>
+    </w:lvl>
+    <w:lvl w:ilvl="5" w:tentative="1">
+      <w:start w:val="1"/>
+      <w:numFmt w:val="bullet"/>
+      <w:lvlText w:val=""/>
+      <w:lvlJc w:val="left"/>
+      <w:pPr>
+        <w:tabs>
+          <w:tab w:val="num" w:pos="4320"/>
+        </w:tabs>
+        <w:ind w:left="4320" w:hanging="360"/>
+      </w:pPr>
+      <w:rPr>
+        <w:rFonts w:ascii="Wingdings" w:hAnsi="Wingdings" w:hint="default"/>
+        <w:sz w:val="20"/>
+      </w:rPr>
+    </w:lvl>
+    <w:lvl w:ilvl="6" w:tentative="1">
+      <w:start w:val="1"/>
+      <w:numFmt w:val="bullet"/>
+      <w:lvlText w:val=""/>
+      <w:lvlJc w:val="left"/>
+      <w:pPr>
+        <w:tabs>
+          <w:tab w:val="num" w:pos="5040"/>
+        </w:tabs>
+        <w:ind w:left="5040" w:hanging="360"/>
+      </w:pPr>
+      <w:rPr>
+        <w:rFonts w:ascii="Wingdings" w:hAnsi="Wingdings" w:hint="default"/>
+        <w:sz w:val="20"/>
+      </w:rPr>
+    </w:lvl>
+    <w:lvl w:ilvl="7" w:tentative="1">
+      <w:start w:val="1"/>
+      <w:numFmt w:val="bullet"/>
+      <w:lvlText w:val=""/>
+      <w:lvlJc w:val="left"/>
+      <w:pPr>
+        <w:tabs>
+          <w:tab w:val="num" w:pos="5760"/>
+        </w:tabs>
+        <w:ind w:left="5760" w:hanging="360"/>
+      </w:pPr>
+      <w:rPr>
+        <w:rFonts w:ascii="Wingdings" w:hAnsi="Wingdings" w:hint="default"/>
+        <w:sz w:val="20"/>
+      </w:rPr>
+    </w:lvl>
+    <w:lvl w:ilvl="8" w:tentative="1">
+      <w:start w:val="1"/>
+      <w:numFmt w:val="bullet"/>
+      <w:lvlText w:val=""/>
+      <w:lvlJc w:val="left"/>
+      <w:pPr>
+        <w:tabs>
+          <w:tab w:val="num" w:pos="6480"/>
+        </w:tabs>
+        <w:ind w:left="6480" w:hanging="360"/>
+      </w:pPr>
+      <w:rPr>
+        <w:rFonts w:ascii="Wingdings" w:hAnsi="Wingdings" w:hint="default"/>
+        <w:sz w:val="20"/>
+      </w:rPr>
+    </w:lvl>
+  </w:abstractNum>
   <w:num w:numId="1" w16cid:durableId="1318338345">
+    <w:abstractNumId w:val="10"/>
+  </w:num>
+  <w:num w:numId="2" w16cid:durableId="1264730038">
+    <w:abstractNumId w:val="14"/>
+  </w:num>
+  <w:num w:numId="3" w16cid:durableId="819224278">
+    <w:abstractNumId w:val="5"/>
+  </w:num>
+  <w:num w:numId="4" w16cid:durableId="919827143">
+    <w:abstractNumId w:val="11"/>
+  </w:num>
+  <w:num w:numId="5" w16cid:durableId="1222910171">
+    <w:abstractNumId w:val="8"/>
+  </w:num>
+  <w:num w:numId="6" w16cid:durableId="474222092">
+    <w:abstractNumId w:val="7"/>
+  </w:num>
+  <w:num w:numId="7" w16cid:durableId="1562446066">
+    <w:abstractNumId w:val="2"/>
+  </w:num>
+  <w:num w:numId="8" w16cid:durableId="1627077586">
+    <w:abstractNumId w:val="12"/>
+  </w:num>
+  <w:num w:numId="9" w16cid:durableId="1227838788">
+    <w:abstractNumId w:val="9"/>
+  </w:num>
+  <w:num w:numId="10" w16cid:durableId="915434322">
+    <w:abstractNumId w:val="4"/>
+  </w:num>
+  <w:num w:numId="11" w16cid:durableId="1082873327">
+    <w:abstractNumId w:val="17"/>
+  </w:num>
+  <w:num w:numId="12" w16cid:durableId="2066758907">
+    <w:abstractNumId w:val="16"/>
+  </w:num>
+  <w:num w:numId="13" w16cid:durableId="2066759251">
+    <w:abstractNumId w:val="0"/>
+  </w:num>
+  <w:num w:numId="14" w16cid:durableId="970985600">
+    <w:abstractNumId w:val="6"/>
+  </w:num>
+  <w:num w:numId="15" w16cid:durableId="76100590">
     <w:abstractNumId w:val="1"/>
   </w:num>
-  <w:num w:numId="2" w16cid:durableId="1264730038">
+  <w:num w:numId="16" w16cid:durableId="1317219456">
+    <w:abstractNumId w:val="13"/>
+  </w:num>
+  <w:num w:numId="17" w16cid:durableId="243616063">
+    <w:abstractNumId w:val="15"/>
+  </w:num>
+  <w:num w:numId="18" w16cid:durableId="1086534854">
     <w:abstractNumId w:val="3"/>
-  </w:num>
-  <w:num w:numId="3" w16cid:durableId="819224278">
-    <w:abstractNumId w:val="0"/>
-  </w:num>
-  <w:num w:numId="4" w16cid:durableId="919827143">
-    <w:abstractNumId w:val="2"/>
   </w:num>
 </w:numbering>
 </file>
@@ -3644,7 +10890,13 @@
   <w:style w:type="paragraph" w:default="1" w:styleId="Normal">
     <w:name w:val="Normal"/>
     <w:qFormat/>
-    <w:rsid w:val="00E56371"/>
+    <w:rsid w:val="00BA41C0"/>
+    <w:rPr>
+      <w:rFonts w:ascii="Times New Roman" w:eastAsia="Times New Roman" w:hAnsi="Times New Roman" w:cs="Times New Roman"/>
+      <w:kern w:val="0"/>
+      <w:lang w:eastAsia="en-GB"/>
+      <w14:ligatures w14:val="none"/>
+    </w:rPr>
   </w:style>
   <w:style w:type="paragraph" w:styleId="Heading1">
     <w:name w:val="heading 1"/>
@@ -3695,7 +10947,6 @@
     <w:next w:val="Normal"/>
     <w:link w:val="Heading3Char"/>
     <w:uiPriority w:val="9"/>
-    <w:semiHidden/>
     <w:unhideWhenUsed/>
     <w:qFormat/>
     <w:rsid w:val="00E56371"/>
@@ -3900,7 +11151,6 @@
     <w:basedOn w:val="DefaultParagraphFont"/>
     <w:link w:val="Heading3"/>
     <w:uiPriority w:val="9"/>
-    <w:semiHidden/>
     <w:rsid w:val="00E56371"/>
     <w:rPr>
       <w:rFonts w:eastAsiaTheme="majorEastAsia" w:cstheme="majorBidi"/>
@@ -4168,12 +11418,6 @@
     <w:pPr>
       <w:spacing w:before="100" w:beforeAutospacing="1" w:after="100" w:afterAutospacing="1"/>
     </w:pPr>
-    <w:rPr>
-      <w:rFonts w:ascii="Times New Roman" w:eastAsia="Times New Roman" w:hAnsi="Times New Roman" w:cs="Times New Roman"/>
-      <w:kern w:val="0"/>
-      <w:lang w:eastAsia="en-GB"/>
-      <w14:ligatures w14:val="none"/>
-    </w:rPr>
   </w:style>
   <w:style w:type="character" w:styleId="Strong">
     <w:name w:val="Strong"/>
@@ -4193,12 +11437,6 @@
     <w:pPr>
       <w:spacing w:before="100" w:beforeAutospacing="1" w:after="100" w:afterAutospacing="1"/>
     </w:pPr>
-    <w:rPr>
-      <w:rFonts w:ascii="Times New Roman" w:eastAsia="Times New Roman" w:hAnsi="Times New Roman" w:cs="Times New Roman"/>
-      <w:kern w:val="0"/>
-      <w:lang w:eastAsia="en-GB"/>
-      <w14:ligatures w14:val="none"/>
-    </w:rPr>
   </w:style>
   <w:style w:type="character" w:styleId="HTMLCode">
     <w:name w:val="HTML Code"/>
@@ -4211,6 +11449,17 @@
       <w:rFonts w:ascii="Courier New" w:eastAsia="Times New Roman" w:hAnsi="Courier New" w:cs="Courier New"/>
       <w:sz w:val="20"/>
       <w:szCs w:val="20"/>
+    </w:rPr>
+  </w:style>
+  <w:style w:type="character" w:styleId="Emphasis">
+    <w:name w:val="Emphasis"/>
+    <w:basedOn w:val="DefaultParagraphFont"/>
+    <w:uiPriority w:val="20"/>
+    <w:qFormat/>
+    <w:rsid w:val="00BA41C0"/>
+    <w:rPr>
+      <w:i/>
+      <w:iCs/>
     </w:rPr>
   </w:style>
 </w:styles>
